--- a/docs/report/Group10-report-DSA2111.docx
+++ b/docs/report/Group10-report-DSA2111.docx
@@ -105,7 +105,7 @@
           <w:i w:val="0"/>
           <w:sz w:val="18"/>
         </w:rPr>
-        <w:t>Online ratings drive restaurant revenue, yet owners usually discover a reputation problem only after their average rating has already fallen, and the aggregate score never says what to fix. Existing research predicts permanent business failure from rating sequences, and commercial review analytics report overall sentiment; both describe the past and stop at diagnosis. We present Radview, a cloud-native system that warns owners of an impending rating decline and tells them, with cited review evidence, which operational problem to address first. Radview streams the Yelp Open Dataset, labels every review's sentiment toward food, service, cleanliness, price and ambience with a DistilBERT model fine-tuned by weak supervision, tracks aspect-level complaint rates with robust control charts, and forecasts a statistically significant 0.3-star decline over the next three months with a calibrated PyTorch GRU over twelve-month feature sequences. Forecasts are explained twice, by SHAP and by a counterfactual intervention, and an agent built with LangGraph turns them into a ranked action plan whose every claim is checked by a mechanical five-axis verifier before an owner sees it. The system runs as Docker containers on Kubernetes behind a REST API and an owner dashboard. On 152,649 reviews of 397 Philadelphia restaurants (2016–2021), the aspect model reaches macro-F1 0.737 and complaint-F1 0.567 on human-labelled SemEval-2014 sentences, ahead of TF-IDF and lexicon baselines; all 265 claims in 53 real action plans pass verification while 100% of claims from an adversarial planner are rejected. On an out-of-time, COVID-era test period the GRU (AUROC 0.727) is the best learned multi-signal model, but a rating-trend logistic regression is marginally better (0.738), and complaint spikes do not anticipate declines at monthly granularity. We report these negative results and discuss why.</w:t>
+        <w:t>Online ratings drive restaurant revenue, yet owners usually discover a reputation problem only after their average rating has already fallen, and the aggregate score never says what to fix. Existing research predicts permanent business failure from rating sequences, and commercial review analytics report overall sentiment; both describe the past and stop at diagnosis. We present Radview, a cloud-native system that warns owners of an impending rating decline and tells them, with cited review evidence, which operational problem to address first. Radview streams the Yelp Open Dataset, labels every review's sentiment toward food, service, cleanliness, price and ambience with a DistilBERT model fine-tuned by weak supervision, tracks aspect-level complaint rates with robust control charts, and forecasts a statistically significant 0.3-star decline over the next three months with a calibrated PyTorch GRU over twelve-month feature sequences. Forecasts are explained twice, by SHAP and by a counterfactual intervention, and an agent built with LangGraph turns them into a ranked action plan whose every claim is checked by a mechanical five-axis verifier before an owner sees it. The system runs as Docker containers on Kubernetes behind a REST API and an owner dashboard. On 152,649 reviews of 397 Philadelphia restaurants (2016–2021), the aspect model reaches macro-F1 0.737 and complaint-F1 0.567 on human-labelled SemEval-2014 sentences, ahead of TF-IDF and lexicon baselines; all 265 claims in 53 real action plans pass verification while 100% of claims from an adversarial planner are rejected, and a free open model (Qwen 2.5 7B) acting as the agent gets only 69% of its claims verified. On an out-of-time, COVID-era test period the GRU (AUROC 0.727) is the best learned multi-signal model, but a rating-trend logistic regression is marginally better (0.738), and complaint spikes do not anticipate declines at monthly granularity. We report these negative results and discuss why.</w:t>
       </w:r>
     </w:p>
     <w:p>
@@ -521,7 +521,7 @@
           <w:b w:val="0"/>
           <w:i w:val="0"/>
         </w:rPr>
-        <w:t xml:space="preserve"> A LangGraph agent in which Claude chooses which analytics tools to call, with a deterministic planner as fallback and baseline; every claim is checked for citation, verbatim quotation, aspect relevance, numeric fidelity and substance, and an adversarial planner demonstrates that fabrications are rejected.</w:t>
+        <w:t xml:space="preserve"> A LangGraph agent in which an LLM — Claude, or a free open-weight model served on our own GPU — chooses which analytics tools to call, with a deterministic planner as fallback and baseline; every claim is checked for citation, verbatim quotation, aspect relevance, numeric fidelity and substance, and an adversarial planner demonstrates that fabrications are rejected.</w:t>
       </w:r>
     </w:p>
     <w:p>
@@ -3094,7 +3094,7 @@
       <w:r>
         <w:drawing>
           <wp:inline xmlns:a="http://schemas.openxmlformats.org/drawingml/2006/main" xmlns:pic="http://schemas.openxmlformats.org/drawingml/2006/picture">
-            <wp:extent cx="3154680" cy="1910732"/>
+            <wp:extent cx="3154680" cy="1912906"/>
             <wp:docPr id="2" name="Picture 2"/>
             <wp:cNvGraphicFramePr>
               <a:graphicFrameLocks noChangeAspect="1"/>
@@ -3115,7 +3115,7 @@
                   <pic:spPr>
                     <a:xfrm>
                       <a:off x="0" y="0"/>
-                      <a:ext cx="3154680" cy="1910732"/>
+                      <a:ext cx="3154680" cy="1912906"/>
                     </a:xfrm>
                     <a:prstGeom prst="rect"/>
                   </pic:spPr>
@@ -3145,7 +3145,7 @@
           <w:i w:val="0"/>
           <w:sz w:val="16"/>
         </w:rPr>
-        <w:t>M5 agent workflow. The Claude planner may redraft once when claims fail verification; unverified claims never reach the owner but are logged.</w:t>
+        <w:t>M5 agent workflow. An LLM planner (Claude or the open model) may redraft once when claims fail verification; unverified claims never reach the owner but are logged.</w:t>
       </w:r>
     </w:p>
     <w:p>
@@ -3159,7 +3159,7 @@
           <w:b w:val="0"/>
           <w:i w:val="0"/>
         </w:rPr>
-        <w:t xml:space="preserve">Two planners sit behind the </w:t>
+        <w:t xml:space="preserve">Three planners sit behind the </w:t>
       </w:r>
       <w:r>
         <w:rPr>
@@ -3188,6 +3188,20 @@
           <w:i w:val="0"/>
         </w:rPr>
         <w:t xml:space="preserve"> receives the pre-ranked priorities and the tool definitions and runs its own tool-calling loop — for instance fetching evidence for an aspect the analytics did not rank first — then submits the plan through a strict JSON-schema tool; every evidence ID it sees is recorded. The </w:t>
+      </w:r>
+      <w:r>
+        <w:rPr>
+          <w:b/>
+          <w:i w:val="0"/>
+        </w:rPr>
+        <w:t>open-model planner</w:t>
+      </w:r>
+      <w:r>
+        <w:rPr>
+          <w:b w:val="0"/>
+          <w:i w:val="0"/>
+        </w:rPr>
+        <w:t xml:space="preserve"> runs the same prompt, tools and loop against a free open-weight model (Qwen 2.5 7B) served by Ollama through an OpenAI-compatible API, so it needs no API key, has no per-token cost and keeps reviews on the group's own server; it repairs only output-format slips (e.g. tool arguments sent as strings) and, when greedy decoding falls into a repetition loop that the server aborts, retries that turn once at temperature 0.4. The </w:t>
       </w:r>
       <w:r>
         <w:rPr>
@@ -3733,7 +3747,7 @@
                 <w:i w:val="0"/>
                 <w:sz w:val="15"/>
               </w:rPr>
-              <w:t>LangGraph, Anthropic SDK (Claude)</w:t>
+              <w:t>LangGraph, Anthropic SDK (Claude), Ollama (Qwen 2.5 7B)</w:t>
             </w:r>
           </w:p>
         </w:tc>
@@ -6929,7 +6943,7 @@
                 <w:i w:val="0"/>
                 <w:sz w:val="14"/>
               </w:rPr>
-              <w:t>rule-based</w:t>
+              <w:t>Rule-based</w:t>
             </w:r>
           </w:p>
         </w:tc>
@@ -7071,6 +7085,160 @@
         <w:tc>
           <w:tcPr>
             <w:tcW w:type="dxa" w:w="1037"/>
+          </w:tcPr>
+          <w:p>
+            <w:pPr>
+              <w:keepNext/>
+              <w:jc w:val="left"/>
+            </w:pPr>
+            <w:r>
+              <w:rPr>
+                <w:b w:val="0"/>
+                <w:i w:val="0"/>
+                <w:sz w:val="14"/>
+              </w:rPr>
+              <w:t>Qwen 2.5 7B</w:t>
+            </w:r>
+          </w:p>
+        </w:tc>
+        <w:tc>
+          <w:tcPr>
+            <w:tcW w:type="dxa" w:w="806"/>
+          </w:tcPr>
+          <w:p>
+            <w:pPr>
+              <w:keepNext/>
+              <w:jc w:val="center"/>
+            </w:pPr>
+            <w:r>
+              <w:rPr>
+                <w:b w:val="0"/>
+                <w:i w:val="0"/>
+                <w:sz w:val="14"/>
+              </w:rPr>
+              <w:t>69%</w:t>
+            </w:r>
+          </w:p>
+        </w:tc>
+        <w:tc>
+          <w:tcPr>
+            <w:tcW w:type="dxa" w:w="634"/>
+          </w:tcPr>
+          <w:p>
+            <w:pPr>
+              <w:keepNext/>
+              <w:jc w:val="center"/>
+            </w:pPr>
+            <w:r>
+              <w:rPr>
+                <w:b w:val="0"/>
+                <w:i w:val="0"/>
+                <w:sz w:val="14"/>
+              </w:rPr>
+              <w:t>48</w:t>
+            </w:r>
+          </w:p>
+        </w:tc>
+        <w:tc>
+          <w:tcPr>
+            <w:tcW w:type="dxa" w:w="490"/>
+          </w:tcPr>
+          <w:p>
+            <w:pPr>
+              <w:keepNext/>
+              <w:jc w:val="center"/>
+            </w:pPr>
+            <w:r>
+              <w:rPr>
+                <w:b w:val="0"/>
+                <w:i w:val="0"/>
+                <w:sz w:val="14"/>
+              </w:rPr>
+              <w:t>8</w:t>
+            </w:r>
+          </w:p>
+        </w:tc>
+        <w:tc>
+          <w:tcPr>
+            <w:tcW w:type="dxa" w:w="490"/>
+          </w:tcPr>
+          <w:p>
+            <w:pPr>
+              <w:keepNext/>
+              <w:jc w:val="center"/>
+            </w:pPr>
+            <w:r>
+              <w:rPr>
+                <w:b w:val="0"/>
+                <w:i w:val="0"/>
+                <w:sz w:val="14"/>
+              </w:rPr>
+              <w:t>8</w:t>
+            </w:r>
+          </w:p>
+        </w:tc>
+        <w:tc>
+          <w:tcPr>
+            <w:tcW w:type="dxa" w:w="490"/>
+          </w:tcPr>
+          <w:p>
+            <w:pPr>
+              <w:keepNext/>
+              <w:jc w:val="center"/>
+            </w:pPr>
+            <w:r>
+              <w:rPr>
+                <w:b w:val="0"/>
+                <w:i w:val="0"/>
+                <w:sz w:val="14"/>
+              </w:rPr>
+              <w:t>0</w:t>
+            </w:r>
+          </w:p>
+        </w:tc>
+        <w:tc>
+          <w:tcPr>
+            <w:tcW w:type="dxa" w:w="490"/>
+          </w:tcPr>
+          <w:p>
+            <w:pPr>
+              <w:keepNext/>
+              <w:jc w:val="center"/>
+            </w:pPr>
+            <w:r>
+              <w:rPr>
+                <w:b w:val="0"/>
+                <w:i w:val="0"/>
+                <w:sz w:val="14"/>
+              </w:rPr>
+              <w:t>1</w:t>
+            </w:r>
+          </w:p>
+        </w:tc>
+        <w:tc>
+          <w:tcPr>
+            <w:tcW w:type="dxa" w:w="461"/>
+          </w:tcPr>
+          <w:p>
+            <w:pPr>
+              <w:keepNext/>
+              <w:jc w:val="center"/>
+            </w:pPr>
+            <w:r>
+              <w:rPr>
+                <w:b w:val="0"/>
+                <w:i w:val="0"/>
+                <w:sz w:val="14"/>
+              </w:rPr>
+              <w:t>6</w:t>
+            </w:r>
+          </w:p>
+        </w:tc>
+      </w:tr>
+      <w:tr>
+        <w:tc>
+          <w:tcPr>
+            <w:tcW w:type="dxa" w:w="1037"/>
             <w:tcBorders>
               <w:bottom w:val="single" w:sz="8" w:color="000000"/>
             </w:tcBorders>
@@ -7086,7 +7254,7 @@
                 <w:i w:val="0"/>
                 <w:sz w:val="14"/>
               </w:rPr>
-              <w:t>adversarial</w:t>
+              <w:t>Adversarial</w:t>
             </w:r>
           </w:p>
         </w:tc>
@@ -7256,7 +7424,7 @@
           <w:i/>
           <w:sz w:val="14"/>
         </w:rPr>
-        <w:t>Last five columns: claims rejected on each verifier axis (a claim can fail several). The Claude planner could not be run: no API key was available.</w:t>
+        <w:t>Last five columns: claims rejected on each verifier axis (a claim can fail several). Qwen 2.5 7B ran through Ollama on one NVIDIA T4 GPU (AWS g4dn.xlarge via NUS RONIN). The Claude planner could not be run: no API key was available.</w:t>
       </w:r>
     </w:p>
     <w:p>
@@ -7275,19 +7443,7 @@
           <w:b w:val="0"/>
           <w:i w:val="0"/>
         </w:rPr>
-        <w:t>Across all 53 at-risk restaurants, the rule-based planner produced 265 claims and all of them passed the verifier, with a median latency of 0.27 s per plan. This is expected by construction — the planner only restates tool outputs — so the verifier's value is shown by the adversarial planner (Table VIII): every one of its 160 fabricated claims was rejected, and every axis fired, from invented review IDs (citation) to quoted praise passed off as complaints (relevance). Inspecting real plans exposed two issues we then fixed: rates such as "33% of reviews" can mean one of three reviews in the sparse late-2021 data, so plans now state counts and add a small-sample caveat below ten reviews; and generic keywords led some actions to default to generic advice. The Claude planner is fully implemented and its fallback is tested, but measuring its groundedness, latency and cost requires an API key that was not available.</w:t>
-      </w:r>
-    </w:p>
-    <w:p>
-      <w:pPr>
-        <w:keepNext/>
-        <w:spacing w:before="100" w:after="40"/>
-      </w:pPr>
-      <w:r>
-        <w:rPr>
-          <w:i/>
-        </w:rPr>
-        <w:t>H. Comparison with Existing Methods and System Performance</w:t>
+        <w:t>Across all 53 at-risk restaurants, the rule-based planner produced 265 claims and all of them passed the verifier, with a median latency of 0.27 s per plan. This is expected by construction — the planner only restates tool outputs — so the verifier's value is shown by the adversarial planner (Table VIII): every one of its 160 fabricated claims was rejected, and every axis fired, from invented review IDs (citation) to quoted praise passed off as complaints (relevance). Inspecting real plans exposed two issues we then fixed: rates such as "33% of reviews" can mean one of three reviews in the sparse late-2021 data, so plans now state counts and add a small-sample caveat below ten reviews; and generic keywords led some actions to default to generic advice.</w:t>
       </w:r>
     </w:p>
     <w:p>
@@ -7301,7 +7457,33 @@
           <w:b w:val="0"/>
           <w:i w:val="0"/>
         </w:rPr>
-        <w:t>Direct numerical comparison with [4] and [5] would be misleading: both predict permanent closure, an outcome with a much stronger and longer-lasting signal than a three-month rating decline, and [5] uses a random rather than chronological split, which can inflate results through temporal leakage [22]. Qualitatively, Radview adds what both papers leave as future work — aspect-level causes and recommendations — at the cost of a harder, noisier target, and our AUROC of 0.73–0.74 on that target is consistent with the gap between the tasks. Operationally, fine-tuning DistilBERT took 54 minutes and scoring all 152,649 reviews 52 minutes on CPU; training and evaluating all seven forecasters takes under two minutes; a plan takes a quarter of a second. The test-gated Docker image is 3.6 GB, and the full stack ran on Docker Desktop's single-node Kubernetes cluster once resource requests were sized to its 6.8 GiB of allocatable memory; the 23-test suite passes against the real outputs.</w:t>
+        <w:t>The open-model planner shows why the verifier is needed. Qwen 2.5 7B behaved as an agent — beyond the fixed analytics calls it chose 4.4 further tool calls per plan, mostly to fetch more review evidence or compare peers — but only 33 of its 48 final claims (68.8%) passed verification. Of the 20 plans, 12 were fully grounded and 8 needed a redraft after verifier feedback, but 4 ended with no verified claim. The rejected claims were mainly paraphrases presented as quotations (8), metric claims with no checkable figure (6; e.g. "Our cleanliness score is currently at the market median.") and citations of reviews that were never retrieved, including invented identifiers such as "r123"; one stated a statistic the tools never returned ("Our food quality is below the market median, with a 24.8% lower complaint rate compared to peers."). Owners therefore saw 11 action items backed by a verified quotation, against 24 from the rule-based planner. A plan took a median of 14.5 s and about 5,980 tokens on one T4 GPU, at no per-token cost, and its actions were largely adapted from the playbook. On this evidence a 7-billion-parameter open model adds investigative flexibility but not more specific advice, and is only safe to show owners behind the verifier; the Claude planner is implemented and tested but could not be measured without an API key.</w:t>
+      </w:r>
+    </w:p>
+    <w:p>
+      <w:pPr>
+        <w:keepNext/>
+        <w:spacing w:before="100" w:after="40"/>
+      </w:pPr>
+      <w:r>
+        <w:rPr>
+          <w:i/>
+        </w:rPr>
+        <w:t>H. Comparison with Existing Methods and System Performance</w:t>
+      </w:r>
+    </w:p>
+    <w:p>
+      <w:pPr>
+        <w:spacing w:after="0"/>
+        <w:ind w:firstLine="245"/>
+        <w:jc w:val="both"/>
+      </w:pPr>
+      <w:r>
+        <w:rPr>
+          <w:b w:val="0"/>
+          <w:i w:val="0"/>
+        </w:rPr>
+        <w:t>Direct numerical comparison with [4] and [5] would be misleading: both predict permanent closure, an outcome with a much stronger and longer-lasting signal than a three-month rating decline, and [5] uses a random rather than chronological split, which can inflate results through temporal leakage [22]. Qualitatively, Radview adds what both papers leave as future work — aspect-level causes and recommendations — at the cost of a harder, noisier target, and our AUROC of 0.73–0.74 on that target is consistent with the gap between the tasks. Operationally, fine-tuning DistilBERT took 54 minutes and scoring all 152,649 reviews 52 minutes on CPU; training and evaluating all seven forecasters takes under two minutes; a rule-based plan takes a quarter of a second and an open-model plan about 15 s on a T4 GPU. The test-gated Docker image is 3.6 GB, and the full stack ran on Docker Desktop's single-node Kubernetes cluster once resource requests were sized to its 6.8 GiB of allocatable memory; the 23-test suite passes against the real outputs.</w:t>
       </w:r>
     </w:p>
     <w:p>
@@ -7329,7 +7511,7 @@
           <w:b w:val="0"/>
           <w:i w:val="0"/>
         </w:rPr>
-        <w:t>Radview is an end-to-end, containerised system that turns raw restaurant reviews into aspect-level complaint signals, a calibrated decline forecast with two independent explanations, and a ranked action plan in which every claim is mechanically verified. On real Yelp data its fine-tuned DistilBERT is the most accurate aspect model on human-labelled SemEval sentences, especially for detecting complaints; its agent produced 53 fully grounded plans while rejecting every fabricated claim; and its GRU is the best multi-signal forecaster. Our main contributions are the aspect-to-action pipeline evaluated on real data, the five-axis verifier with an adversarial test, and a reproducible cloud-native deployment.</w:t>
+        <w:t>Radview is an end-to-end, containerised system that turns raw restaurant reviews into aspect-level complaint signals, a calibrated decline forecast with two independent explanations, and a ranked action plan in which every claim is mechanically verified. On real Yelp data its fine-tuned DistilBERT is the most accurate aspect model on human-labelled SemEval sentences, especially for detecting complaints; its agent produced 53 fully grounded plans while rejecting every fabricated claim, and kept a free open model's unsupported claims (31% of its drafts) away from owners; and its GRU is the best multi-signal forecaster. Our main contributions are the aspect-to-action pipeline evaluated on real data, the five-axis verifier with an adversarial test, and a reproducible cloud-native deployment.</w:t>
       </w:r>
     </w:p>
     <w:p>
@@ -7343,7 +7525,7 @@
           <w:b w:val="0"/>
           <w:i w:val="0"/>
         </w:rPr>
-        <w:t>The evaluation also contradicted two of our expectations, and we consider reporting this part of the contribution: a rating-trend logistic regression forecasts decline marginally better than any model that uses aspect signals, and complaint spikes do not anticipate declines at monthly granularity. Open limitations are the COVID-era test window; weak labels and an evaluation set without a cleanliness category; low review volumes that make individual rates noisy; attributions and star costs that are associational rather than causal; a verifier that checks traceability, not truth; and an LLM planner that still has to be measured. Future work: re-test on a pre-pandemic window; redefine the spike target as lasting damage relative to the pre-spike baseline; hand-label the exported 300-review Yelp sample; extend to several cities; evaluate the Claude planner and collect owner usefulness ratings, which the dashboard already records.</w:t>
+        <w:t>The evaluation also contradicted two of our expectations, and we consider reporting this part of the contribution: a rating-trend logistic regression forecasts decline marginally better than any model that uses aspect signals, and complaint spikes do not anticipate declines at monthly granularity. Open limitations are the COVID-era test window; weak labels and an evaluation set without a cleanliness category; low review volumes that make individual rates noisy; attributions and star costs that are associational rather than causal; a verifier that checks traceability, not truth; and a small open LLM planner whose claims pass verification only 69% of the time. Future work: re-test on a pre-pandemic window; redefine the spike target as lasting damage relative to the pre-spike baseline; hand-label the exported 300-review Yelp sample; extend to several cities; compare a frontier LLM planner such as Claude with the open model, and collect owner usefulness ratings, which the dashboard already records.</w:t>
       </w:r>
     </w:p>
     <w:p>

--- a/docs/report/Group10-report-DSA2111.docx
+++ b/docs/report/Group10-report-DSA2111.docx
@@ -105,7 +105,7 @@
           <w:i w:val="0"/>
           <w:sz w:val="18"/>
         </w:rPr>
-        <w:t>Online ratings drive restaurant revenue, yet owners usually discover a reputation problem only after their average rating has already fallen, and the aggregate score never says what to fix. Existing research predicts permanent business failure from rating sequences, and commercial review analytics report overall sentiment; both describe the past and stop at diagnosis. We present Radview, a cloud-native system that warns owners of an impending rating decline and tells them, with cited review evidence, which operational problem to address first. Radview streams the Yelp Open Dataset, labels every review's sentiment toward food, service, cleanliness, price and ambience with a DistilBERT model fine-tuned by weak supervision, tracks aspect-level complaint rates with robust control charts, and forecasts a statistically significant 0.3-star decline over the next three months with a calibrated PyTorch GRU over twelve-month feature sequences. Forecasts are explained twice, by SHAP and by a counterfactual intervention, and an agent built with LangGraph turns them into a ranked action plan whose every claim is checked by a mechanical five-axis verifier before an owner sees it. The system runs as Docker containers on Kubernetes behind a REST API and an owner dashboard. On 152,649 reviews of 397 Philadelphia restaurants (2016–2021), the aspect model reaches macro-F1 0.737 and complaint-F1 0.567 on human-labelled SemEval-2014 sentences, ahead of TF-IDF and lexicon baselines; all 265 claims in 53 real action plans pass verification while 100% of claims from an adversarial planner are rejected, and a free open model (Qwen 2.5 7B) acting as the agent gets only 69% of its claims verified. On an out-of-time, COVID-era test period the GRU (AUROC 0.727) is the best learned multi-signal model, but a rating-trend logistic regression is marginally better (0.738), and complaint spikes do not anticipate declines at monthly granularity. We report these negative results and discuss why.</w:t>
+        <w:t>Online ratings drive restaurant revenue, yet owners usually discover a reputation problem only after their average rating has already fallen, and the aggregate score never says what to fix. Existing research predicts permanent business failure from rating sequences, and commercial review analytics report overall sentiment; both describe the past and stop at diagnosis. We present Radview, a cloud-native system that warns owners of an impending rating decline and tells them, with cited review evidence, which operational problem to address first. Radview streams the Yelp Open Dataset, labels every review's sentiment toward food, service, cleanliness, price and ambience with a DistilBERT model fine-tuned by weak supervision, tracks aspect-level complaint rates with robust control charts, and forecasts a statistically significant 0.3-star decline over the next three months with a calibrated PyTorch GRU over twelve-month feature sequences. Forecasts are explained twice, by SHAP and by a counterfactual intervention, and an agent built with LangGraph turns them into a ranked action plan whose every claim is checked by a mechanical five-axis verifier before an owner sees it. The system runs as Docker containers on Kubernetes in AWS behind a REST API and an owner dashboard. On 152,649 reviews of 397 Philadelphia restaurants (2016–2021), the aspect model reaches macro-F1 0.737 and complaint-F1 0.567 on human-labelled SemEval-2014 sentences, ahead of TF-IDF and lexicon baselines; all 265 claims in 53 real action plans pass verification while 100% of claims from an adversarial planner are rejected, and a free open model (Qwen 2.5 7B) acting as the agent gets only 69% of its claims verified. On an out-of-time, COVID-era test period the GRU (AUROC 0.727) is the best learned multi-signal model, but a rating-trend logistic regression is marginally better (0.738), and complaint spikes do not anticipate declines at monthly granularity. We report these negative results and discuss why.</w:t>
       </w:r>
     </w:p>
     <w:p>
@@ -494,7 +494,7 @@
           <w:b w:val="0"/>
           <w:i w:val="0"/>
         </w:rPr>
-        <w:t xml:space="preserve"> Weakly supervised aspect-level sentiment from review text (not from the star rating) feeds complaint monitoring, a calibrated decline forecaster with two independent explanations, and an action planner — evaluated on 152,649 real Yelp reviews and on human-labelled SemEval-2014 sentences.</w:t>
+        <w:t xml:space="preserve"> Weakly supervised aspect-level sentiment read from review text (the star rating only fills in polarity for opinion-less sentences in the training labels) feeds complaint monitoring, a calibrated decline forecaster with two independent explanations, and an action planner — evaluated on 152,649 real Yelp reviews and on human-labelled SemEval-2014 sentences.</w:t>
       </w:r>
     </w:p>
     <w:p>
@@ -3395,7 +3395,7 @@
           <w:b w:val="0"/>
           <w:i w:val="0"/>
         </w:rPr>
-        <w:t xml:space="preserve"> — and every chart has a table view and light and dark palettes. One CPU-only Docker image serves all three roles; its build includes a test stage, so an image cannot be produced from code that fails its tests. Kubernetes manifests define a namespace, a persistent volume claim, a training Job, a weekly re-scoring CronJob and health-checked Deployments for the API and the dashboard (two replicas). Table III lists the main frameworks.</w:t>
+        <w:t xml:space="preserve"> — and every chart has a table view and light and dark palettes. One CPU-only Docker image serves all three roles; its build includes a test stage, so an image cannot be produced from code that fails its tests. Kubernetes manifests define a namespace, a persistent volume claim, a training Job, a weekly re-scoring CronJob and health-checked Deployments for the API and the dashboard (two replicas). The system is deployed on the group's cloud machine, an AWS EC2 t3.large (2 vCPU, 8 GB) provisioned through NUS RONIN in the Singapore region: a single-node k3s Kubernetes cluster runs the API Deployment and the two dashboard replicas from the same manifests, using the host's Docker runtime so the test-gated image is not stored twice, with the trained models on a persistent volume. The dashboard Service is reachable only through an SSH tunnel, because it has no login and serves Yelp review text; the pods restart automatically whenever the machine is started, so it can be stopped between uses to stay within the $100 budget. The training Job is not run there: models are trained once and shipped as a bundle. For the open-model experiment the same machine was temporarily switched to a g4dn.xlarge with one NVIDIA T4 GPU running Ollama. One command (scripts/deploy_ronin_k3s.sh) reproduces the deployment. Table III lists the main frameworks.</w:t>
       </w:r>
     </w:p>
     <w:p>
@@ -3833,7 +3833,7 @@
                 <w:i w:val="0"/>
                 <w:sz w:val="15"/>
               </w:rPr>
-              <w:t>Docker (multi-stage), Kubernetes, pytest</w:t>
+              <w:t>Docker (multi-stage), Kubernetes (k3s), AWS EC2 via NUS RONIN, pytest</w:t>
             </w:r>
           </w:p>
         </w:tc>
@@ -6002,7 +6002,7 @@
           <w:b w:val="0"/>
           <w:i w:val="0"/>
         </w:rPr>
-        <w:t xml:space="preserve"> customers complain about does not improve a three-month decline forecast beyond the rating trend itself; the most important LightGBM features by mean |SHAP| are the 6-month and cumulative ratings. The COVID-era test window — review volume fell by more than half in 2020 — penalises the higher-capacity models most, and a pre-pandemic test window is the first experiment we would add.</w:t>
+        <w:t xml:space="preserve"> customers complain about does not improve a three-month decline forecast beyond the rating trend itself; the most important LightGBM features by mean |SHAP| are the 6-month and cumulative ratings. The COVID-era test window — review volume fell by more than half in 2020 — penalises the higher-capacity models most; Section IV-E therefore repeats the comparison on a pre-pandemic test window.</w:t>
       </w:r>
     </w:p>
     <w:p>
@@ -7483,7 +7483,7 @@
           <w:b w:val="0"/>
           <w:i w:val="0"/>
         </w:rPr>
-        <w:t>Direct numerical comparison with [4] and [5] would be misleading: both predict permanent closure, an outcome with a much stronger and longer-lasting signal than a three-month rating decline, and [5] uses a random rather than chronological split, which can inflate results through temporal leakage [22]. Qualitatively, Radview adds what both papers leave as future work — aspect-level causes and recommendations — at the cost of a harder, noisier target, and our AUROC of 0.73–0.74 on that target is consistent with the gap between the tasks. Operationally, fine-tuning DistilBERT took 54 minutes and scoring all 152,649 reviews 52 minutes on CPU; training and evaluating all seven forecasters takes under two minutes; a rule-based plan takes a quarter of a second and an open-model plan about 15 s on a T4 GPU. The test-gated Docker image is 3.6 GB, and the full stack ran on Docker Desktop's single-node Kubernetes cluster once resource requests were sized to its 6.8 GiB of allocatable memory; the 23-test suite passes against the real outputs.</w:t>
+        <w:t>Direct numerical comparison with [4] and [5] would be misleading: both predict permanent closure, an outcome with a much stronger and longer-lasting signal than a three-month rating decline, and [5] uses a random rather than chronological split, which can inflate results through temporal leakage [22]. Qualitatively, Radview adds what both papers leave as future work — aspect-level causes and recommendations — at the cost of a harder, noisier target, and our AUROC of 0.73–0.74 on that target is consistent with the gap between the tasks. Operationally, fine-tuning DistilBERT took 54 minutes and scoring all 152,649 reviews 52 minutes on CPU; training and evaluating all seven forecasters takes under two minutes; a rule-based plan takes a quarter of a second and an open-model plan about 15 s on a T4 GPU. The test-gated Docker image is 3.6 GB; the full stack runs on the RONIN t3.large (8 GB) under k3s with about 1 GB of memory in use, and was first sized on Docker Desktop's single-node cluster (6.8 GiB allocatable); the 27-test suite passes against the real outputs.</w:t>
       </w:r>
     </w:p>
     <w:p>
@@ -7525,7 +7525,7 @@
           <w:b w:val="0"/>
           <w:i w:val="0"/>
         </w:rPr>
-        <w:t>The evaluation also contradicted two of our expectations, and we consider reporting this part of the contribution: a rating-trend logistic regression forecasts decline marginally better than any model that uses aspect signals, and complaint spikes do not anticipate declines at monthly granularity. Open limitations are the COVID-era test window; weak labels and an evaluation set without a cleanliness category; low review volumes that make individual rates noisy; attributions and star costs that are associational rather than causal; a verifier that checks traceability, not truth; and a small open LLM planner whose claims pass verification only 69% of the time. Future work: re-test on a pre-pandemic window; redefine the spike target as lasting damage relative to the pre-spike baseline; hand-label the exported 300-review Yelp sample; extend to several cities; compare a frontier LLM planner such as Claude with the open model, and collect owner usefulness ratings, which the dashboard already records.</w:t>
+        <w:t>The evaluation also contradicted two of our expectations, and we consider reporting this part of the contribution: a rating-trend logistic regression forecasts decline marginally better than any model that uses aspect signals, and complaint spikes do not anticipate declines at monthly granularity. Open limitations are the COVID-era test window; weak labels and an evaluation set without a cleanliness category; low review volumes that make individual rates noisy; attributions and star costs that are associational rather than causal; a verifier that checks traceability, not truth; and a small open LLM planner whose claims pass verification only 69% of the time. Future work: redefine the spike target as lasting damage relative to the pre-spike baseline; hand-label the exported 300-review Yelp sample; extend to several cities; compare a frontier LLM planner such as Claude with the open model, and collect owner usefulness ratings, which the dashboard already records.</w:t>
       </w:r>
     </w:p>
     <w:p>

--- a/docs/report/Group10-report-DSA2111.docx
+++ b/docs/report/Group10-report-DSA2111.docx
@@ -105,7 +105,7 @@
           <w:i w:val="0"/>
           <w:sz w:val="18"/>
         </w:rPr>
-        <w:t>Online ratings drive restaurant revenue, yet owners usually discover a reputation problem only after their average rating has already fallen, and the aggregate score never says what to fix. Existing research predicts permanent business failure from rating sequences, and commercial review analytics report overall sentiment; both describe the past and stop at diagnosis. We present Radview, a cloud-native system that warns owners of an impending rating decline and tells them, with cited review evidence, which operational problem to address first. Radview streams the Yelp Open Dataset, labels every review's sentiment toward food, service, cleanliness, price and ambience with a DistilBERT model fine-tuned by weak supervision, tracks aspect-level complaint rates with robust control charts, and forecasts a statistically significant 0.3-star decline over the next three months with a calibrated PyTorch GRU over twelve-month feature sequences. Forecasts are explained twice, by SHAP and by a counterfactual intervention, and an agent built with LangGraph turns them into a ranked action plan whose every claim is checked by a mechanical five-axis verifier before an owner sees it. The system runs as Docker containers on Kubernetes in AWS behind a REST API and an owner dashboard. On 152,649 reviews of 397 Philadelphia restaurants (2016–2021), the aspect model reaches macro-F1 0.737 and complaint-F1 0.567 on human-labelled SemEval-2014 sentences, ahead of TF-IDF and lexicon baselines; all 265 claims in 53 real action plans pass verification while 100% of claims from an adversarial planner are rejected, and a free open model (Qwen 2.5 7B) acting as the agent gets only 69% of its claims verified. On an out-of-time, COVID-era test period the GRU (AUROC 0.727) is the best learned multi-signal model, but a rating-trend logistic regression is marginally better (0.738), and complaint spikes do not anticipate declines at monthly granularity. We report these negative results and discuss why.</w:t>
+        <w:t>Online ratings drive restaurant revenue, yet owners usually discover a reputation problem only after their average rating has already fallen, and the aggregate score never says what to fix. Existing research predicts permanent business failure from rating sequences, and commercial review analytics report overall sentiment; both describe the past and stop at diagnosis. We present Radview, a cloud-native system that warns owners of an impending rating decline and tells them, with cited review evidence, which operational problem to address first. Radview streams the Yelp Open Dataset, labels every review's sentiment toward food, service, cleanliness, price and ambience with a DistilBERT model fine-tuned by weak supervision, tracks aspect-level complaint rates with robust control charts, and forecasts a statistically significant 0.3-star decline over the next three months with a calibrated PyTorch GRU over twelve-month feature sequences. Forecasts are explained twice, by SHAP and by a counterfactual intervention, and an agent built with LangGraph turns them into a ranked action plan whose every claim is checked by a mechanical five-axis verifier before an owner sees it. The system runs as Docker containers on Kubernetes in AWS behind a REST API and an owner dashboard. On 152,649 reviews of 397 Philadelphia restaurants (2016–2021), the aspect model reaches macro-F1 0.737 on human-labelled SemEval-2014 sentences, ahead of TF-IDF and lexicon baselines but behind a zero-shot open LLM (0.842) that is ~127× slower; all 265 claims in 53 real action plans pass verification while 100% of claims from an adversarial planner are rejected, and a free open model (Qwen 2.5 7B) acting as the agent gets only 69% of its claims verified. On an out-of-time, COVID-era test period the GRU (AUROC 0.727) is the best learned multi-signal model, but a rating-trend logistic regression is marginally better (0.738), and complaint spikes do not anticipate declines at monthly granularity.</w:t>
       </w:r>
     </w:p>
     <w:p>
@@ -2343,7 +2343,7 @@
           <w:b w:val="0"/>
           <w:i w:val="0"/>
         </w:rPr>
-        <w:t xml:space="preserve"> fits one class-balanced logistic regression per aspect on word uni- and bigrams. The proposed model fine-tunes DistilBERT [11]: the [CLS] representation feeds a linear layer with 5 × 3 outputs, one softmax head per aspect, trained with class-weighted cross-entropy (weights ∝ inverse class frequency^0.5) for two epochs on 6,000 reviews (sequence length 128, AdamW, learning rate 3×10⁻⁵, warm-up and linear decay). For serving on CPU the encoder's linear layers are dynamically quantised to int8, which cut inference time by about 30% in our measurements. The model with the best macro-F1 on the benchmark is selected automatically and scores every review.</w:t>
+        <w:t xml:space="preserve"> fits one class-balanced logistic regression per aspect on word uni- and bigrams. The proposed model fine-tunes DistilBERT [11]: the [CLS] representation feeds a linear layer with 5 × 3 outputs, one softmax head per aspect, trained with class-weighted cross-entropy (weights ∝ inverse class frequency^0.5) for two epochs on 6,000 reviews (sequence length 128, AdamW, learning rate 3×10⁻⁵, warm-up and linear decay). For serving on CPU the encoder's linear layers are dynamically quantised to int8, which cut inference time by about 30% in our measurements. The model with the best macro-F1 on the benchmark is selected automatically and scores every review. As an untrained fourth baseline, a zero-shot LLM — the same open Qwen 2.5 7B model the agent uses, served by Ollama on a T4 GPU — is prompted to label each text directly and answer with a JSON object; it is evaluated but not used for scoring, because it needs a GPU and is far slower.</w:t>
       </w:r>
     </w:p>
     <w:p>
@@ -4195,6 +4195,84 @@
         <w:tc>
           <w:tcPr>
             <w:tcW w:type="dxa" w:w="2520"/>
+          </w:tcPr>
+          <w:p>
+            <w:pPr>
+              <w:keepNext/>
+              <w:jc w:val="left"/>
+            </w:pPr>
+            <w:r>
+              <w:rPr>
+                <w:b/>
+                <w:i w:val="0"/>
+                <w:sz w:val="15"/>
+              </w:rPr>
+              <w:t>DistilBERT, fine-tuned (ours)</w:t>
+            </w:r>
+          </w:p>
+        </w:tc>
+        <w:tc>
+          <w:tcPr>
+            <w:tcW w:type="dxa" w:w="792"/>
+          </w:tcPr>
+          <w:p>
+            <w:pPr>
+              <w:keepNext/>
+              <w:jc w:val="center"/>
+            </w:pPr>
+            <w:r>
+              <w:rPr>
+                <w:b w:val="0"/>
+                <w:i w:val="0"/>
+                <w:sz w:val="15"/>
+              </w:rPr>
+              <w:t>0.737</w:t>
+            </w:r>
+          </w:p>
+        </w:tc>
+        <w:tc>
+          <w:tcPr>
+            <w:tcW w:type="dxa" w:w="864"/>
+          </w:tcPr>
+          <w:p>
+            <w:pPr>
+              <w:keepNext/>
+              <w:jc w:val="center"/>
+            </w:pPr>
+            <w:r>
+              <w:rPr>
+                <w:b w:val="0"/>
+                <w:i w:val="0"/>
+                <w:sz w:val="15"/>
+              </w:rPr>
+              <w:t>0.567</w:t>
+            </w:r>
+          </w:p>
+        </w:tc>
+        <w:tc>
+          <w:tcPr>
+            <w:tcW w:type="dxa" w:w="720"/>
+          </w:tcPr>
+          <w:p>
+            <w:pPr>
+              <w:keepNext/>
+              <w:jc w:val="center"/>
+            </w:pPr>
+            <w:r>
+              <w:rPr>
+                <w:b w:val="0"/>
+                <w:i w:val="0"/>
+                <w:sz w:val="15"/>
+              </w:rPr>
+              <w:t>6.49</w:t>
+            </w:r>
+          </w:p>
+        </w:tc>
+      </w:tr>
+      <w:tr>
+        <w:tc>
+          <w:tcPr>
+            <w:tcW w:type="dxa" w:w="2520"/>
             <w:tcBorders>
               <w:bottom w:val="single" w:sz="8" w:color="000000"/>
             </w:tcBorders>
@@ -4206,11 +4284,11 @@
             </w:pPr>
             <w:r>
               <w:rPr>
-                <w:b/>
+                <w:b w:val="0"/>
                 <w:i w:val="0"/>
                 <w:sz w:val="15"/>
               </w:rPr>
-              <w:t>DistilBERT, fine-tuned (ours)</w:t>
+              <w:t>Zero-shot Qwen 2.5 7B (GPU)</w:t>
             </w:r>
           </w:p>
         </w:tc>
@@ -4232,7 +4310,7 @@
                 <w:i w:val="0"/>
                 <w:sz w:val="15"/>
               </w:rPr>
-              <w:t>0.737</w:t>
+              <w:t>0.842</w:t>
             </w:r>
           </w:p>
         </w:tc>
@@ -4254,7 +4332,7 @@
                 <w:i w:val="0"/>
                 <w:sz w:val="15"/>
               </w:rPr>
-              <w:t>0.567</w:t>
+              <w:t>0.748</w:t>
             </w:r>
           </w:p>
         </w:tc>
@@ -4276,7 +4354,7 @@
                 <w:i w:val="0"/>
                 <w:sz w:val="15"/>
               </w:rPr>
-              <w:t>6.49</w:t>
+              <w:t>822.44</w:t>
             </w:r>
           </w:p>
         </w:tc>
@@ -4292,7 +4370,7 @@
           <w:i/>
           <w:sz w:val="14"/>
         </w:rPr>
-        <w:t>800 human-labelled sentences; food, service, price, ambience (SemEval has no cleanliness category). No model saw SemEval training data.</w:t>
+        <w:t>800 human-labelled sentences; food, service, price, ambience (SemEval has no cleanliness category). No model was trained on SemEval; the LLM may have seen the public benchmark during pre-training. ms/sent.: CPU for the first three models, one NVIDIA T4 GPU for the LLM.</w:t>
       </w:r>
     </w:p>
     <w:p>
@@ -4311,7 +4389,7 @@
           <w:b w:val="0"/>
           <w:i w:val="0"/>
         </w:rPr>
-        <w:t>Table IV and Fig. 4 compare the three aspect models on 800 human-labelled SemEval-2014 sentences that none of them was trained on. Both learned models improve substantially on the lexicon rule that produced their training labels (macro-F1 0.737 and 0.727 versus 0.660), which confirms that weak supervision generalises beyond its own heuristics. DistilBERT is the best model overall, and its advantage is concentrated where Radview needs it: complaint-F1 rises from 0.512 to 0.567 (+11% relative), with the largest gains on service (0.689 → 0.746) and ambience (0.227 → 0.348). TF-IDF remains slightly better on price (0.773 vs 0.748 macro-F1), where complaints use a small, distinctive vocabulary (</w:t>
+        <w:t>Table IV and Fig. 4 compare the aspect models on 800 human-labelled SemEval-2014 sentences that none of them was trained on. Both learned models improve substantially on the lexicon rule that produced their training labels (macro-F1 0.737 and 0.727 versus 0.660), which confirms that weak supervision generalises beyond its own heuristics. DistilBERT is the best of the models that run on a CPU, and its advantage is concentrated where Radview needs it: complaint-F1 rises from 0.512 to 0.567 (+11% relative), with the largest gains on service (0.689 → 0.746) and ambience (0.227 → 0.348). TF-IDF remains slightly better on price (0.773 vs 0.748 macro-F1), where complaints use a small, distinctive vocabulary (</w:t>
       </w:r>
       <w:r>
         <w:rPr>
@@ -4340,6 +4418,20 @@
           <w:i w:val="0"/>
         </w:rPr>
         <w:t>). Ambience is hardest for every model: it is mentioned in only 28% of reviews and its complaints are lexically diverse. Fully supervised BERT models trained on SemEval's own training set report higher scores [12], [13]; ours is a transfer result from noisy Yelp labels, and DistilBERT costs about 6 ms per sentence on CPU against 0.06 ms for TF-IDF.</w:t>
+      </w:r>
+    </w:p>
+    <w:p>
+      <w:pPr>
+        <w:spacing w:after="0"/>
+        <w:ind w:firstLine="245"/>
+        <w:jc w:val="both"/>
+      </w:pPr>
+      <w:r>
+        <w:rPr>
+          <w:b w:val="0"/>
+          <w:i w:val="0"/>
+        </w:rPr>
+        <w:t>The zero-shot LLM, given no training at all, is clearly more accurate: macro-F1 0.842 and complaint-F1 0.748, ahead of DistilBERT on every aspect and most of all at detecting complaints (food 0.800 vs 0.558, ambience 0.509 vs 0.348); all 800 replies were valid JSON. The price is speed and hardware: 822 ms per sentence on a T4 GPU against 6.5 ms for DistilBERT on a CPU, so labelling all 152,649 reviews once would take well over a day of GPU time instead of under an hour on a laptop CPU (Sec. IV-H). The comparison may also flatter the LLM, since SemEval-2014 is public and could be in its pre-training data. We therefore keep DistilBERT for scoring and read the gap as a target: replacing the lexicon weak labels with LLM labels on a sample of Yelp reviews (distillation) is the most direct way to improve M2.</w:t>
       </w:r>
     </w:p>
     <w:p>
@@ -4351,7 +4443,7 @@
       <w:r>
         <w:drawing>
           <wp:inline xmlns:a="http://schemas.openxmlformats.org/drawingml/2006/main" xmlns:pic="http://schemas.openxmlformats.org/drawingml/2006/picture">
-            <wp:extent cx="3154680" cy="2111474"/>
+            <wp:extent cx="3154680" cy="2416970"/>
             <wp:docPr id="4" name="Picture 4"/>
             <wp:cNvGraphicFramePr>
               <a:graphicFrameLocks noChangeAspect="1"/>
@@ -4372,7 +4464,7 @@
                   <pic:spPr>
                     <a:xfrm>
                       <a:off x="0" y="0"/>
-                      <a:ext cx="3154680" cy="2111474"/>
+                      <a:ext cx="3154680" cy="2416970"/>
                     </a:xfrm>
                     <a:prstGeom prst="rect"/>
                   </pic:spPr>
@@ -4402,7 +4494,7 @@
           <w:i w:val="0"/>
           <w:sz w:val="16"/>
         </w:rPr>
-        <w:t>Per-aspect F1 on SemEval-2014 for the lexicon rule, TF-IDF and fine-tuned DistilBERT. Left: three-class macro-F1. Right: F1 for detecting complaints (negative class).</w:t>
+        <w:t>Per-aspect F1 on SemEval-2014 for the lexicon rule, TF-IDF, fine-tuned DistilBERT and the zero-shot Qwen 2.5 7B LLM. Left: three-class macro-F1. Right: F1 for detecting complaints (negative class).</w:t>
       </w:r>
     </w:p>
     <w:p>
@@ -7511,7 +7603,7 @@
           <w:b w:val="0"/>
           <w:i w:val="0"/>
         </w:rPr>
-        <w:t>Radview is an end-to-end, containerised system that turns raw restaurant reviews into aspect-level complaint signals, a calibrated decline forecast with two independent explanations, and a ranked action plan in which every claim is mechanically verified. On real Yelp data its fine-tuned DistilBERT is the most accurate aspect model on human-labelled SemEval sentences, especially for detecting complaints; its agent produced 53 fully grounded plans while rejecting every fabricated claim, and kept a free open model's unsupported claims (31% of its drafts) away from owners; and its GRU is the best multi-signal forecaster. Our main contributions are the aspect-to-action pipeline evaluated on real data, the five-axis verifier with an adversarial test, and a reproducible cloud-native deployment.</w:t>
+        <w:t>Radview is an end-to-end, containerised system that turns raw restaurant reviews into aspect-level complaint signals, a calibrated decline forecast with two independent explanations, and a ranked action plan in which every claim is mechanically verified. On real Yelp data its fine-tuned DistilBERT is the most accurate aspect model that runs on a CPU, especially for detecting complaints, although a zero-shot open LLM is markedly more accurate at about 127 times the cost per sentence; its agent produced 53 fully grounded plans while rejecting every fabricated claim, and kept a free open model's unsupported claims (31% of its drafts) away from owners; and its GRU is the best multi-signal forecaster. Our main contributions are the aspect-to-action pipeline evaluated on real data, the five-axis verifier with an adversarial test, and a reproducible cloud-native deployment.</w:t>
       </w:r>
     </w:p>
     <w:p>
@@ -7525,7 +7617,7 @@
           <w:b w:val="0"/>
           <w:i w:val="0"/>
         </w:rPr>
-        <w:t>The evaluation also contradicted two of our expectations, and we consider reporting this part of the contribution: a rating-trend logistic regression forecasts decline marginally better than any model that uses aspect signals, and complaint spikes do not anticipate declines at monthly granularity. Open limitations are the COVID-era test window; weak labels and an evaluation set without a cleanliness category; low review volumes that make individual rates noisy; attributions and star costs that are associational rather than causal; a verifier that checks traceability, not truth; and a small open LLM planner whose claims pass verification only 69% of the time. Future work: redefine the spike target as lasting damage relative to the pre-spike baseline; hand-label the exported 300-review Yelp sample; extend to several cities; compare a frontier LLM planner such as Claude with the open model, and collect owner usefulness ratings, which the dashboard already records.</w:t>
+        <w:t>The evaluation also contradicted two of our expectations, and we consider reporting this part of the contribution: a rating-trend logistic regression forecasts decline marginally better than any model that uses aspect signals, and complaint spikes do not anticipate declines at monthly granularity. Open limitations are the COVID-era test window; weak labels and an evaluation set without a cleanliness category; low review volumes that make individual rates noisy; attributions and star costs that are associational rather than causal; a verifier that checks traceability, not truth; and a small open LLM planner whose claims pass verification only 69% of the time. Future work: train DistilBERT on LLM labels instead of lexicon rules; redefine the spike target as lasting damage relative to the pre-spike baseline; hand-label the exported 300-review Yelp sample; extend to several cities; compare a frontier LLM planner such as Claude with the open model, and collect owner usefulness ratings, which the dashboard already records.</w:t>
       </w:r>
     </w:p>
     <w:p>

--- a/docs/report/Group10-report-DSA2111.docx
+++ b/docs/report/Group10-report-DSA2111.docx
@@ -105,7 +105,7 @@
           <w:i w:val="0"/>
           <w:sz w:val="18"/>
         </w:rPr>
-        <w:t>Online ratings drive restaurant revenue, yet owners usually discover a reputation problem only after their average rating has already fallen, and the aggregate score never says what to fix. Existing research predicts permanent business failure from rating sequences, and commercial review analytics report overall sentiment; both describe the past and stop at diagnosis. We present Radview, a cloud-native system that warns owners of an impending rating decline and tells them, with cited review evidence, which operational problem to address first. Radview streams the Yelp Open Dataset, labels every review's sentiment toward food, service, cleanliness, price and ambience with a DistilBERT model fine-tuned by weak supervision, tracks aspect-level complaint rates with robust control charts, and forecasts a statistically significant 0.3-star decline over the next three months with a calibrated PyTorch GRU over twelve-month feature sequences. Forecasts are explained twice, by SHAP and by a counterfactual intervention, and an agent built with LangGraph turns them into a ranked action plan whose every claim is checked by a mechanical five-axis verifier before an owner sees it. The system runs as Docker containers on Kubernetes in AWS behind a REST API and an owner dashboard. On 152,649 reviews of 397 Philadelphia restaurants (2016–2021), the aspect model reaches macro-F1 0.737 on human-labelled SemEval-2014 sentences, ahead of TF-IDF and lexicon baselines but behind a zero-shot open LLM (0.842) that is ~127× slower; all 265 claims in 53 real action plans pass verification while 100% of claims from an adversarial planner are rejected, and a free open model (Qwen 2.5 7B) acting as the agent gets only 69% of its claims verified. On an out-of-time, COVID-era test period the GRU (AUROC 0.727) is the best learned multi-signal model, but a rating-trend logistic regression is marginally better (0.738), and complaint spikes do not anticipate declines at monthly granularity.</w:t>
+        <w:t>Online ratings drive restaurant revenue, yet owners discover a reputation problem only after their average rating has already fallen, and the aggregate score never says what to fix. Existing research predicts permanent business failure from rating sequences, and commercial review analytics report overall sentiment; both describe the past and stop at diagnosis. We present Radview, a cloud-native system that warns owners of an impending rating decline and tells them, with cited review evidence, which operational problem to address first. Radview labels every Yelp review's sentiment toward food, service, cleanliness, price and ambience with a DistilBERT model fine-tuned by weak supervision, tracks aspect-level complaint rates with robust control charts, and forecasts a statistically significant 0.3-star decline over the next three months with a calibrated PyTorch GRU. Forecasts are explained by SHAP and a counterfactual, and a LangGraph agent turns them into a ranked action plan whose every claim is checked by a mechanical five-axis verifier before an owner sees it. The system runs as Docker containers on Kubernetes in AWS, behind a REST API and an owner dashboard. On 152,649 reviews of 397 Philadelphia restaurants, the aspect model reaches macro-F1 0.750 on human-labelled SemEval-2014 sentences, ahead of TF-IDF and lexicon baselines but behind a zero-shot open LLM (0.842) that is ~840× slower; the verifier rejects every claim of an adversarial planner, including realistic wrong-figure claims, and passes only 59% of the claims of a free open model (Qwen 2.5 7B) acting as the agent. On an out-of-time, COVID-era test period a rating-trend logistic regression (AUROC 0.734) beats the GRU (0.708) and is the only model whose early warnings clearly beat random alerts; complaint spikes do not anticipate a further decline at monthly granularity but do mark lasting damage, and all conclusions hold on a survivor-free selection of restaurants.</w:t>
       </w:r>
     </w:p>
     <w:p>
@@ -494,7 +494,7 @@
           <w:b w:val="0"/>
           <w:i w:val="0"/>
         </w:rPr>
-        <w:t xml:space="preserve"> Weakly supervised aspect-level sentiment read from review text (the star rating only fills in polarity for opinion-less sentences in the training labels) feeds complaint monitoring, a calibrated decline forecaster with two independent explanations, and an action planner — evaluated on 152,649 real Yelp reviews and on human-labelled SemEval-2014 sentences.</w:t>
+        <w:t xml:space="preserve"> Weakly supervised aspect-level sentiment read from review text (the star rating only fills in polarity for opinion-less sentences in the training labels — about 4 in 10 labels) feeds complaint monitoring, a calibrated decline forecaster with two independent explanations, and an action planner — evaluated on 152,649 real Yelp reviews and on human-labelled SemEval-2014 sentences.</w:t>
       </w:r>
     </w:p>
     <w:p>
@@ -521,7 +521,7 @@
           <w:b w:val="0"/>
           <w:i w:val="0"/>
         </w:rPr>
-        <w:t xml:space="preserve"> A LangGraph agent in which an LLM — Claude, or a free open-weight model served on our own GPU — chooses which analytics tools to call, with a deterministic planner as fallback and baseline; every claim is checked for citation, verbatim quotation, aspect relevance, numeric fidelity and substance, and an adversarial planner demonstrates that fabrications are rejected.</w:t>
+        <w:t xml:space="preserve"> A LangGraph agent in which an LLM — Claude, or a free open-weight model served on our own GPU — chooses which analytics tools to call, with a deterministic planner as fallback and baseline; every claim is checked for citation, verbatim quotation, aspect relevance, numeric fidelity (each figure against the quantity its sentence names) and substance, and an adversarial planner with blatant and realistic fabrications demonstrates that they are rejected.</w:t>
       </w:r>
     </w:p>
     <w:p>
@@ -668,7 +668,7 @@
           <w:b w:val="0"/>
           <w:i w:val="0"/>
         </w:rPr>
-        <w:t>Hu and Liu [6] introduced feature-based opinion mining with frequent nouns and opinion lexicons — the lexicon-plus-rules approach our weak labeller descends from. The SemEval-2014 Task 4 benchmark [7] standardised aspect-category sentiment for restaurant reviews with human annotations for food, service, price, ambience and a miscellaneous category; we use its test set as an external, human-labelled evaluation. Transformer models dominate the task: BERT [10] fine-tuned with auxiliary sentences [12] or with review-domain post-training [13] gives large gains when trained on SemEval's own labels. DistilBERT [11] retains most of BERT's accuracy at 40% fewer parameters, which matters for CPU-only serving. Because Yelp has no aspect labels, we follow the weak-supervision paradigm popularised by Snorkel [14], in which noisy heuristic labels train a model that generalises beyond the heuristics; unlike [12], [13], our model never sees SemEval training labels.</w:t>
+        <w:t>Hu and Liu [6] introduced feature-based opinion mining with frequent nouns and opinion lexicons — the lexicon-plus-rules approach our weak labeller descends from. The SemEval-2014 Task 4 benchmark [7] standardised aspect-category sentiment for restaurant reviews with human annotations for food, service, price, ambience and a miscellaneous category; we use its test set as an external, human-labelled evaluation. Transformer models dominate the task: BERT [10] fine-tuned with auxiliary sentences [12] or with review-domain post-training [13] gives large gains when trained on SemEval's own labels. DistilBERT [11] retains most of BERT's accuracy at 40% fewer parameters, which matters for CPU-only serving. Because Yelp has no aspect labels, we follow the weak-supervision paradigm popularised by Snorkel [14], in which noisy heuristic labels train a model that generalises beyond the heuristics; unlike [12], [13], our model is never trained on SemEval labels — 800 sentences of the SemEval training file serve only to choose between our two trained models.</w:t>
       </w:r>
     </w:p>
     <w:p>
@@ -1216,7 +1216,7 @@
                 <w:i w:val="0"/>
                 <w:sz w:val="14"/>
               </w:rPr>
-              <w:t>Yes (DistilBERT)</w:t>
+              <w:t>Mostly (DistilBERT)</w:t>
             </w:r>
           </w:p>
         </w:tc>
@@ -1792,7 +1792,49 @@
           <w:b w:val="0"/>
           <w:i w:val="0"/>
         </w:rPr>
-        <w:t>), restricts to one market — the 400 most-reviewed restaurants in Philadelphia, the city with the most restaurant reviews — and then streams the review file, using a regular-expression pre-filter on the business identifier before paying for JSON parsing. Text is normalised, empty or invalid records removed, duplicates dropped both by review ID and by (user, business, text), and the final partial calendar month discarded because a half-observed month would look like a collapse in review volume. Check-ins and tips are aggregated to business-months. Outputs are Parquet tables plus a data-quality report. A preflight command summarises restaurants and reviews per city from the business file in seconds, so a user can choose a slice before ingesting. Table II gives the resulting dataset; a Yelp-format simulator with injected deterioration episodes provides a second, controlled dataset.</w:t>
+        <w:t xml:space="preserve">), restricts to one market — the 400 most-reviewed restaurants in Philadelphia, the city with the most restaurant reviews — and then streams the review file, using a regular-expression pre-filter on the business identifier before paying for JSON parsing. Text is normalised, empty or invalid records removed, duplicates dropped both by review ID and by (user, business, text), and the final partial calendar month discarded because a half-observed month would look like a collapse in review volume. Check-ins and tips are aggregated to business-months. Outputs are Parquet tables plus a data-quality report. A preflight command summarises restaurants and reviews per city from the business file in seconds, so a user can choose a slice before ingesting. Selecting on the </w:t>
+      </w:r>
+      <w:r>
+        <w:rPr>
+          <w:b w:val="0"/>
+          <w:i/>
+        </w:rPr>
+        <w:t>final</w:t>
+      </w:r>
+      <w:r>
+        <w:rPr>
+          <w:b w:val="0"/>
+          <w:i w:val="0"/>
+        </w:rPr>
+        <w:t xml:space="preserve"> review count favours restaurants that survived (82% of the slice is still open, against 60% of all Philadelphia restaurants), so a second slice — the 400 restaurants with the most reviews in 2016, using no information from after the start of the study — serves as a robustness check (Section V). Each restaurant's cuisine, used to pick comparable peers, is its most common food category, skipping venue and drinks tags such as </w:t>
+      </w:r>
+      <w:r>
+        <w:rPr>
+          <w:b w:val="0"/>
+          <w:i/>
+        </w:rPr>
+        <w:t>Nightlife</w:t>
+      </w:r>
+      <w:r>
+        <w:rPr>
+          <w:b w:val="0"/>
+          <w:i w:val="0"/>
+        </w:rPr>
+        <w:t xml:space="preserve"> or </w:t>
+      </w:r>
+      <w:r>
+        <w:rPr>
+          <w:b w:val="0"/>
+          <w:i/>
+        </w:rPr>
+        <w:t>Bars</w:t>
+      </w:r>
+      <w:r>
+        <w:rPr>
+          <w:b w:val="0"/>
+          <w:i w:val="0"/>
+        </w:rPr>
+        <w:t>. Table II gives the resulting dataset; a Yelp-format simulator with injected deterioration episodes provides a controlled third dataset.</w:t>
       </w:r>
     </w:p>
     <w:p>
@@ -2273,13 +2315,55 @@
           <w:b w:val="0"/>
           <w:i w:val="0"/>
         </w:rPr>
-        <w:t xml:space="preserve"> is a complaint). Only when a sentence carries no opinion word do we fall back on the review's star rating. Generic words such as </w:t>
+        <w:t xml:space="preserve"> is a complaint, while </w:t>
       </w:r>
       <w:r>
         <w:rPr>
           <w:b w:val="0"/>
           <w:i/>
         </w:rPr>
+        <w:t>nothing but great</w:t>
+      </w:r>
+      <w:r>
+        <w:rPr>
+          <w:b w:val="0"/>
+          <w:i w:val="0"/>
+        </w:rPr>
+        <w:t xml:space="preserve"> is not), and fixed phrases such as </w:t>
+      </w:r>
+      <w:r>
+        <w:rPr>
+          <w:b w:val="0"/>
+          <w:i/>
+        </w:rPr>
+        <w:t>can't wait to come back</w:t>
+      </w:r>
+      <w:r>
+        <w:rPr>
+          <w:b w:val="0"/>
+          <w:i w:val="0"/>
+        </w:rPr>
+        <w:t xml:space="preserve"> or </w:t>
+      </w:r>
+      <w:r>
+        <w:rPr>
+          <w:b w:val="0"/>
+          <w:i/>
+        </w:rPr>
+        <w:t>worth the wait</w:t>
+      </w:r>
+      <w:r>
+        <w:rPr>
+          <w:b w:val="0"/>
+          <w:i w:val="0"/>
+        </w:rPr>
+        <w:t xml:space="preserve"> are ignored. Only when a sentence carries no opinion word do we fall back on the review's star rating (4–5★ positive, 1–2★ negative; a mixed 3★ review gives no label) — which still supplies about 4 in 10 labels, so the trained models learn partly from stars. Generic words such as </w:t>
+      </w:r>
+      <w:r>
+        <w:rPr>
+          <w:b w:val="0"/>
+          <w:i/>
+        </w:rPr>
         <w:t>ordered</w:t>
       </w:r>
       <w:r>
@@ -2301,7 +2385,7 @@
           <w:b w:val="0"/>
           <w:i w:val="0"/>
         </w:rPr>
-        <w:t xml:space="preserve"> are excluded from the seed lists after we found they copied the star rating onto neutral sentences. On 40,000 weakly labelled reviews, food is mentioned in 85% of reviews and cleanliness in only 7%, so the label distribution is highly imbalanced.</w:t>
+        <w:t xml:space="preserve"> are excluded from the seed lists after we found they copied the star rating onto neutral sentences. On 40,000 weakly labelled reviews, food is mentioned in most reviews and cleanliness in only a few percent, so the label distribution is highly imbalanced.</w:t>
       </w:r>
     </w:p>
     <w:p>
@@ -2343,7 +2427,7 @@
           <w:b w:val="0"/>
           <w:i w:val="0"/>
         </w:rPr>
-        <w:t xml:space="preserve"> fits one class-balanced logistic regression per aspect on word uni- and bigrams. The proposed model fine-tunes DistilBERT [11]: the [CLS] representation feeds a linear layer with 5 × 3 outputs, one softmax head per aspect, trained with class-weighted cross-entropy (weights ∝ inverse class frequency^0.5) for two epochs on 6,000 reviews (sequence length 128, AdamW, learning rate 3×10⁻⁵, warm-up and linear decay). For serving on CPU the encoder's linear layers are dynamically quantised to int8, which cut inference time by about 30% in our measurements. The model with the best macro-F1 on the benchmark is selected automatically and scores every review. As an untrained fourth baseline, a zero-shot LLM — the same open Qwen 2.5 7B model the agent uses, served by Ollama on a T4 GPU — is prompted to label each text directly and answer with a JSON object; it is evaluated but not used for scoring, because it needs a GPU and is far slower.</w:t>
+        <w:t xml:space="preserve"> fits one class-balanced logistic regression per aspect on word uni- and bigrams. The proposed model fine-tunes DistilBERT [11]: the [CLS] representation feeds a linear layer with 5 × 3 outputs, one softmax head per aspect, trained with class-weighted cross-entropy (weights ∝ inverse class frequency^0.5) for two epochs on 6,000 reviews (sequence length 256 — 128 tokens cut off about 40% of Yelp reviews — AdamW, learning rate 3×10⁻⁵, warm-up and linear decay). For serving on CPU the encoder's linear layers are dynamically quantised to int8, which cut inference time by about 30% in our measurements. The model with the best macro-F1 on a development set of 800 sentences from the SemEval-2014 training file is selected automatically and scores every review; the SemEval test set is used only for reporting. As an untrained fourth baseline, a zero-shot LLM — the same open Qwen 2.5 7B model the agent uses, served by Ollama on a T4 GPU — is prompted to label each text directly and answer with a JSON object; it is evaluated but not used for scoring, because it needs a GPU and is far slower.</w:t>
       </w:r>
     </w:p>
     <w:p>
@@ -2489,14 +2573,14 @@
           <w:b w:val="0"/>
           <w:i w:val="0"/>
         </w:rPr>
-        <w:t xml:space="preserve"> − median(</w:t>
+        <w:t xml:space="preserve"> − </w:t>
       </w:r>
       <w:r>
         <w:rPr>
           <w:b w:val="0"/>
           <w:i/>
         </w:rPr>
-        <w:t>r</w:t>
+        <w:t>m</w:t>
       </w:r>
       <w:r>
         <w:rPr>
@@ -2504,21 +2588,14 @@
           <w:i/>
           <w:vertAlign w:val="subscript"/>
         </w:rPr>
-        <w:t>t−12</w:t>
+        <w:t>t</w:t>
       </w:r>
       <w:r>
         <w:rPr>
           <w:b w:val="0"/>
           <w:i w:val="0"/>
         </w:rPr>
-        <w:t xml:space="preserve">, …, </w:t>
-      </w:r>
-      <w:r>
-        <w:rPr>
-          <w:b w:val="0"/>
-          <w:i/>
-        </w:rPr>
-        <w:t>r</w:t>
+        <w:t>) / max(1.4826·MAD</w:t>
       </w:r>
       <w:r>
         <w:rPr>
@@ -2526,6 +2603,72 @@
           <w:i/>
           <w:vertAlign w:val="subscript"/>
         </w:rPr>
+        <w:t>t</w:t>
+      </w:r>
+      <w:r>
+        <w:rPr>
+          <w:b w:val="0"/>
+          <w:i w:val="0"/>
+        </w:rPr>
+        <w:t xml:space="preserve">, binomial s.e., 0.04),  </w:t>
+      </w:r>
+      <w:r>
+        <w:rPr>
+          <w:b w:val="0"/>
+          <w:i/>
+        </w:rPr>
+        <w:t>m</w:t>
+      </w:r>
+      <w:r>
+        <w:rPr>
+          <w:b w:val="0"/>
+          <w:i/>
+          <w:vertAlign w:val="subscript"/>
+        </w:rPr>
+        <w:t>t</w:t>
+      </w:r>
+      <w:r>
+        <w:rPr>
+          <w:b w:val="0"/>
+          <w:i w:val="0"/>
+        </w:rPr>
+        <w:t xml:space="preserve"> = median(</w:t>
+      </w:r>
+      <w:r>
+        <w:rPr>
+          <w:b w:val="0"/>
+          <w:i/>
+        </w:rPr>
+        <w:t>r</w:t>
+      </w:r>
+      <w:r>
+        <w:rPr>
+          <w:b w:val="0"/>
+          <w:i/>
+          <w:vertAlign w:val="subscript"/>
+        </w:rPr>
+        <w:t>t−12</w:t>
+      </w:r>
+      <w:r>
+        <w:rPr>
+          <w:b w:val="0"/>
+          <w:i w:val="0"/>
+        </w:rPr>
+        <w:t xml:space="preserve">, …, </w:t>
+      </w:r>
+      <w:r>
+        <w:rPr>
+          <w:b w:val="0"/>
+          <w:i/>
+        </w:rPr>
+        <w:t>r</w:t>
+      </w:r>
+      <w:r>
+        <w:rPr>
+          <w:b w:val="0"/>
+          <w:i/>
+          <w:vertAlign w:val="subscript"/>
+        </w:rPr>
         <w:t>t−1</w:t>
       </w:r>
       <w:r>
@@ -2533,7 +2676,7 @@
           <w:b w:val="0"/>
           <w:i w:val="0"/>
         </w:rPr>
-        <w:t>)) / max(1.4826·MAD, binomial s.e., 0.04).</w:t>
+        <w:t>),</w:t>
       </w:r>
     </w:p>
     <w:p>
@@ -2547,12 +2690,49 @@
           <w:b w:val="0"/>
           <w:i w:val="0"/>
         </w:rPr>
-        <w:t xml:space="preserve">The floor stops a perfectly stable history from producing an infinite score, and the binomial term widens the scale for low-volume restaurants. An aspect is flagged when </w:t>
+        <w:t>where MAD</w:t>
       </w:r>
       <w:r>
         <w:rPr>
           <w:b w:val="0"/>
           <w:i/>
+          <w:vertAlign w:val="subscript"/>
+        </w:rPr>
+        <w:t>t</w:t>
+      </w:r>
+      <w:r>
+        <w:rPr>
+          <w:b w:val="0"/>
+          <w:i w:val="0"/>
+        </w:rPr>
+        <w:t xml:space="preserve"> is the median absolute deviation of the same twelve months from </w:t>
+      </w:r>
+      <w:r>
+        <w:rPr>
+          <w:b w:val="0"/>
+          <w:i/>
+        </w:rPr>
+        <w:t>m</w:t>
+      </w:r>
+      <w:r>
+        <w:rPr>
+          <w:b w:val="0"/>
+          <w:i/>
+          <w:vertAlign w:val="subscript"/>
+        </w:rPr>
+        <w:t>t</w:t>
+      </w:r>
+      <w:r>
+        <w:rPr>
+          <w:b w:val="0"/>
+          <w:i w:val="0"/>
+        </w:rPr>
+        <w:t xml:space="preserve">. The floor stops a perfectly stable history from producing an infinite score, and the binomial term widens the scale for low-volume restaurants. An aspect is flagged when </w:t>
+      </w:r>
+      <w:r>
+        <w:rPr>
+          <w:b w:val="0"/>
+          <w:i/>
         </w:rPr>
         <w:t>z</w:t>
       </w:r>
@@ -2575,7 +2755,35 @@
           <w:b w:val="0"/>
           <w:i w:val="0"/>
         </w:rPr>
-        <w:t>).</w:t>
+        <w:t>), with the sampling error of a mean rating (star standard deviation / √</w:t>
+      </w:r>
+      <w:r>
+        <w:rPr>
+          <w:b w:val="0"/>
+          <w:i/>
+        </w:rPr>
+        <w:t>n</w:t>
+      </w:r>
+      <w:r>
+        <w:rPr>
+          <w:b w:val="0"/>
+          <w:i w:val="0"/>
+        </w:rPr>
+        <w:t xml:space="preserve">) in place of the binomial term. Every M3 result is reported next to a </w:t>
+      </w:r>
+      <w:r>
+        <w:rPr>
+          <w:b w:val="0"/>
+          <w:i/>
+        </w:rPr>
+        <w:t>random timing</w:t>
+      </w:r>
+      <w:r>
+        <w:rPr>
+          <w:b w:val="0"/>
+          <w:i w:val="0"/>
+        </w:rPr>
+        <w:t xml:space="preserve"> baseline: the same alerts moved to random months of the same restaurant.</w:t>
       </w:r>
     </w:p>
     <w:p>
@@ -2986,7 +3194,7 @@
           <w:b w:val="0"/>
           <w:i w:val="0"/>
         </w:rPr>
-        <w:t xml:space="preserve"> over the training base rate (≥1.5× medium, ≥2× high) because calibrated probabilities for a 6% event rarely exceed 15%. Forecasts are explained in two ways: SHAP values from the expected-gradients estimator [23], [24], summed over time and grouped by aspect, and a counterfactual that resets one aspect's features to the market median for the whole window and re-runs the network [25]. A ridge regression of monthly mean stars on aspect complaint rates converts "how far above the market" into an estimated star cost.</w:t>
+        <w:t xml:space="preserve"> over the typical restaurant — the mean predicted risk of the restaurants active that month (≥1.5× medium, ≥2× high) — because calibrated probabilities for a 6% event rarely exceed 20%. Forecasts are explained in two ways: SHAP values from the expected-gradients estimator [23], [24], summed over time and grouped by aspect, and a counterfactual that resets one aspect's features to the market median for the whole window and re-runs the network [25]. A ridge regression of monthly mean stars on aspect complaint rates, constrained so that a complaint can only cost stars, converts "how far above the market" into an estimated star cost.</w:t>
       </w:r>
     </w:p>
     <w:p>
@@ -3068,7 +3276,7 @@
           <w:b w:val="0"/>
           <w:i w:val="0"/>
         </w:rPr>
-        <w:t xml:space="preserve"> — each a thin, read-only function over the M2–M4 outputs scoped to one restaurant. Aspects are ranked by priority = (0.7·impact + 0.3·urgency) / effort, where impact averages each aspect's share of positive SHAP and counterfactual attribution, urgency combines the M3 z-score and complaint growth, and effort is a stated assumption (cleanliness fixes are cheap; ambience needs capital). Evidence retrieval re-scores every sentence of candidate reviews with M2 and keeps a review only if its most negative sentence </w:t>
+        <w:t xml:space="preserve"> — each a thin, read-only function over the M2–M4 outputs scoped to one restaurant. Aspects are ranked by priority = (0.7·impact + 0.3·urgency) / effort, where impact averages each aspect's share of all risk-raising SHAP (non-aspect drivers such as the rating trend included) and the share of the risk its counterfactual removes, urgency combines the M3 z-score and complaint growth, and effort is a stated assumption (cleanliness fixes are cheap; ambience needs capital). Evidence retrieval re-scores every sentence of candidate reviews with M2 and keeps a review only if its most negative sentence </w:t>
       </w:r>
       <w:r>
         <w:rPr>
@@ -3257,7 +3465,7 @@
           <w:b w:val="0"/>
           <w:i w:val="0"/>
         </w:rPr>
-        <w:t xml:space="preserve"> (the quote appears verbatim), </w:t>
+        <w:t xml:space="preserve"> (a quote is given and appears verbatim), </w:t>
       </w:r>
       <w:r>
         <w:rPr>
@@ -3285,13 +3493,55 @@
           <w:b w:val="0"/>
           <w:i w:val="0"/>
         </w:rPr>
-        <w:t xml:space="preserve"> (every percentage is within two points, and every star figure within 0.05, of a tool output) and </w:t>
+        <w:t xml:space="preserve"> (every percentage is within two points, and every star figure within 0.05, of the tool output its own clause refers to — the market median only where the clause mentions the market, the risk only next to </w:t>
       </w:r>
       <w:r>
         <w:rPr>
           <w:b w:val="0"/>
           <w:i/>
         </w:rPr>
+        <w:t>risk</w:t>
+      </w:r>
+      <w:r>
+        <w:rPr>
+          <w:b w:val="0"/>
+          <w:i w:val="0"/>
+        </w:rPr>
+        <w:t xml:space="preserve"> or </w:t>
+      </w:r>
+      <w:r>
+        <w:rPr>
+          <w:b w:val="0"/>
+          <w:i/>
+        </w:rPr>
+        <w:t>chance</w:t>
+      </w:r>
+      <w:r>
+        <w:rPr>
+          <w:b w:val="0"/>
+          <w:i w:val="0"/>
+        </w:rPr>
+        <w:t xml:space="preserve"> — and multipliers such as </w:t>
+      </w:r>
+      <w:r>
+        <w:rPr>
+          <w:b w:val="0"/>
+          <w:i/>
+        </w:rPr>
+        <w:t>tripled</w:t>
+      </w:r>
+      <w:r>
+        <w:rPr>
+          <w:b w:val="0"/>
+          <w:i w:val="0"/>
+        </w:rPr>
+        <w:t xml:space="preserve"> are rejected as uncheckable) and </w:t>
+      </w:r>
+      <w:r>
+        <w:rPr>
+          <w:b w:val="0"/>
+          <w:i/>
+        </w:rPr>
         <w:t>substance</w:t>
       </w:r>
       <w:r>
@@ -3299,7 +3549,7 @@
           <w:b w:val="0"/>
           <w:i w:val="0"/>
         </w:rPr>
-        <w:t xml:space="preserve"> (a metric claim must state a checkable figure). Failing claims are removed, and the share that passes is the plan's groundedness. A hallucinating planner that fabricates one claim per failure mode is part of the test suite.</w:t>
+        <w:t xml:space="preserve"> (a metric claim must state a checkable figure). An LLM's summary and headlines are checked for unsupported figures too. Failing claims are removed, and the share that passes is the plan's groundedness. A hallucinating planner that fabricates one claim per failure mode, plus five realistic mistakes built from real figures and real citations, is part of the test suite.</w:t>
       </w:r>
     </w:p>
     <w:p>
@@ -3846,29 +4096,480 @@
     </w:p>
     <w:p>
       <w:pPr>
-        <w:keepNext/>
-        <w:spacing w:before="160" w:after="80"/>
-        <w:jc w:val="center"/>
+        <w:spacing w:after="0"/>
+        <w:ind w:firstLine="245"/>
+        <w:jc w:val="both"/>
       </w:pPr>
       <w:r>
         <w:rPr>
-          <w:smallCaps/>
-          <w:sz w:val="20"/>
-        </w:rPr>
-        <w:t>IV. Experiment Evaluations and Performance Comparisons</w:t>
+          <w:b w:val="0"/>
+          <w:i w:val="0"/>
+        </w:rPr>
+        <w:t>Table IV lists the REST endpoints. They are thin wrappers over one read-side service layer that the dashboard also calls in-process when no API is configured, so the two can never show different numbers. The service keeps the pipeline outputs in memory and reloads them automatically when a newer pipeline run has finished, so the weekly re-scoring job reaches a long-running API without a restart. Inputs are validated at the boundary (known restaurant, known aspect, at most 200 texts per analysis call, usefulness between 1 and 5), and a plan refresh requested through the API uses the rule-based planner unless the operator explicitly allows LLM calls, because an LLM run costs money and the dashboard has no login.</w:t>
       </w:r>
     </w:p>
     <w:p>
       <w:pPr>
         <w:keepNext/>
-        <w:spacing w:before="100" w:after="40"/>
+        <w:spacing w:before="120"/>
+        <w:jc w:val="center"/>
       </w:pPr>
       <w:r>
         <w:rPr>
-          <w:i/>
-        </w:rPr>
-        <w:t>A. Experimental Setup</w:t>
-      </w:r>
+          <w:sz w:val="16"/>
+        </w:rPr>
+        <w:t>TABLE IV</w:t>
+      </w:r>
+    </w:p>
+    <w:p>
+      <w:pPr>
+        <w:keepNext/>
+        <w:spacing w:after="40"/>
+        <w:jc w:val="center"/>
+      </w:pPr>
+      <w:r>
+        <w:rPr>
+          <w:smallCaps/>
+          <w:sz w:val="16"/>
+        </w:rPr>
+        <w:t>REST API of the serving layer (M6)</w:t>
+      </w:r>
+    </w:p>
+    <w:tbl>
+      <w:tblPr>
+        <w:tblW w:type="auto" w:w="0"/>
+        <w:jc w:val="center"/>
+        <w:tblLayout w:type="fixed"/>
+        <w:tblLook w:firstColumn="1" w:firstRow="1" w:lastColumn="0" w:lastRow="0" w:noHBand="0" w:noVBand="1" w:val="04A0"/>
+        <w:tblLayout w:type="fixed"/>
+        <w:tblCellMar>
+          <w:left w:w="43" w:type="dxa"/>
+          <w:right w:w="43" w:type="dxa"/>
+        </w:tblCellMar>
+      </w:tblPr>
+      <w:tblGrid>
+        <w:gridCol w:w="1944"/>
+        <w:gridCol w:w="2951"/>
+      </w:tblGrid>
+      <w:tr>
+        <w:tc>
+          <w:tcPr>
+            <w:tcW w:type="dxa" w:w="1944"/>
+            <w:tcBorders>
+              <w:top w:val="single" w:sz="8" w:color="000000"/>
+              <w:bottom w:val="single" w:sz="4" w:color="000000"/>
+            </w:tcBorders>
+          </w:tcPr>
+          <w:p>
+            <w:pPr>
+              <w:keepNext/>
+              <w:jc w:val="left"/>
+            </w:pPr>
+            <w:r>
+              <w:rPr>
+                <w:b/>
+                <w:i w:val="0"/>
+                <w:sz w:val="14"/>
+              </w:rPr>
+              <w:t>Endpoint</w:t>
+            </w:r>
+          </w:p>
+        </w:tc>
+        <w:tc>
+          <w:tcPr>
+            <w:tcW w:type="dxa" w:w="2952"/>
+            <w:tcBorders>
+              <w:top w:val="single" w:sz="8" w:color="000000"/>
+              <w:bottom w:val="single" w:sz="4" w:color="000000"/>
+            </w:tcBorders>
+          </w:tcPr>
+          <w:p>
+            <w:pPr>
+              <w:keepNext/>
+              <w:jc w:val="center"/>
+            </w:pPr>
+            <w:r>
+              <w:rPr>
+                <w:b/>
+                <w:i w:val="0"/>
+                <w:sz w:val="14"/>
+              </w:rPr>
+              <w:t>Returns</w:t>
+            </w:r>
+          </w:p>
+        </w:tc>
+      </w:tr>
+      <w:tr>
+        <w:tc>
+          <w:tcPr>
+            <w:tcW w:type="dxa" w:w="1944"/>
+          </w:tcPr>
+          <w:p>
+            <w:pPr>
+              <w:keepNext/>
+              <w:jc w:val="left"/>
+            </w:pPr>
+            <w:r>
+              <w:rPr>
+                <w:b w:val="0"/>
+                <w:i w:val="0"/>
+                <w:sz w:val="14"/>
+              </w:rPr>
+              <w:t>GET /restaurants</w:t>
+            </w:r>
+          </w:p>
+        </w:tc>
+        <w:tc>
+          <w:tcPr>
+            <w:tcW w:type="dxa" w:w="2952"/>
+          </w:tcPr>
+          <w:p>
+            <w:pPr>
+              <w:keepNext/>
+              <w:jc w:val="center"/>
+            </w:pPr>
+            <w:r>
+              <w:rPr>
+                <w:b w:val="0"/>
+                <w:i w:val="0"/>
+                <w:sz w:val="14"/>
+              </w:rPr>
+              <w:t>All monitored restaurants ranked by decline risk</w:t>
+            </w:r>
+          </w:p>
+        </w:tc>
+      </w:tr>
+      <w:tr>
+        <w:tc>
+          <w:tcPr>
+            <w:tcW w:type="dxa" w:w="1944"/>
+          </w:tcPr>
+          <w:p>
+            <w:pPr>
+              <w:keepNext/>
+              <w:jc w:val="left"/>
+            </w:pPr>
+            <w:r>
+              <w:rPr>
+                <w:b w:val="0"/>
+                <w:i w:val="0"/>
+                <w:sz w:val="14"/>
+              </w:rPr>
+              <w:t>GET /restaurants/{id}</w:t>
+            </w:r>
+          </w:p>
+        </w:tc>
+        <w:tc>
+          <w:tcPr>
+            <w:tcW w:type="dxa" w:w="2952"/>
+          </w:tcPr>
+          <w:p>
+            <w:pPr>
+              <w:keepNext/>
+              <w:jc w:val="center"/>
+            </w:pPr>
+            <w:r>
+              <w:rPr>
+                <w:b w:val="0"/>
+                <w:i w:val="0"/>
+                <w:sz w:val="14"/>
+              </w:rPr>
+              <w:t>Metrics vs. market, forecast with SHAP, counterfactual and star cost, peers</w:t>
+            </w:r>
+          </w:p>
+        </w:tc>
+      </w:tr>
+      <w:tr>
+        <w:tc>
+          <w:tcPr>
+            <w:tcW w:type="dxa" w:w="1944"/>
+          </w:tcPr>
+          <w:p>
+            <w:pPr>
+              <w:keepNext/>
+              <w:jc w:val="left"/>
+            </w:pPr>
+            <w:r>
+              <w:rPr>
+                <w:b w:val="0"/>
+                <w:i w:val="0"/>
+                <w:sz w:val="14"/>
+              </w:rPr>
+              <w:t>GET /restaurants/{id}/timeline</w:t>
+            </w:r>
+          </w:p>
+        </w:tc>
+        <w:tc>
+          <w:tcPr>
+            <w:tcW w:type="dxa" w:w="2952"/>
+          </w:tcPr>
+          <w:p>
+            <w:pPr>
+              <w:keepNext/>
+              <w:jc w:val="center"/>
+            </w:pPr>
+            <w:r>
+              <w:rPr>
+                <w:b w:val="0"/>
+                <w:i w:val="0"/>
+                <w:sz w:val="14"/>
+              </w:rPr>
+              <w:t>Monthly ratings, complaint rates vs. market, spikes, risk</w:t>
+            </w:r>
+          </w:p>
+        </w:tc>
+      </w:tr>
+      <w:tr>
+        <w:tc>
+          <w:tcPr>
+            <w:tcW w:type="dxa" w:w="1944"/>
+          </w:tcPr>
+          <w:p>
+            <w:pPr>
+              <w:keepNext/>
+              <w:jc w:val="left"/>
+            </w:pPr>
+            <w:r>
+              <w:rPr>
+                <w:b w:val="0"/>
+                <w:i w:val="0"/>
+                <w:sz w:val="14"/>
+              </w:rPr>
+              <w:t>GET /restaurants/{id}/reviews</w:t>
+            </w:r>
+          </w:p>
+        </w:tc>
+        <w:tc>
+          <w:tcPr>
+            <w:tcW w:type="dxa" w:w="2952"/>
+          </w:tcPr>
+          <w:p>
+            <w:pPr>
+              <w:keepNext/>
+              <w:jc w:val="center"/>
+            </w:pPr>
+            <w:r>
+              <w:rPr>
+                <w:b w:val="0"/>
+                <w:i w:val="0"/>
+                <w:sz w:val="14"/>
+              </w:rPr>
+              <w:t>Review explorer, filtered by aspect and sentiment</w:t>
+            </w:r>
+          </w:p>
+        </w:tc>
+      </w:tr>
+      <w:tr>
+        <w:tc>
+          <w:tcPr>
+            <w:tcW w:type="dxa" w:w="1944"/>
+          </w:tcPr>
+          <w:p>
+            <w:pPr>
+              <w:keepNext/>
+              <w:jc w:val="left"/>
+            </w:pPr>
+            <w:r>
+              <w:rPr>
+                <w:b w:val="0"/>
+                <w:i w:val="0"/>
+                <w:sz w:val="14"/>
+              </w:rPr>
+              <w:t>GET /restaurants/{id}/plan</w:t>
+            </w:r>
+          </w:p>
+        </w:tc>
+        <w:tc>
+          <w:tcPr>
+            <w:tcW w:type="dxa" w:w="2952"/>
+          </w:tcPr>
+          <w:p>
+            <w:pPr>
+              <w:keepNext/>
+              <w:jc w:val="center"/>
+            </w:pPr>
+            <w:r>
+              <w:rPr>
+                <w:b w:val="0"/>
+                <w:i w:val="0"/>
+                <w:sz w:val="14"/>
+              </w:rPr>
+              <w:t>Verified action plan with tool calls and rejected claims</w:t>
+            </w:r>
+          </w:p>
+        </w:tc>
+      </w:tr>
+      <w:tr>
+        <w:tc>
+          <w:tcPr>
+            <w:tcW w:type="dxa" w:w="1944"/>
+          </w:tcPr>
+          <w:p>
+            <w:pPr>
+              <w:keepNext/>
+              <w:jc w:val="left"/>
+            </w:pPr>
+            <w:r>
+              <w:rPr>
+                <w:b w:val="0"/>
+                <w:i w:val="0"/>
+                <w:sz w:val="14"/>
+              </w:rPr>
+              <w:t>GET /alerts</w:t>
+            </w:r>
+          </w:p>
+        </w:tc>
+        <w:tc>
+          <w:tcPr>
+            <w:tcW w:type="dxa" w:w="2952"/>
+          </w:tcPr>
+          <w:p>
+            <w:pPr>
+              <w:keepNext/>
+              <w:jc w:val="center"/>
+            </w:pPr>
+            <w:r>
+              <w:rPr>
+                <w:b w:val="0"/>
+                <w:i w:val="0"/>
+                <w:sz w:val="14"/>
+              </w:rPr>
+              <w:t>This month's complaint spikes, most severe first</w:t>
+            </w:r>
+          </w:p>
+        </w:tc>
+      </w:tr>
+      <w:tr>
+        <w:tc>
+          <w:tcPr>
+            <w:tcW w:type="dxa" w:w="1944"/>
+          </w:tcPr>
+          <w:p>
+            <w:pPr>
+              <w:keepNext/>
+              <w:jc w:val="left"/>
+            </w:pPr>
+            <w:r>
+              <w:rPr>
+                <w:b w:val="0"/>
+                <w:i w:val="0"/>
+                <w:sz w:val="14"/>
+              </w:rPr>
+              <w:t>POST /analyse</w:t>
+            </w:r>
+          </w:p>
+        </w:tc>
+        <w:tc>
+          <w:tcPr>
+            <w:tcW w:type="dxa" w:w="2952"/>
+          </w:tcPr>
+          <w:p>
+            <w:pPr>
+              <w:keepNext/>
+              <w:jc w:val="center"/>
+            </w:pPr>
+            <w:r>
+              <w:rPr>
+                <w:b w:val="0"/>
+                <w:i w:val="0"/>
+                <w:sz w:val="14"/>
+              </w:rPr>
+              <w:t>Aspect sentiment and complaint sentence for raw review texts</w:t>
+            </w:r>
+          </w:p>
+        </w:tc>
+      </w:tr>
+      <w:tr>
+        <w:tc>
+          <w:tcPr>
+            <w:tcW w:type="dxa" w:w="1944"/>
+          </w:tcPr>
+          <w:p>
+            <w:pPr>
+              <w:keepNext/>
+              <w:jc w:val="left"/>
+            </w:pPr>
+            <w:r>
+              <w:rPr>
+                <w:b w:val="0"/>
+                <w:i w:val="0"/>
+                <w:sz w:val="14"/>
+              </w:rPr>
+              <w:t>GET /evaluation</w:t>
+            </w:r>
+          </w:p>
+        </w:tc>
+        <w:tc>
+          <w:tcPr>
+            <w:tcW w:type="dxa" w:w="2952"/>
+          </w:tcPr>
+          <w:p>
+            <w:pPr>
+              <w:keepNext/>
+              <w:jc w:val="center"/>
+            </w:pPr>
+            <w:r>
+              <w:rPr>
+                <w:b w:val="0"/>
+                <w:i w:val="0"/>
+                <w:sz w:val="14"/>
+              </w:rPr>
+              <w:t>M2–M5 evaluation results and M4 PR/ROC curves</w:t>
+            </w:r>
+          </w:p>
+        </w:tc>
+      </w:tr>
+      <w:tr>
+        <w:tc>
+          <w:tcPr>
+            <w:tcW w:type="dxa" w:w="1944"/>
+            <w:tcBorders>
+              <w:bottom w:val="single" w:sz="8" w:color="000000"/>
+            </w:tcBorders>
+          </w:tcPr>
+          <w:p>
+            <w:pPr>
+              <w:keepNext w:val="0"/>
+              <w:jc w:val="left"/>
+            </w:pPr>
+            <w:r>
+              <w:rPr>
+                <w:b w:val="0"/>
+                <w:i w:val="0"/>
+                <w:sz w:val="14"/>
+              </w:rPr>
+              <w:t>POST /feedback</w:t>
+            </w:r>
+          </w:p>
+        </w:tc>
+        <w:tc>
+          <w:tcPr>
+            <w:tcW w:type="dxa" w:w="2952"/>
+            <w:tcBorders>
+              <w:bottom w:val="single" w:sz="8" w:color="000000"/>
+            </w:tcBorders>
+          </w:tcPr>
+          <w:p>
+            <w:pPr>
+              <w:keepNext w:val="0"/>
+              <w:jc w:val="center"/>
+            </w:pPr>
+            <w:r>
+              <w:rPr>
+                <w:b w:val="0"/>
+                <w:i w:val="0"/>
+                <w:sz w:val="14"/>
+              </w:rPr>
+              <w:t>Stores an owner's 1–5 usefulness rating of a plan</w:t>
+            </w:r>
+          </w:p>
+        </w:tc>
+      </w:tr>
+    </w:tbl>
+    <w:p>
+      <w:pPr>
+        <w:spacing w:after="80"/>
+      </w:pPr>
     </w:p>
     <w:p>
       <w:pPr>
@@ -3881,19 +4582,7 @@
           <w:b w:val="0"/>
           <w:i w:val="0"/>
         </w:rPr>
-        <w:t>All experiments ran on a 16-thread laptop CPU without a GPU. Forecasting uses a strict chronological split: training months 2016-01–2019-09, validation 2019-10–2020-03 and test 2020-04–2021-09 (16,442, 1,761 and 4,214 labelled restaurant-months; 5.6% and 7.0% positive in training and test). The test window coincides with the COVID-19 pandemic, a regime the models never saw in training. Metrics follow Section II: macro-F1 and complaint-F1 for M2; precision, lift and lead time for M3; AUROC, PR-AUC, Brier score, precision and recall in the riskiest 10% of restaurant-months, and early warning at a fixed 15% alert budget for M4; and groundedness for M5. Fixed random seeds make all reported numbers reproducible.</w:t>
-      </w:r>
-    </w:p>
-    <w:p>
-      <w:pPr>
-        <w:keepNext/>
-        <w:spacing w:before="100" w:after="40"/>
-      </w:pPr>
-      <w:r>
-        <w:rPr>
-          <w:i/>
-        </w:rPr>
-        <w:t>B. Aspect Classification (M2)</w:t>
+        <w:t>Table V shows how the same image is orchestrated. A one-off Job trains and evaluates every model, a weekly CronJob ingests new reviews and re-scores them with the saved models (no retraining, and no paid LLM comparison runs), and two Deployments serve the API and the dashboard from a shared persistent volume, with readiness and liveness probes so that Kubernetes restarts a stuck pod. An optional Deployment runs the open-weight LLM server for the agent.</w:t>
       </w:r>
     </w:p>
     <w:p>
@@ -3906,7 +4595,1837 @@
         <w:rPr>
           <w:sz w:val="16"/>
         </w:rPr>
-        <w:t>TABLE IV</w:t>
+        <w:t>TABLE V</w:t>
+      </w:r>
+    </w:p>
+    <w:p>
+      <w:pPr>
+        <w:keepNext/>
+        <w:spacing w:after="40"/>
+        <w:jc w:val="center"/>
+      </w:pPr>
+      <w:r>
+        <w:rPr>
+          <w:smallCaps/>
+          <w:sz w:val="16"/>
+        </w:rPr>
+        <w:t>Kubernetes objects of the deployment</w:t>
+      </w:r>
+    </w:p>
+    <w:tbl>
+      <w:tblPr>
+        <w:tblW w:type="auto" w:w="0"/>
+        <w:jc w:val="center"/>
+        <w:tblLayout w:type="fixed"/>
+        <w:tblLook w:firstColumn="1" w:firstRow="1" w:lastColumn="0" w:lastRow="0" w:noHBand="0" w:noVBand="1" w:val="04A0"/>
+        <w:tblLayout w:type="fixed"/>
+        <w:tblCellMar>
+          <w:left w:w="43" w:type="dxa"/>
+          <w:right w:w="43" w:type="dxa"/>
+        </w:tblCellMar>
+      </w:tblPr>
+      <w:tblGrid>
+        <w:gridCol w:w="2088"/>
+        <w:gridCol w:w="2808"/>
+      </w:tblGrid>
+      <w:tr>
+        <w:tc>
+          <w:tcPr>
+            <w:tcW w:type="dxa" w:w="2088"/>
+            <w:tcBorders>
+              <w:top w:val="single" w:sz="8" w:color="000000"/>
+              <w:bottom w:val="single" w:sz="4" w:color="000000"/>
+            </w:tcBorders>
+          </w:tcPr>
+          <w:p>
+            <w:pPr>
+              <w:keepNext/>
+              <w:jc w:val="left"/>
+            </w:pPr>
+            <w:r>
+              <w:rPr>
+                <w:b/>
+                <w:i w:val="0"/>
+                <w:sz w:val="14"/>
+              </w:rPr>
+              <w:t>Object</w:t>
+            </w:r>
+          </w:p>
+        </w:tc>
+        <w:tc>
+          <w:tcPr>
+            <w:tcW w:type="dxa" w:w="2808"/>
+            <w:tcBorders>
+              <w:top w:val="single" w:sz="8" w:color="000000"/>
+              <w:bottom w:val="single" w:sz="4" w:color="000000"/>
+            </w:tcBorders>
+          </w:tcPr>
+          <w:p>
+            <w:pPr>
+              <w:keepNext/>
+              <w:jc w:val="center"/>
+            </w:pPr>
+            <w:r>
+              <w:rPr>
+                <w:b/>
+                <w:i w:val="0"/>
+                <w:sz w:val="14"/>
+              </w:rPr>
+              <w:t>Role</w:t>
+            </w:r>
+          </w:p>
+        </w:tc>
+      </w:tr>
+      <w:tr>
+        <w:tc>
+          <w:tcPr>
+            <w:tcW w:type="dxa" w:w="2088"/>
+          </w:tcPr>
+          <w:p>
+            <w:pPr>
+              <w:keepNext/>
+              <w:jc w:val="left"/>
+            </w:pPr>
+            <w:r>
+              <w:rPr>
+                <w:b w:val="0"/>
+                <w:i w:val="0"/>
+                <w:sz w:val="14"/>
+              </w:rPr>
+              <w:t>Job radview-train</w:t>
+            </w:r>
+          </w:p>
+        </w:tc>
+        <w:tc>
+          <w:tcPr>
+            <w:tcW w:type="dxa" w:w="2808"/>
+          </w:tcPr>
+          <w:p>
+            <w:pPr>
+              <w:keepNext/>
+              <w:jc w:val="center"/>
+            </w:pPr>
+            <w:r>
+              <w:rPr>
+                <w:b w:val="0"/>
+                <w:i w:val="0"/>
+                <w:sz w:val="14"/>
+              </w:rPr>
+              <w:t>Full pipeline: ingest, train and evaluate every model, plans</w:t>
+            </w:r>
+          </w:p>
+        </w:tc>
+      </w:tr>
+      <w:tr>
+        <w:tc>
+          <w:tcPr>
+            <w:tcW w:type="dxa" w:w="2088"/>
+          </w:tcPr>
+          <w:p>
+            <w:pPr>
+              <w:keepNext/>
+              <w:jc w:val="left"/>
+            </w:pPr>
+            <w:r>
+              <w:rPr>
+                <w:b w:val="0"/>
+                <w:i w:val="0"/>
+                <w:sz w:val="14"/>
+              </w:rPr>
+              <w:t>CronJob radview-rescore</w:t>
+            </w:r>
+          </w:p>
+        </w:tc>
+        <w:tc>
+          <w:tcPr>
+            <w:tcW w:type="dxa" w:w="2808"/>
+          </w:tcPr>
+          <w:p>
+            <w:pPr>
+              <w:keepNext/>
+              <w:jc w:val="center"/>
+            </w:pPr>
+            <w:r>
+              <w:rPr>
+                <w:b w:val="0"/>
+                <w:i w:val="0"/>
+                <w:sz w:val="14"/>
+              </w:rPr>
+              <w:t>Mondays 03:00: ingest, re-score with saved models, regenerate plans</w:t>
+            </w:r>
+          </w:p>
+        </w:tc>
+      </w:tr>
+      <w:tr>
+        <w:tc>
+          <w:tcPr>
+            <w:tcW w:type="dxa" w:w="2088"/>
+          </w:tcPr>
+          <w:p>
+            <w:pPr>
+              <w:keepNext/>
+              <w:jc w:val="left"/>
+            </w:pPr>
+            <w:r>
+              <w:rPr>
+                <w:b w:val="0"/>
+                <w:i w:val="0"/>
+                <w:sz w:val="14"/>
+              </w:rPr>
+              <w:t>Deployment radview-api</w:t>
+            </w:r>
+          </w:p>
+        </w:tc>
+        <w:tc>
+          <w:tcPr>
+            <w:tcW w:type="dxa" w:w="2808"/>
+          </w:tcPr>
+          <w:p>
+            <w:pPr>
+              <w:keepNext/>
+              <w:jc w:val="center"/>
+            </w:pPr>
+            <w:r>
+              <w:rPr>
+                <w:b w:val="0"/>
+                <w:i w:val="0"/>
+                <w:sz w:val="14"/>
+              </w:rPr>
+              <w:t>FastAPI with readiness / liveness probes</w:t>
+            </w:r>
+          </w:p>
+        </w:tc>
+      </w:tr>
+      <w:tr>
+        <w:tc>
+          <w:tcPr>
+            <w:tcW w:type="dxa" w:w="2088"/>
+          </w:tcPr>
+          <w:p>
+            <w:pPr>
+              <w:keepNext/>
+              <w:jc w:val="left"/>
+            </w:pPr>
+            <w:r>
+              <w:rPr>
+                <w:b w:val="0"/>
+                <w:i w:val="0"/>
+                <w:sz w:val="14"/>
+              </w:rPr>
+              <w:t>Deployment radview-dashboard</w:t>
+            </w:r>
+          </w:p>
+        </w:tc>
+        <w:tc>
+          <w:tcPr>
+            <w:tcW w:type="dxa" w:w="2808"/>
+          </w:tcPr>
+          <w:p>
+            <w:pPr>
+              <w:keepNext/>
+              <w:jc w:val="center"/>
+            </w:pPr>
+            <w:r>
+              <w:rPr>
+                <w:b w:val="0"/>
+                <w:i w:val="0"/>
+                <w:sz w:val="14"/>
+              </w:rPr>
+              <w:t>Streamlit, two replicas, talks to the API</w:t>
+            </w:r>
+          </w:p>
+        </w:tc>
+      </w:tr>
+      <w:tr>
+        <w:tc>
+          <w:tcPr>
+            <w:tcW w:type="dxa" w:w="2088"/>
+          </w:tcPr>
+          <w:p>
+            <w:pPr>
+              <w:keepNext/>
+              <w:jc w:val="left"/>
+            </w:pPr>
+            <w:r>
+              <w:rPr>
+                <w:b w:val="0"/>
+                <w:i w:val="0"/>
+                <w:sz w:val="14"/>
+              </w:rPr>
+              <w:t>PersistentVolumeClaim radview-data</w:t>
+            </w:r>
+          </w:p>
+        </w:tc>
+        <w:tc>
+          <w:tcPr>
+            <w:tcW w:type="dxa" w:w="2808"/>
+          </w:tcPr>
+          <w:p>
+            <w:pPr>
+              <w:keepNext/>
+              <w:jc w:val="center"/>
+            </w:pPr>
+            <w:r>
+              <w:rPr>
+                <w:b w:val="0"/>
+                <w:i w:val="0"/>
+                <w:sz w:val="14"/>
+              </w:rPr>
+              <w:t>Shared data, models and outputs</w:t>
+            </w:r>
+          </w:p>
+        </w:tc>
+      </w:tr>
+      <w:tr>
+        <w:tc>
+          <w:tcPr>
+            <w:tcW w:type="dxa" w:w="2088"/>
+            <w:tcBorders>
+              <w:bottom w:val="single" w:sz="8" w:color="000000"/>
+            </w:tcBorders>
+          </w:tcPr>
+          <w:p>
+            <w:pPr>
+              <w:keepNext w:val="0"/>
+              <w:jc w:val="left"/>
+            </w:pPr>
+            <w:r>
+              <w:rPr>
+                <w:b w:val="0"/>
+                <w:i w:val="0"/>
+                <w:sz w:val="14"/>
+              </w:rPr>
+              <w:t>Deployment ollama (optional)</w:t>
+            </w:r>
+          </w:p>
+        </w:tc>
+        <w:tc>
+          <w:tcPr>
+            <w:tcW w:type="dxa" w:w="2808"/>
+            <w:tcBorders>
+              <w:bottom w:val="single" w:sz="8" w:color="000000"/>
+            </w:tcBorders>
+          </w:tcPr>
+          <w:p>
+            <w:pPr>
+              <w:keepNext w:val="0"/>
+              <w:jc w:val="center"/>
+            </w:pPr>
+            <w:r>
+              <w:rPr>
+                <w:b w:val="0"/>
+                <w:i w:val="0"/>
+                <w:sz w:val="14"/>
+              </w:rPr>
+              <w:t>Open-weight LLM server (Qwen 2.5 7B) for the agent</w:t>
+            </w:r>
+          </w:p>
+        </w:tc>
+      </w:tr>
+    </w:tbl>
+    <w:p>
+      <w:pPr>
+        <w:spacing w:after="80"/>
+      </w:pPr>
+    </w:p>
+    <w:p>
+      <w:pPr>
+        <w:keepNext/>
+        <w:spacing w:before="100" w:after="40"/>
+      </w:pPr>
+      <w:r>
+        <w:rPr>
+          <w:i/>
+        </w:rPr>
+        <w:t>H. Implementation Quality and Testing</w:t>
+      </w:r>
+    </w:p>
+    <w:p>
+      <w:pPr>
+        <w:spacing w:after="0"/>
+        <w:ind w:firstLine="245"/>
+        <w:jc w:val="both"/>
+      </w:pPr>
+      <w:r>
+        <w:rPr>
+          <w:b w:val="0"/>
+          <w:i w:val="0"/>
+        </w:rPr>
+        <w:t xml:space="preserve">Each module is a Python package with a single entry point and a docstring that states its inputs, outputs and design decisions, and every tunable — thresholds, windows, model names, file locations — lives in one configuration module that environment variables override, so the same code runs on a laptop, in Docker and under Kubernetes. Correctness is checked by an automated suite of 43 tests (Table VI), which the Docker build runs as a stage: an image cannot be built from code that fails its tests. The tests target the properties the results depend on rather than lines of code: that features at month </w:t>
+      </w:r>
+      <w:r>
+        <w:rPr>
+          <w:b w:val="0"/>
+          <w:i/>
+        </w:rPr>
+        <w:t>t</w:t>
+      </w:r>
+      <w:r>
+        <w:rPr>
+          <w:b w:val="0"/>
+          <w:i w:val="0"/>
+        </w:rPr>
+        <w:t xml:space="preserve"> never change when later months change; that the time split leaves a three-month gap before each boundary; that the M3 baseline is the true median and median absolute deviation of past months; that the verifier rejects real figures attached to the wrong quantity, empty quotations and uncheckable multipliers while accepting the rule-based wording; and that the LLM planners fall back to the rule-based planner when no model is reachable. A code review against the real outputs found and fixed several such issues before the final run, including a temporal leak at the split boundaries, model selection on the test set and a verifier that accepted any matching number; Section IV reports the results after these fixes.</w:t>
+      </w:r>
+    </w:p>
+    <w:p>
+      <w:pPr>
+        <w:keepNext/>
+        <w:spacing w:before="120"/>
+        <w:jc w:val="center"/>
+      </w:pPr>
+      <w:r>
+        <w:rPr>
+          <w:sz w:val="16"/>
+        </w:rPr>
+        <w:t>TABLE VI</w:t>
+      </w:r>
+    </w:p>
+    <w:p>
+      <w:pPr>
+        <w:keepNext/>
+        <w:spacing w:after="40"/>
+        <w:jc w:val="center"/>
+      </w:pPr>
+      <w:r>
+        <w:rPr>
+          <w:smallCaps/>
+          <w:sz w:val="16"/>
+        </w:rPr>
+        <w:t>Automated test suite</w:t>
+      </w:r>
+    </w:p>
+    <w:tbl>
+      <w:tblPr>
+        <w:tblW w:type="auto" w:w="0"/>
+        <w:jc w:val="center"/>
+        <w:tblLayout w:type="fixed"/>
+        <w:tblLook w:firstColumn="1" w:firstRow="1" w:lastColumn="0" w:lastRow="0" w:noHBand="0" w:noVBand="1" w:val="04A0"/>
+        <w:tblLayout w:type="fixed"/>
+        <w:tblCellMar>
+          <w:left w:w="43" w:type="dxa"/>
+          <w:right w:w="43" w:type="dxa"/>
+        </w:tblCellMar>
+      </w:tblPr>
+      <w:tblGrid>
+        <w:gridCol w:w="1224"/>
+        <w:gridCol w:w="576"/>
+        <w:gridCol w:w="3096"/>
+      </w:tblGrid>
+      <w:tr>
+        <w:tc>
+          <w:tcPr>
+            <w:tcW w:type="dxa" w:w="1224"/>
+            <w:tcBorders>
+              <w:top w:val="single" w:sz="8" w:color="000000"/>
+              <w:bottom w:val="single" w:sz="4" w:color="000000"/>
+            </w:tcBorders>
+          </w:tcPr>
+          <w:p>
+            <w:pPr>
+              <w:keepNext/>
+              <w:jc w:val="left"/>
+            </w:pPr>
+            <w:r>
+              <w:rPr>
+                <w:b/>
+                <w:i w:val="0"/>
+                <w:sz w:val="14"/>
+              </w:rPr>
+              <w:t>Area</w:t>
+            </w:r>
+          </w:p>
+        </w:tc>
+        <w:tc>
+          <w:tcPr>
+            <w:tcW w:type="dxa" w:w="576"/>
+            <w:tcBorders>
+              <w:top w:val="single" w:sz="8" w:color="000000"/>
+              <w:bottom w:val="single" w:sz="4" w:color="000000"/>
+            </w:tcBorders>
+          </w:tcPr>
+          <w:p>
+            <w:pPr>
+              <w:keepNext/>
+              <w:jc w:val="center"/>
+            </w:pPr>
+            <w:r>
+              <w:rPr>
+                <w:b/>
+                <w:i w:val="0"/>
+                <w:sz w:val="14"/>
+              </w:rPr>
+              <w:t>Tests</w:t>
+            </w:r>
+          </w:p>
+        </w:tc>
+        <w:tc>
+          <w:tcPr>
+            <w:tcW w:type="dxa" w:w="3096"/>
+            <w:tcBorders>
+              <w:top w:val="single" w:sz="8" w:color="000000"/>
+              <w:bottom w:val="single" w:sz="4" w:color="000000"/>
+            </w:tcBorders>
+          </w:tcPr>
+          <w:p>
+            <w:pPr>
+              <w:keepNext/>
+              <w:jc w:val="center"/>
+            </w:pPr>
+            <w:r>
+              <w:rPr>
+                <w:b/>
+                <w:i w:val="0"/>
+                <w:sz w:val="14"/>
+              </w:rPr>
+              <w:t>Examples of what is checked</w:t>
+            </w:r>
+          </w:p>
+        </w:tc>
+      </w:tr>
+      <w:tr>
+        <w:tc>
+          <w:tcPr>
+            <w:tcW w:type="dxa" w:w="1224"/>
+          </w:tcPr>
+          <w:p>
+            <w:pPr>
+              <w:keepNext/>
+              <w:jc w:val="left"/>
+            </w:pPr>
+            <w:r>
+              <w:rPr>
+                <w:b w:val="0"/>
+                <w:i w:val="0"/>
+                <w:sz w:val="14"/>
+              </w:rPr>
+              <w:t>M1 ingestion</w:t>
+            </w:r>
+          </w:p>
+        </w:tc>
+        <w:tc>
+          <w:tcPr>
+            <w:tcW w:type="dxa" w:w="576"/>
+          </w:tcPr>
+          <w:p>
+            <w:pPr>
+              <w:keepNext/>
+              <w:jc w:val="center"/>
+            </w:pPr>
+            <w:r>
+              <w:rPr>
+                <w:b w:val="0"/>
+                <w:i w:val="0"/>
+                <w:sz w:val="14"/>
+              </w:rPr>
+              <w:t>3</w:t>
+            </w:r>
+          </w:p>
+        </w:tc>
+        <w:tc>
+          <w:tcPr>
+            <w:tcW w:type="dxa" w:w="3096"/>
+          </w:tcPr>
+          <w:p>
+            <w:pPr>
+              <w:keepNext/>
+              <w:jc w:val="center"/>
+            </w:pPr>
+            <w:r>
+              <w:rPr>
+                <w:b w:val="0"/>
+                <w:i w:val="0"/>
+                <w:sz w:val="14"/>
+              </w:rPr>
+              <w:t>Restaurant filter, de-duplication, cuisine, first-year selection</w:t>
+            </w:r>
+          </w:p>
+        </w:tc>
+      </w:tr>
+      <w:tr>
+        <w:tc>
+          <w:tcPr>
+            <w:tcW w:type="dxa" w:w="1224"/>
+          </w:tcPr>
+          <w:p>
+            <w:pPr>
+              <w:keepNext/>
+              <w:jc w:val="left"/>
+            </w:pPr>
+            <w:r>
+              <w:rPr>
+                <w:b w:val="0"/>
+                <w:i w:val="0"/>
+                <w:sz w:val="14"/>
+              </w:rPr>
+              <w:t>M2 aspects</w:t>
+            </w:r>
+          </w:p>
+        </w:tc>
+        <w:tc>
+          <w:tcPr>
+            <w:tcW w:type="dxa" w:w="576"/>
+          </w:tcPr>
+          <w:p>
+            <w:pPr>
+              <w:keepNext/>
+              <w:jc w:val="center"/>
+            </w:pPr>
+            <w:r>
+              <w:rPr>
+                <w:b w:val="0"/>
+                <w:i w:val="0"/>
+                <w:sz w:val="14"/>
+              </w:rPr>
+              <w:t>7</w:t>
+            </w:r>
+          </w:p>
+        </w:tc>
+        <w:tc>
+          <w:tcPr>
+            <w:tcW w:type="dxa" w:w="3096"/>
+          </w:tcPr>
+          <w:p>
+            <w:pPr>
+              <w:keepNext/>
+              <w:jc w:val="center"/>
+            </w:pPr>
+            <w:r>
+              <w:rPr>
+                <w:b w:val="0"/>
+                <w:i w:val="0"/>
+                <w:sz w:val="14"/>
+              </w:rPr>
+              <w:t>Negation, idioms, star fallback, zero-shot parsing</w:t>
+            </w:r>
+          </w:p>
+        </w:tc>
+      </w:tr>
+      <w:tr>
+        <w:tc>
+          <w:tcPr>
+            <w:tcW w:type="dxa" w:w="1224"/>
+          </w:tcPr>
+          <w:p>
+            <w:pPr>
+              <w:keepNext/>
+              <w:jc w:val="left"/>
+            </w:pPr>
+            <w:r>
+              <w:rPr>
+                <w:b w:val="0"/>
+                <w:i w:val="0"/>
+                <w:sz w:val="14"/>
+              </w:rPr>
+              <w:t>M3 trends</w:t>
+            </w:r>
+          </w:p>
+        </w:tc>
+        <w:tc>
+          <w:tcPr>
+            <w:tcW w:type="dxa" w:w="576"/>
+          </w:tcPr>
+          <w:p>
+            <w:pPr>
+              <w:keepNext/>
+              <w:jc w:val="center"/>
+            </w:pPr>
+            <w:r>
+              <w:rPr>
+                <w:b w:val="0"/>
+                <w:i w:val="0"/>
+                <w:sz w:val="14"/>
+              </w:rPr>
+              <w:t>3</w:t>
+            </w:r>
+          </w:p>
+        </w:tc>
+        <w:tc>
+          <w:tcPr>
+            <w:tcW w:type="dxa" w:w="3096"/>
+          </w:tcPr>
+          <w:p>
+            <w:pPr>
+              <w:keepNext/>
+              <w:jc w:val="center"/>
+            </w:pPr>
+            <w:r>
+              <w:rPr>
+                <w:b w:val="0"/>
+                <w:i w:val="0"/>
+                <w:sz w:val="14"/>
+              </w:rPr>
+              <w:t>No alert before a spike, exact MAD, chance baseline</w:t>
+            </w:r>
+          </w:p>
+        </w:tc>
+      </w:tr>
+      <w:tr>
+        <w:tc>
+          <w:tcPr>
+            <w:tcW w:type="dxa" w:w="1224"/>
+          </w:tcPr>
+          <w:p>
+            <w:pPr>
+              <w:keepNext/>
+              <w:jc w:val="left"/>
+            </w:pPr>
+            <w:r>
+              <w:rPr>
+                <w:b w:val="0"/>
+                <w:i w:val="0"/>
+                <w:sz w:val="14"/>
+              </w:rPr>
+              <w:t>M4 forecast</w:t>
+            </w:r>
+          </w:p>
+        </w:tc>
+        <w:tc>
+          <w:tcPr>
+            <w:tcW w:type="dxa" w:w="576"/>
+          </w:tcPr>
+          <w:p>
+            <w:pPr>
+              <w:keepNext/>
+              <w:jc w:val="center"/>
+            </w:pPr>
+            <w:r>
+              <w:rPr>
+                <w:b w:val="0"/>
+                <w:i w:val="0"/>
+                <w:sz w:val="14"/>
+              </w:rPr>
+              <w:t>8</w:t>
+            </w:r>
+          </w:p>
+        </w:tc>
+        <w:tc>
+          <w:tcPr>
+            <w:tcW w:type="dxa" w:w="3096"/>
+          </w:tcPr>
+          <w:p>
+            <w:pPr>
+              <w:keepNext/>
+              <w:jc w:val="center"/>
+            </w:pPr>
+            <w:r>
+              <w:rPr>
+                <w:b w:val="0"/>
+                <w:i w:val="0"/>
+                <w:sz w:val="14"/>
+              </w:rPr>
+              <w:t>No future leakage, purged split, padding, calibration, star costs</w:t>
+            </w:r>
+          </w:p>
+        </w:tc>
+      </w:tr>
+      <w:tr>
+        <w:tc>
+          <w:tcPr>
+            <w:tcW w:type="dxa" w:w="1224"/>
+          </w:tcPr>
+          <w:p>
+            <w:pPr>
+              <w:keepNext/>
+              <w:jc w:val="left"/>
+            </w:pPr>
+            <w:r>
+              <w:rPr>
+                <w:b w:val="0"/>
+                <w:i w:val="0"/>
+                <w:sz w:val="14"/>
+              </w:rPr>
+              <w:t>M5 agent</w:t>
+            </w:r>
+          </w:p>
+        </w:tc>
+        <w:tc>
+          <w:tcPr>
+            <w:tcW w:type="dxa" w:w="576"/>
+          </w:tcPr>
+          <w:p>
+            <w:pPr>
+              <w:keepNext/>
+              <w:jc w:val="center"/>
+            </w:pPr>
+            <w:r>
+              <w:rPr>
+                <w:b w:val="0"/>
+                <w:i w:val="0"/>
+                <w:sz w:val="14"/>
+              </w:rPr>
+              <w:t>14</w:t>
+            </w:r>
+          </w:p>
+        </w:tc>
+        <w:tc>
+          <w:tcPr>
+            <w:tcW w:type="dxa" w:w="3096"/>
+          </w:tcPr>
+          <w:p>
+            <w:pPr>
+              <w:keepNext/>
+              <w:jc w:val="center"/>
+            </w:pPr>
+            <w:r>
+              <w:rPr>
+                <w:b w:val="0"/>
+                <w:i w:val="0"/>
+                <w:sz w:val="14"/>
+              </w:rPr>
+              <w:t>Verifier axes, adversarial plans, LLM tool loop and fallbacks</w:t>
+            </w:r>
+          </w:p>
+        </w:tc>
+      </w:tr>
+      <w:tr>
+        <w:tc>
+          <w:tcPr>
+            <w:tcW w:type="dxa" w:w="1224"/>
+            <w:tcBorders>
+              <w:bottom w:val="single" w:sz="8" w:color="000000"/>
+            </w:tcBorders>
+          </w:tcPr>
+          <w:p>
+            <w:pPr>
+              <w:keepNext w:val="0"/>
+              <w:jc w:val="left"/>
+            </w:pPr>
+            <w:r>
+              <w:rPr>
+                <w:b w:val="0"/>
+                <w:i w:val="0"/>
+                <w:sz w:val="14"/>
+              </w:rPr>
+              <w:t>M6 serving</w:t>
+            </w:r>
+          </w:p>
+        </w:tc>
+        <w:tc>
+          <w:tcPr>
+            <w:tcW w:type="dxa" w:w="576"/>
+            <w:tcBorders>
+              <w:bottom w:val="single" w:sz="8" w:color="000000"/>
+            </w:tcBorders>
+          </w:tcPr>
+          <w:p>
+            <w:pPr>
+              <w:keepNext w:val="0"/>
+              <w:jc w:val="center"/>
+            </w:pPr>
+            <w:r>
+              <w:rPr>
+                <w:b w:val="0"/>
+                <w:i w:val="0"/>
+                <w:sz w:val="14"/>
+              </w:rPr>
+              <w:t>8</w:t>
+            </w:r>
+          </w:p>
+        </w:tc>
+        <w:tc>
+          <w:tcPr>
+            <w:tcW w:type="dxa" w:w="3096"/>
+            <w:tcBorders>
+              <w:bottom w:val="single" w:sz="8" w:color="000000"/>
+            </w:tcBorders>
+          </w:tcPr>
+          <w:p>
+            <w:pPr>
+              <w:keepNext w:val="0"/>
+              <w:jc w:val="center"/>
+            </w:pPr>
+            <w:r>
+              <w:rPr>
+                <w:b w:val="0"/>
+                <w:i w:val="0"/>
+                <w:sz w:val="14"/>
+              </w:rPr>
+              <w:t>Endpoints, validation, 404s, reload after a new run</w:t>
+            </w:r>
+          </w:p>
+        </w:tc>
+      </w:tr>
+    </w:tbl>
+    <w:p>
+      <w:pPr>
+        <w:spacing w:after="80"/>
+      </w:pPr>
+    </w:p>
+    <w:p>
+      <w:pPr>
+        <w:spacing w:after="0"/>
+        <w:ind w:firstLine="245"/>
+        <w:jc w:val="both"/>
+      </w:pPr>
+      <w:r>
+        <w:rPr>
+          <w:b w:val="0"/>
+          <w:i w:val="0"/>
+        </w:rPr>
+        <w:t>Table VII collects the main parameters of the pipeline. They are set once in the configuration module, documented next to their value, and each can be overridden by an environment variable, which is how the robustness runs in Section IV change the restaurant selection or the test window without touching the code.</w:t>
+      </w:r>
+    </w:p>
+    <w:p>
+      <w:pPr>
+        <w:keepNext/>
+        <w:spacing w:before="120"/>
+        <w:jc w:val="center"/>
+      </w:pPr>
+      <w:r>
+        <w:rPr>
+          <w:sz w:val="16"/>
+        </w:rPr>
+        <w:t>TABLE VII</w:t>
+      </w:r>
+    </w:p>
+    <w:p>
+      <w:pPr>
+        <w:keepNext/>
+        <w:spacing w:after="40"/>
+        <w:jc w:val="center"/>
+      </w:pPr>
+      <w:r>
+        <w:rPr>
+          <w:smallCaps/>
+          <w:sz w:val="16"/>
+        </w:rPr>
+        <w:t>Key parameters of the pipeline</w:t>
+      </w:r>
+    </w:p>
+    <w:tbl>
+      <w:tblPr>
+        <w:tblW w:type="auto" w:w="0"/>
+        <w:jc w:val="center"/>
+        <w:tblLayout w:type="fixed"/>
+        <w:tblLook w:firstColumn="1" w:firstRow="1" w:lastColumn="0" w:lastRow="0" w:noHBand="0" w:noVBand="1" w:val="04A0"/>
+        <w:tblLayout w:type="fixed"/>
+        <w:tblCellMar>
+          <w:left w:w="43" w:type="dxa"/>
+          <w:right w:w="43" w:type="dxa"/>
+        </w:tblCellMar>
+      </w:tblPr>
+      <w:tblGrid>
+        <w:gridCol w:w="648"/>
+        <w:gridCol w:w="2520"/>
+        <w:gridCol w:w="1728"/>
+      </w:tblGrid>
+      <w:tr>
+        <w:tc>
+          <w:tcPr>
+            <w:tcW w:type="dxa" w:w="648"/>
+            <w:tcBorders>
+              <w:top w:val="single" w:sz="8" w:color="000000"/>
+              <w:bottom w:val="single" w:sz="4" w:color="000000"/>
+            </w:tcBorders>
+          </w:tcPr>
+          <w:p>
+            <w:pPr>
+              <w:keepNext/>
+              <w:jc w:val="left"/>
+            </w:pPr>
+            <w:r>
+              <w:rPr>
+                <w:b/>
+                <w:i w:val="0"/>
+                <w:sz w:val="14"/>
+              </w:rPr>
+              <w:t>Module</w:t>
+            </w:r>
+          </w:p>
+        </w:tc>
+        <w:tc>
+          <w:tcPr>
+            <w:tcW w:type="dxa" w:w="2520"/>
+            <w:tcBorders>
+              <w:top w:val="single" w:sz="8" w:color="000000"/>
+              <w:bottom w:val="single" w:sz="4" w:color="000000"/>
+            </w:tcBorders>
+          </w:tcPr>
+          <w:p>
+            <w:pPr>
+              <w:keepNext/>
+              <w:jc w:val="center"/>
+            </w:pPr>
+            <w:r>
+              <w:rPr>
+                <w:b/>
+                <w:i w:val="0"/>
+                <w:sz w:val="14"/>
+              </w:rPr>
+              <w:t>Parameter</w:t>
+            </w:r>
+          </w:p>
+        </w:tc>
+        <w:tc>
+          <w:tcPr>
+            <w:tcW w:type="dxa" w:w="1728"/>
+            <w:tcBorders>
+              <w:top w:val="single" w:sz="8" w:color="000000"/>
+              <w:bottom w:val="single" w:sz="4" w:color="000000"/>
+            </w:tcBorders>
+          </w:tcPr>
+          <w:p>
+            <w:pPr>
+              <w:keepNext/>
+              <w:jc w:val="center"/>
+            </w:pPr>
+            <w:r>
+              <w:rPr>
+                <w:b/>
+                <w:i w:val="0"/>
+                <w:sz w:val="14"/>
+              </w:rPr>
+              <w:t>Value</w:t>
+            </w:r>
+          </w:p>
+        </w:tc>
+      </w:tr>
+      <w:tr>
+        <w:tc>
+          <w:tcPr>
+            <w:tcW w:type="dxa" w:w="648"/>
+          </w:tcPr>
+          <w:p>
+            <w:pPr>
+              <w:keepNext/>
+              <w:jc w:val="left"/>
+            </w:pPr>
+            <w:r>
+              <w:rPr>
+                <w:b w:val="0"/>
+                <w:i w:val="0"/>
+                <w:sz w:val="14"/>
+              </w:rPr>
+              <w:t>M1</w:t>
+            </w:r>
+          </w:p>
+        </w:tc>
+        <w:tc>
+          <w:tcPr>
+            <w:tcW w:type="dxa" w:w="2520"/>
+          </w:tcPr>
+          <w:p>
+            <w:pPr>
+              <w:keepNext/>
+              <w:jc w:val="center"/>
+            </w:pPr>
+            <w:r>
+              <w:rPr>
+                <w:b w:val="0"/>
+                <w:i w:val="0"/>
+                <w:sz w:val="14"/>
+              </w:rPr>
+              <w:t>Restaurants / city / start date</w:t>
+            </w:r>
+          </w:p>
+        </w:tc>
+        <w:tc>
+          <w:tcPr>
+            <w:tcW w:type="dxa" w:w="1728"/>
+          </w:tcPr>
+          <w:p>
+            <w:pPr>
+              <w:keepNext/>
+              <w:jc w:val="center"/>
+            </w:pPr>
+            <w:r>
+              <w:rPr>
+                <w:b w:val="0"/>
+                <w:i w:val="0"/>
+                <w:sz w:val="14"/>
+              </w:rPr>
+              <w:t>400 / Philadelphia / Jan 2016</w:t>
+            </w:r>
+          </w:p>
+        </w:tc>
+      </w:tr>
+      <w:tr>
+        <w:tc>
+          <w:tcPr>
+            <w:tcW w:type="dxa" w:w="648"/>
+          </w:tcPr>
+          <w:p>
+            <w:pPr>
+              <w:keepNext/>
+              <w:jc w:val="left"/>
+            </w:pPr>
+            <w:r>
+              <w:rPr>
+                <w:b w:val="0"/>
+                <w:i w:val="0"/>
+                <w:sz w:val="14"/>
+              </w:rPr>
+              <w:t>M2</w:t>
+            </w:r>
+          </w:p>
+        </w:tc>
+        <w:tc>
+          <w:tcPr>
+            <w:tcW w:type="dxa" w:w="2520"/>
+          </w:tcPr>
+          <w:p>
+            <w:pPr>
+              <w:keepNext/>
+              <w:jc w:val="center"/>
+            </w:pPr>
+            <w:r>
+              <w:rPr>
+                <w:b w:val="0"/>
+                <w:i w:val="0"/>
+                <w:sz w:val="14"/>
+              </w:rPr>
+              <w:t>DistilBERT input / epochs / training reviews</w:t>
+            </w:r>
+          </w:p>
+        </w:tc>
+        <w:tc>
+          <w:tcPr>
+            <w:tcW w:type="dxa" w:w="1728"/>
+          </w:tcPr>
+          <w:p>
+            <w:pPr>
+              <w:keepNext/>
+              <w:jc w:val="center"/>
+            </w:pPr>
+            <w:r>
+              <w:rPr>
+                <w:b w:val="0"/>
+                <w:i w:val="0"/>
+                <w:sz w:val="14"/>
+              </w:rPr>
+              <w:t>256 tokens / 2 / 6,000</w:t>
+            </w:r>
+          </w:p>
+        </w:tc>
+      </w:tr>
+      <w:tr>
+        <w:tc>
+          <w:tcPr>
+            <w:tcW w:type="dxa" w:w="648"/>
+          </w:tcPr>
+          <w:p>
+            <w:pPr>
+              <w:keepNext/>
+              <w:jc w:val="left"/>
+            </w:pPr>
+            <w:r>
+              <w:rPr>
+                <w:b w:val="0"/>
+                <w:i w:val="0"/>
+                <w:sz w:val="14"/>
+              </w:rPr>
+              <w:t>M2</w:t>
+            </w:r>
+          </w:p>
+        </w:tc>
+        <w:tc>
+          <w:tcPr>
+            <w:tcW w:type="dxa" w:w="2520"/>
+          </w:tcPr>
+          <w:p>
+            <w:pPr>
+              <w:keepNext/>
+              <w:jc w:val="center"/>
+            </w:pPr>
+            <w:r>
+              <w:rPr>
+                <w:b w:val="0"/>
+                <w:i w:val="0"/>
+                <w:sz w:val="14"/>
+              </w:rPr>
+              <w:t>TF-IDF n-grams / training reviews</w:t>
+            </w:r>
+          </w:p>
+        </w:tc>
+        <w:tc>
+          <w:tcPr>
+            <w:tcW w:type="dxa" w:w="1728"/>
+          </w:tcPr>
+          <w:p>
+            <w:pPr>
+              <w:keepNext/>
+              <w:jc w:val="center"/>
+            </w:pPr>
+            <w:r>
+              <w:rPr>
+                <w:b w:val="0"/>
+                <w:i w:val="0"/>
+                <w:sz w:val="14"/>
+              </w:rPr>
+              <w:t>1–2 / 40,000</w:t>
+            </w:r>
+          </w:p>
+        </w:tc>
+      </w:tr>
+      <w:tr>
+        <w:tc>
+          <w:tcPr>
+            <w:tcW w:type="dxa" w:w="648"/>
+          </w:tcPr>
+          <w:p>
+            <w:pPr>
+              <w:keepNext/>
+              <w:jc w:val="left"/>
+            </w:pPr>
+            <w:r>
+              <w:rPr>
+                <w:b w:val="0"/>
+                <w:i w:val="0"/>
+                <w:sz w:val="14"/>
+              </w:rPr>
+              <w:t>M3</w:t>
+            </w:r>
+          </w:p>
+        </w:tc>
+        <w:tc>
+          <w:tcPr>
+            <w:tcW w:type="dxa" w:w="2520"/>
+          </w:tcPr>
+          <w:p>
+            <w:pPr>
+              <w:keepNext/>
+              <w:jc w:val="center"/>
+            </w:pPr>
+            <w:r>
+              <w:rPr>
+                <w:b w:val="0"/>
+                <w:i w:val="0"/>
+                <w:sz w:val="14"/>
+              </w:rPr>
+              <w:t>EWMA span / baseline window / minimum history</w:t>
+            </w:r>
+          </w:p>
+        </w:tc>
+        <w:tc>
+          <w:tcPr>
+            <w:tcW w:type="dxa" w:w="1728"/>
+          </w:tcPr>
+          <w:p>
+            <w:pPr>
+              <w:keepNext/>
+              <w:jc w:val="center"/>
+            </w:pPr>
+            <w:r>
+              <w:rPr>
+                <w:b w:val="0"/>
+                <w:i w:val="0"/>
+                <w:sz w:val="14"/>
+              </w:rPr>
+              <w:t>3 / 12 / 6 months</w:t>
+            </w:r>
+          </w:p>
+        </w:tc>
+      </w:tr>
+      <w:tr>
+        <w:tc>
+          <w:tcPr>
+            <w:tcW w:type="dxa" w:w="648"/>
+          </w:tcPr>
+          <w:p>
+            <w:pPr>
+              <w:keepNext/>
+              <w:jc w:val="left"/>
+            </w:pPr>
+            <w:r>
+              <w:rPr>
+                <w:b w:val="0"/>
+                <w:i w:val="0"/>
+                <w:sz w:val="14"/>
+              </w:rPr>
+              <w:t>M3</w:t>
+            </w:r>
+          </w:p>
+        </w:tc>
+        <w:tc>
+          <w:tcPr>
+            <w:tcW w:type="dxa" w:w="2520"/>
+          </w:tcPr>
+          <w:p>
+            <w:pPr>
+              <w:keepNext/>
+              <w:jc w:val="center"/>
+            </w:pPr>
+            <w:r>
+              <w:rPr>
+                <w:b w:val="0"/>
+                <w:i w:val="0"/>
+                <w:sz w:val="14"/>
+              </w:rPr>
+              <w:t>Spike threshold / minimum recent complaints</w:t>
+            </w:r>
+          </w:p>
+        </w:tc>
+        <w:tc>
+          <w:tcPr>
+            <w:tcW w:type="dxa" w:w="1728"/>
+          </w:tcPr>
+          <w:p>
+            <w:pPr>
+              <w:keepNext/>
+              <w:jc w:val="center"/>
+            </w:pPr>
+            <w:r>
+              <w:rPr>
+                <w:b w:val="0"/>
+                <w:i w:val="0"/>
+                <w:sz w:val="14"/>
+              </w:rPr>
+              <w:t>z &gt; 2.5 / 2</w:t>
+            </w:r>
+          </w:p>
+        </w:tc>
+      </w:tr>
+      <w:tr>
+        <w:tc>
+          <w:tcPr>
+            <w:tcW w:type="dxa" w:w="648"/>
+          </w:tcPr>
+          <w:p>
+            <w:pPr>
+              <w:keepNext/>
+              <w:jc w:val="left"/>
+            </w:pPr>
+            <w:r>
+              <w:rPr>
+                <w:b w:val="0"/>
+                <w:i w:val="0"/>
+                <w:sz w:val="14"/>
+              </w:rPr>
+              <w:t>M4</w:t>
+            </w:r>
+          </w:p>
+        </w:tc>
+        <w:tc>
+          <w:tcPr>
+            <w:tcW w:type="dxa" w:w="2520"/>
+          </w:tcPr>
+          <w:p>
+            <w:pPr>
+              <w:keepNext/>
+              <w:jc w:val="center"/>
+            </w:pPr>
+            <w:r>
+              <w:rPr>
+                <w:b w:val="0"/>
+                <w:i w:val="0"/>
+                <w:sz w:val="14"/>
+              </w:rPr>
+              <w:t>Decline: drop / significance / horizon</w:t>
+            </w:r>
+          </w:p>
+        </w:tc>
+        <w:tc>
+          <w:tcPr>
+            <w:tcW w:type="dxa" w:w="1728"/>
+          </w:tcPr>
+          <w:p>
+            <w:pPr>
+              <w:keepNext/>
+              <w:jc w:val="center"/>
+            </w:pPr>
+            <w:r>
+              <w:rPr>
+                <w:b w:val="0"/>
+                <w:i w:val="0"/>
+                <w:sz w:val="14"/>
+              </w:rPr>
+              <w:t>≥ 0.3★ / z ≥ 1.645 / 3 months</w:t>
+            </w:r>
+          </w:p>
+        </w:tc>
+      </w:tr>
+      <w:tr>
+        <w:tc>
+          <w:tcPr>
+            <w:tcW w:type="dxa" w:w="648"/>
+          </w:tcPr>
+          <w:p>
+            <w:pPr>
+              <w:keepNext/>
+              <w:jc w:val="left"/>
+            </w:pPr>
+            <w:r>
+              <w:rPr>
+                <w:b w:val="0"/>
+                <w:i w:val="0"/>
+                <w:sz w:val="14"/>
+              </w:rPr>
+              <w:t>M4</w:t>
+            </w:r>
+          </w:p>
+        </w:tc>
+        <w:tc>
+          <w:tcPr>
+            <w:tcW w:type="dxa" w:w="2520"/>
+          </w:tcPr>
+          <w:p>
+            <w:pPr>
+              <w:keepNext/>
+              <w:jc w:val="center"/>
+            </w:pPr>
+            <w:r>
+              <w:rPr>
+                <w:b w:val="0"/>
+                <w:i w:val="0"/>
+                <w:sz w:val="14"/>
+              </w:rPr>
+              <w:t>Minimum reviews past / future window</w:t>
+            </w:r>
+          </w:p>
+        </w:tc>
+        <w:tc>
+          <w:tcPr>
+            <w:tcW w:type="dxa" w:w="1728"/>
+          </w:tcPr>
+          <w:p>
+            <w:pPr>
+              <w:keepNext/>
+              <w:jc w:val="center"/>
+            </w:pPr>
+            <w:r>
+              <w:rPr>
+                <w:b w:val="0"/>
+                <w:i w:val="0"/>
+                <w:sz w:val="14"/>
+              </w:rPr>
+              <w:t>6 / 3</w:t>
+            </w:r>
+          </w:p>
+        </w:tc>
+      </w:tr>
+      <w:tr>
+        <w:tc>
+          <w:tcPr>
+            <w:tcW w:type="dxa" w:w="648"/>
+          </w:tcPr>
+          <w:p>
+            <w:pPr>
+              <w:keepNext/>
+              <w:jc w:val="left"/>
+            </w:pPr>
+            <w:r>
+              <w:rPr>
+                <w:b w:val="0"/>
+                <w:i w:val="0"/>
+                <w:sz w:val="14"/>
+              </w:rPr>
+              <w:t>M4</w:t>
+            </w:r>
+          </w:p>
+        </w:tc>
+        <w:tc>
+          <w:tcPr>
+            <w:tcW w:type="dxa" w:w="2520"/>
+          </w:tcPr>
+          <w:p>
+            <w:pPr>
+              <w:keepNext/>
+              <w:jc w:val="center"/>
+            </w:pPr>
+            <w:r>
+              <w:rPr>
+                <w:b w:val="0"/>
+                <w:i w:val="0"/>
+                <w:sz w:val="14"/>
+              </w:rPr>
+              <w:t>Test / validation / purge gap</w:t>
+            </w:r>
+          </w:p>
+        </w:tc>
+        <w:tc>
+          <w:tcPr>
+            <w:tcW w:type="dxa" w:w="1728"/>
+          </w:tcPr>
+          <w:p>
+            <w:pPr>
+              <w:keepNext/>
+              <w:jc w:val="center"/>
+            </w:pPr>
+            <w:r>
+              <w:rPr>
+                <w:b w:val="0"/>
+                <w:i w:val="0"/>
+                <w:sz w:val="14"/>
+              </w:rPr>
+              <w:t>18 / 6 / 3 months</w:t>
+            </w:r>
+          </w:p>
+        </w:tc>
+      </w:tr>
+      <w:tr>
+        <w:tc>
+          <w:tcPr>
+            <w:tcW w:type="dxa" w:w="648"/>
+          </w:tcPr>
+          <w:p>
+            <w:pPr>
+              <w:keepNext/>
+              <w:jc w:val="left"/>
+            </w:pPr>
+            <w:r>
+              <w:rPr>
+                <w:b w:val="0"/>
+                <w:i w:val="0"/>
+                <w:sz w:val="14"/>
+              </w:rPr>
+              <w:t>M4</w:t>
+            </w:r>
+          </w:p>
+        </w:tc>
+        <w:tc>
+          <w:tcPr>
+            <w:tcW w:type="dxa" w:w="2520"/>
+          </w:tcPr>
+          <w:p>
+            <w:pPr>
+              <w:keepNext/>
+              <w:jc w:val="center"/>
+            </w:pPr>
+            <w:r>
+              <w:rPr>
+                <w:b w:val="0"/>
+                <w:i w:val="0"/>
+                <w:sz w:val="14"/>
+              </w:rPr>
+              <w:t>GRU window / hidden size / ensemble</w:t>
+            </w:r>
+          </w:p>
+        </w:tc>
+        <w:tc>
+          <w:tcPr>
+            <w:tcW w:type="dxa" w:w="1728"/>
+          </w:tcPr>
+          <w:p>
+            <w:pPr>
+              <w:keepNext/>
+              <w:jc w:val="center"/>
+            </w:pPr>
+            <w:r>
+              <w:rPr>
+                <w:b w:val="0"/>
+                <w:i w:val="0"/>
+                <w:sz w:val="14"/>
+              </w:rPr>
+              <w:t>12 months / 64 / 3 seeds</w:t>
+            </w:r>
+          </w:p>
+        </w:tc>
+      </w:tr>
+      <w:tr>
+        <w:tc>
+          <w:tcPr>
+            <w:tcW w:type="dxa" w:w="648"/>
+          </w:tcPr>
+          <w:p>
+            <w:pPr>
+              <w:keepNext/>
+              <w:jc w:val="left"/>
+            </w:pPr>
+            <w:r>
+              <w:rPr>
+                <w:b w:val="0"/>
+                <w:i w:val="0"/>
+                <w:sz w:val="14"/>
+              </w:rPr>
+              <w:t>M4</w:t>
+            </w:r>
+          </w:p>
+        </w:tc>
+        <w:tc>
+          <w:tcPr>
+            <w:tcW w:type="dxa" w:w="2520"/>
+          </w:tcPr>
+          <w:p>
+            <w:pPr>
+              <w:keepNext/>
+              <w:jc w:val="center"/>
+            </w:pPr>
+            <w:r>
+              <w:rPr>
+                <w:b w:val="0"/>
+                <w:i w:val="0"/>
+                <w:sz w:val="14"/>
+              </w:rPr>
+              <w:t>Risk tiers (lift over typical risk)</w:t>
+            </w:r>
+          </w:p>
+        </w:tc>
+        <w:tc>
+          <w:tcPr>
+            <w:tcW w:type="dxa" w:w="1728"/>
+          </w:tcPr>
+          <w:p>
+            <w:pPr>
+              <w:keepNext/>
+              <w:jc w:val="center"/>
+            </w:pPr>
+            <w:r>
+              <w:rPr>
+                <w:b w:val="0"/>
+                <w:i w:val="0"/>
+                <w:sz w:val="14"/>
+              </w:rPr>
+              <w:t>≥ 1.5× medium, ≥ 2× high</w:t>
+            </w:r>
+          </w:p>
+        </w:tc>
+      </w:tr>
+      <w:tr>
+        <w:tc>
+          <w:tcPr>
+            <w:tcW w:type="dxa" w:w="648"/>
+          </w:tcPr>
+          <w:p>
+            <w:pPr>
+              <w:keepNext/>
+              <w:jc w:val="left"/>
+            </w:pPr>
+            <w:r>
+              <w:rPr>
+                <w:b w:val="0"/>
+                <w:i w:val="0"/>
+                <w:sz w:val="14"/>
+              </w:rPr>
+              <w:t>M5</w:t>
+            </w:r>
+          </w:p>
+        </w:tc>
+        <w:tc>
+          <w:tcPr>
+            <w:tcW w:type="dxa" w:w="2520"/>
+          </w:tcPr>
+          <w:p>
+            <w:pPr>
+              <w:keepNext/>
+              <w:jc w:val="center"/>
+            </w:pPr>
+            <w:r>
+              <w:rPr>
+                <w:b w:val="0"/>
+                <w:i w:val="0"/>
+                <w:sz w:val="14"/>
+              </w:rPr>
+              <w:t>Evidence per aspect / look-back</w:t>
+            </w:r>
+          </w:p>
+        </w:tc>
+        <w:tc>
+          <w:tcPr>
+            <w:tcW w:type="dxa" w:w="1728"/>
+          </w:tcPr>
+          <w:p>
+            <w:pPr>
+              <w:keepNext/>
+              <w:jc w:val="center"/>
+            </w:pPr>
+            <w:r>
+              <w:rPr>
+                <w:b w:val="0"/>
+                <w:i w:val="0"/>
+                <w:sz w:val="14"/>
+              </w:rPr>
+              <w:t>3 reviews / 4 months</w:t>
+            </w:r>
+          </w:p>
+        </w:tc>
+      </w:tr>
+      <w:tr>
+        <w:tc>
+          <w:tcPr>
+            <w:tcW w:type="dxa" w:w="648"/>
+          </w:tcPr>
+          <w:p>
+            <w:pPr>
+              <w:keepNext/>
+              <w:jc w:val="left"/>
+            </w:pPr>
+            <w:r>
+              <w:rPr>
+                <w:b w:val="0"/>
+                <w:i w:val="0"/>
+                <w:sz w:val="14"/>
+              </w:rPr>
+              <w:t>M5</w:t>
+            </w:r>
+          </w:p>
+        </w:tc>
+        <w:tc>
+          <w:tcPr>
+            <w:tcW w:type="dxa" w:w="2520"/>
+          </w:tcPr>
+          <w:p>
+            <w:pPr>
+              <w:keepNext/>
+              <w:jc w:val="center"/>
+            </w:pPr>
+            <w:r>
+              <w:rPr>
+                <w:b w:val="0"/>
+                <w:i w:val="0"/>
+                <w:sz w:val="14"/>
+              </w:rPr>
+              <w:t>Verifier tolerance (rates / stars)</w:t>
+            </w:r>
+          </w:p>
+        </w:tc>
+        <w:tc>
+          <w:tcPr>
+            <w:tcW w:type="dxa" w:w="1728"/>
+          </w:tcPr>
+          <w:p>
+            <w:pPr>
+              <w:keepNext/>
+              <w:jc w:val="center"/>
+            </w:pPr>
+            <w:r>
+              <w:rPr>
+                <w:b w:val="0"/>
+                <w:i w:val="0"/>
+                <w:sz w:val="14"/>
+              </w:rPr>
+              <w:t>± 2 points / ± 0.05★</w:t>
+            </w:r>
+          </w:p>
+        </w:tc>
+      </w:tr>
+      <w:tr>
+        <w:tc>
+          <w:tcPr>
+            <w:tcW w:type="dxa" w:w="648"/>
+            <w:tcBorders>
+              <w:bottom w:val="single" w:sz="8" w:color="000000"/>
+            </w:tcBorders>
+          </w:tcPr>
+          <w:p>
+            <w:pPr>
+              <w:keepNext w:val="0"/>
+              <w:jc w:val="left"/>
+            </w:pPr>
+            <w:r>
+              <w:rPr>
+                <w:b w:val="0"/>
+                <w:i w:val="0"/>
+                <w:sz w:val="14"/>
+              </w:rPr>
+              <w:t>Eval.</w:t>
+            </w:r>
+          </w:p>
+        </w:tc>
+        <w:tc>
+          <w:tcPr>
+            <w:tcW w:type="dxa" w:w="2520"/>
+            <w:tcBorders>
+              <w:bottom w:val="single" w:sz="8" w:color="000000"/>
+            </w:tcBorders>
+          </w:tcPr>
+          <w:p>
+            <w:pPr>
+              <w:keepNext w:val="0"/>
+              <w:jc w:val="center"/>
+            </w:pPr>
+            <w:r>
+              <w:rPr>
+                <w:b w:val="0"/>
+                <w:i w:val="0"/>
+                <w:sz w:val="14"/>
+              </w:rPr>
+              <w:t>Early-warning budget / look-back</w:t>
+            </w:r>
+          </w:p>
+        </w:tc>
+        <w:tc>
+          <w:tcPr>
+            <w:tcW w:type="dxa" w:w="1728"/>
+            <w:tcBorders>
+              <w:bottom w:val="single" w:sz="8" w:color="000000"/>
+            </w:tcBorders>
+          </w:tcPr>
+          <w:p>
+            <w:pPr>
+              <w:keepNext w:val="0"/>
+              <w:jc w:val="center"/>
+            </w:pPr>
+            <w:r>
+              <w:rPr>
+                <w:b w:val="0"/>
+                <w:i w:val="0"/>
+                <w:sz w:val="14"/>
+              </w:rPr>
+              <w:t>15% / 6 months</w:t>
+            </w:r>
+          </w:p>
+        </w:tc>
+      </w:tr>
+    </w:tbl>
+    <w:p>
+      <w:pPr>
+        <w:spacing w:after="80"/>
+      </w:pPr>
+    </w:p>
+    <w:p>
+      <w:pPr>
+        <w:keepNext/>
+        <w:spacing w:before="160" w:after="80"/>
+        <w:jc w:val="center"/>
+      </w:pPr>
+      <w:r>
+        <w:rPr>
+          <w:smallCaps/>
+          <w:sz w:val="20"/>
+        </w:rPr>
+        <w:t>IV. Experiment Evaluations and Performance Comparisons</w:t>
+      </w:r>
+    </w:p>
+    <w:p>
+      <w:pPr>
+        <w:keepNext/>
+        <w:spacing w:before="100" w:after="40"/>
+      </w:pPr>
+      <w:r>
+        <w:rPr>
+          <w:i/>
+        </w:rPr>
+        <w:t>A. Experimental Setup</w:t>
+      </w:r>
+    </w:p>
+    <w:p>
+      <w:pPr>
+        <w:spacing w:after="0"/>
+        <w:ind w:firstLine="245"/>
+        <w:jc w:val="both"/>
+      </w:pPr>
+      <w:r>
+        <w:rPr>
+          <w:b w:val="0"/>
+          <w:i w:val="0"/>
+        </w:rPr>
+        <w:t>Models were trained and evaluated on one NVIDIA T4 GPU (AWS g4dn.xlarge via NUS RONIN); the deployed system serves them on CPU. Forecasting uses a strict chronological split: training months 2016-01–2019-06, validation 2019-10–2019-12 and test 2020-04–2021-09 (15,360, 1,045 and 4,214 labelled restaurant-months; 5.6% and 7.0% positive in training and test). The 3 labelled months before each boundary are dropped, because their three-month label window reaches into the next period. The test window coincides with the COVID-19 pandemic, a regime the models never saw in training. Metrics follow Section II: macro-F1 and complaint-F1 for M2; precision, lift and lead time for M3; AUROC, PR-AUC, Brier score, precision and recall in the riskiest 10% of restaurant-months, and early warning at a fixed 15% alert budget for M4; and groundedness for M5. Alert-based results are reported next to a chance level — the same alerts at random times — because a detector that fires often warns of many declines by luck. Fixed random seeds make all reported numbers reproducible.</w:t>
+      </w:r>
+    </w:p>
+    <w:p>
+      <w:pPr>
+        <w:keepNext/>
+        <w:spacing w:before="100" w:after="40"/>
+      </w:pPr>
+      <w:r>
+        <w:rPr>
+          <w:i/>
+        </w:rPr>
+        <w:t>B. Aspect Classification (M2)</w:t>
+      </w:r>
+    </w:p>
+    <w:p>
+      <w:pPr>
+        <w:keepNext/>
+        <w:spacing w:before="120"/>
+        <w:jc w:val="center"/>
+      </w:pPr>
+      <w:r>
+        <w:rPr>
+          <w:sz w:val="16"/>
+        </w:rPr>
+        <w:t>TABLE VIII</w:t>
       </w:r>
     </w:p>
     <w:p>
@@ -4070,7 +6589,7 @@
                 <w:i w:val="0"/>
                 <w:sz w:val="15"/>
               </w:rPr>
-              <w:t>0.660</w:t>
+              <w:t>0.661</w:t>
             </w:r>
           </w:p>
         </w:tc>
@@ -4108,7 +6627,7 @@
                 <w:i w:val="0"/>
                 <w:sz w:val="15"/>
               </w:rPr>
-              <w:t>0.21</w:t>
+              <w:t>0.11</w:t>
             </w:r>
           </w:p>
         </w:tc>
@@ -4148,7 +6667,7 @@
                 <w:i w:val="0"/>
                 <w:sz w:val="15"/>
               </w:rPr>
-              <w:t>0.727</w:t>
+              <w:t>0.723</w:t>
             </w:r>
           </w:p>
         </w:tc>
@@ -4167,7 +6686,7 @@
                 <w:i w:val="0"/>
                 <w:sz w:val="15"/>
               </w:rPr>
-              <w:t>0.512</w:t>
+              <w:t>0.494</w:t>
             </w:r>
           </w:p>
         </w:tc>
@@ -4186,7 +6705,7 @@
                 <w:i w:val="0"/>
                 <w:sz w:val="15"/>
               </w:rPr>
-              <w:t>0.06</w:t>
+              <w:t>0.05</w:t>
             </w:r>
           </w:p>
         </w:tc>
@@ -4226,7 +6745,7 @@
                 <w:i w:val="0"/>
                 <w:sz w:val="15"/>
               </w:rPr>
-              <w:t>0.737</w:t>
+              <w:t>0.750</w:t>
             </w:r>
           </w:p>
         </w:tc>
@@ -4245,7 +6764,7 @@
                 <w:i w:val="0"/>
                 <w:sz w:val="15"/>
               </w:rPr>
-              <w:t>0.567</w:t>
+              <w:t>0.580</w:t>
             </w:r>
           </w:p>
         </w:tc>
@@ -4264,7 +6783,7 @@
                 <w:i w:val="0"/>
                 <w:sz w:val="15"/>
               </w:rPr>
-              <w:t>6.49</w:t>
+              <w:t>1.05</w:t>
             </w:r>
           </w:p>
         </w:tc>
@@ -4354,7 +6873,7 @@
                 <w:i w:val="0"/>
                 <w:sz w:val="15"/>
               </w:rPr>
-              <w:t>822.44</w:t>
+              <w:t>886.00</w:t>
             </w:r>
           </w:p>
         </w:tc>
@@ -4370,7 +6889,7 @@
           <w:i/>
           <w:sz w:val="14"/>
         </w:rPr>
-        <w:t>800 human-labelled sentences; food, service, price, ambience (SemEval has no cleanliness category). No model was trained on SemEval; the LLM may have seen the public benchmark during pre-training. ms/sent.: CPU for the first three models, one NVIDIA T4 GPU for the LLM.</w:t>
+        <w:t>800 human-labelled sentences; food, service, price, ambience (SemEval has no cleanliness category). No model was trained on SemEval; the production model was chosen on 800 sentences of the SemEval training file. The LLM may have seen the public benchmark during pre-training. ms/sent.: DistilBERT and the LLM on one NVIDIA T4 GPU, the lexicon rule and TF-IDF on CPU.</w:t>
       </w:r>
     </w:p>
     <w:p>
@@ -4389,35 +6908,7 @@
           <w:b w:val="0"/>
           <w:i w:val="0"/>
         </w:rPr>
-        <w:t>Table IV and Fig. 4 compare the aspect models on 800 human-labelled SemEval-2014 sentences that none of them was trained on. Both learned models improve substantially on the lexicon rule that produced their training labels (macro-F1 0.737 and 0.727 versus 0.660), which confirms that weak supervision generalises beyond its own heuristics. DistilBERT is the best of the models that run on a CPU, and its advantage is concentrated where Radview needs it: complaint-F1 rises from 0.512 to 0.567 (+11% relative), with the largest gains on service (0.689 → 0.746) and ambience (0.227 → 0.348). TF-IDF remains slightly better on price (0.773 vs 0.748 macro-F1), where complaints use a small, distinctive vocabulary (</w:t>
-      </w:r>
-      <w:r>
-        <w:rPr>
-          <w:b w:val="0"/>
-          <w:i/>
-        </w:rPr>
-        <w:t>overpriced</w:t>
-      </w:r>
-      <w:r>
-        <w:rPr>
-          <w:b w:val="0"/>
-          <w:i w:val="0"/>
-        </w:rPr>
-        <w:t xml:space="preserve">, </w:t>
-      </w:r>
-      <w:r>
-        <w:rPr>
-          <w:b w:val="0"/>
-          <w:i/>
-        </w:rPr>
-        <w:t>expensive</w:t>
-      </w:r>
-      <w:r>
-        <w:rPr>
-          <w:b w:val="0"/>
-          <w:i w:val="0"/>
-        </w:rPr>
-        <w:t>). Ambience is hardest for every model: it is mentioned in only 28% of reviews and its complaints are lexically diverse. Fully supervised BERT models trained on SemEval's own training set report higher scores [12], [13]; ours is a transfer result from noisy Yelp labels, and DistilBERT costs about 6 ms per sentence on CPU against 0.06 ms for TF-IDF.</w:t>
+        <w:t>Table VIII and Fig. 4 compare the aspect models on 800 human-labelled SemEval-2014 sentences that none of them was trained on. Both learned models improve substantially on the lexicon rule that produced their training labels (macro-F1 0.750 and 0.723 versus 0.661), which confirms that weak supervision generalises beyond its own heuristics. DistilBERT is the most accurate trained model, and its advantage is concentrated where Radview needs it: complaint-F1 rises from 0.494 to 0.580 (+17% relative), with the largest gains on service (0.685 → 0.721), price (0.561 → 0.688) and ambience (0.244 → 0.440). TF-IDF remains marginally better on food macro-F1. Ambience is hardest for every model: it is mentioned in a minority of reviews and its complaints are lexically diverse. Fully supervised BERT models trained on SemEval's own training set report higher scores [12], [13]; ours is a transfer result from noisy Yelp labels.</w:t>
       </w:r>
     </w:p>
     <w:p>
@@ -4431,7 +6922,7 @@
           <w:b w:val="0"/>
           <w:i w:val="0"/>
         </w:rPr>
-        <w:t>The zero-shot LLM, given no training at all, is clearly more accurate: macro-F1 0.842 and complaint-F1 0.748, ahead of DistilBERT on every aspect and most of all at detecting complaints (food 0.800 vs 0.558, ambience 0.509 vs 0.348); all 800 replies were valid JSON. The price is speed and hardware: 822 ms per sentence on a T4 GPU against 6.5 ms for DistilBERT on a CPU, so labelling all 152,649 reviews once would take well over a day of GPU time instead of under an hour on a laptop CPU (Sec. IV-H). The comparison may also flatter the LLM, since SemEval-2014 is public and could be in its pre-training data. We therefore keep DistilBERT for scoring and read the gap as a target: replacing the lexicon weak labels with LLM labels on a sample of Yelp reviews (distillation) is the most direct way to improve M2.</w:t>
+        <w:t>The zero-shot LLM, given no training at all, is clearly more accurate: macro-F1 0.842 and complaint-F1 0.748, ahead of DistilBERT on every aspect and most of all at detecting complaints (food 0.800 vs 0.470, ambience 0.509 vs 0.440); all 800 replies were valid JSON. The price is speed: 886 ms per sentence against 1.1 ms for DistilBERT on the same T4 GPU (~840×), so labelling all 152,649 reviews once would take well over a day of GPU time instead of about 14 minutes (Sec. IV-I). The comparison may also flatter the LLM, since SemEval-2014 is public and could be in its pre-training data. We therefore keep DistilBERT for scoring and read the gap as a target: replacing the lexicon weak labels with LLM labels on a sample of Yelp reviews (distillation) is the most direct way to improve M2.</w:t>
       </w:r>
     </w:p>
     <w:p>
@@ -4519,7 +7010,7 @@
         <w:rPr>
           <w:sz w:val="16"/>
         </w:rPr>
-        <w:t>TABLE V</w:t>
+        <w:t>TABLE IX</w:t>
       </w:r>
     </w:p>
     <w:p>
@@ -4549,17 +7040,17 @@
         </w:tblCellMar>
       </w:tblPr>
       <w:tblGrid>
-        <w:gridCol w:w="1324"/>
-        <w:gridCol w:w="633"/>
-        <w:gridCol w:w="748"/>
-        <w:gridCol w:w="489"/>
+        <w:gridCol w:w="1180"/>
+        <w:gridCol w:w="604"/>
+        <w:gridCol w:w="835"/>
+        <w:gridCol w:w="1065"/>
         <w:gridCol w:w="892"/>
-        <w:gridCol w:w="748"/>
+        <w:gridCol w:w="576"/>
       </w:tblGrid>
       <w:tr>
         <w:tc>
           <w:tcPr>
-            <w:tcW w:type="dxa" w:w="1325"/>
+            <w:tcW w:type="dxa" w:w="1181"/>
             <w:tcBorders>
               <w:top w:val="single" w:sz="8" w:color="000000"/>
               <w:bottom w:val="single" w:sz="4" w:color="000000"/>
@@ -4582,7 +7073,7 @@
         </w:tc>
         <w:tc>
           <w:tcPr>
-            <w:tcW w:type="dxa" w:w="634"/>
+            <w:tcW w:type="dxa" w:w="605"/>
             <w:tcBorders>
               <w:top w:val="single" w:sz="8" w:color="000000"/>
               <w:bottom w:val="single" w:sz="4" w:color="000000"/>
@@ -4605,7 +7096,7 @@
         </w:tc>
         <w:tc>
           <w:tcPr>
-            <w:tcW w:type="dxa" w:w="749"/>
+            <w:tcW w:type="dxa" w:w="835"/>
             <w:tcBorders>
               <w:top w:val="single" w:sz="8" w:color="000000"/>
               <w:bottom w:val="single" w:sz="4" w:color="000000"/>
@@ -4622,13 +7113,13 @@
                 <w:i w:val="0"/>
                 <w:sz w:val="14"/>
               </w:rPr>
-              <w:t>Precision</w:t>
-            </w:r>
-          </w:p>
-        </w:tc>
-        <w:tc>
-          <w:tcPr>
-            <w:tcW w:type="dxa" w:w="490"/>
+              <w:t>Lift</w:t>
+            </w:r>
+          </w:p>
+        </w:tc>
+        <w:tc>
+          <w:tcPr>
+            <w:tcW w:type="dxa" w:w="1066"/>
             <w:tcBorders>
               <w:top w:val="single" w:sz="8" w:color="000000"/>
               <w:bottom w:val="single" w:sz="4" w:color="000000"/>
@@ -4645,7 +7136,7 @@
                 <w:i w:val="0"/>
                 <w:sz w:val="14"/>
               </w:rPr>
-              <w:t>Lift</w:t>
+              <w:t>Onsets warned</w:t>
             </w:r>
           </w:p>
         </w:tc>
@@ -4668,13 +7159,13 @@
                 <w:i w:val="0"/>
                 <w:sz w:val="14"/>
               </w:rPr>
-              <w:t>Onsets warned</w:t>
-            </w:r>
-          </w:p>
-        </w:tc>
-        <w:tc>
-          <w:tcPr>
-            <w:tcW w:type="dxa" w:w="749"/>
+              <w:t>Lasting-drop lift</w:t>
+            </w:r>
+          </w:p>
+        </w:tc>
+        <w:tc>
+          <w:tcPr>
+            <w:tcW w:type="dxa" w:w="576"/>
             <w:tcBorders>
               <w:top w:val="single" w:sz="8" w:color="000000"/>
               <w:bottom w:val="single" w:sz="4" w:color="000000"/>
@@ -4699,7 +7190,7 @@
       <w:tr>
         <w:tc>
           <w:tcPr>
-            <w:tcW w:type="dxa" w:w="1325"/>
+            <w:tcW w:type="dxa" w:w="1181"/>
           </w:tcPr>
           <w:p>
             <w:pPr>
@@ -4718,7 +7209,7 @@
         </w:tc>
         <w:tc>
           <w:tcPr>
-            <w:tcW w:type="dxa" w:w="634"/>
+            <w:tcW w:type="dxa" w:w="605"/>
           </w:tcPr>
           <w:p>
             <w:pPr>
@@ -4731,13 +7222,13 @@
                 <w:i w:val="0"/>
                 <w:sz w:val="14"/>
               </w:rPr>
-              <w:t>8.3%</w:t>
-            </w:r>
-          </w:p>
-        </w:tc>
-        <w:tc>
-          <w:tcPr>
-            <w:tcW w:type="dxa" w:w="749"/>
+              <w:t>9.9%</w:t>
+            </w:r>
+          </w:p>
+        </w:tc>
+        <w:tc>
+          <w:tcPr>
+            <w:tcW w:type="dxa" w:w="835"/>
           </w:tcPr>
           <w:p>
             <w:pPr>
@@ -4750,13 +7241,13 @@
                 <w:i w:val="0"/>
                 <w:sz w:val="14"/>
               </w:rPr>
-              <w:t>3.7%</w:t>
-            </w:r>
-          </w:p>
-        </w:tc>
-        <w:tc>
-          <w:tcPr>
-            <w:tcW w:type="dxa" w:w="490"/>
+              <w:t>0.73 (1.13)</w:t>
+            </w:r>
+          </w:p>
+        </w:tc>
+        <w:tc>
+          <w:tcPr>
+            <w:tcW w:type="dxa" w:w="1066"/>
           </w:tcPr>
           <w:p>
             <w:pPr>
@@ -4769,7 +7260,7 @@
                 <w:i w:val="0"/>
                 <w:sz w:val="14"/>
               </w:rPr>
-              <w:t>0.63</w:t>
+              <w:t>22.3% (34.9%)</w:t>
             </w:r>
           </w:p>
         </w:tc>
@@ -4788,13 +7279,13 @@
                 <w:i w:val="0"/>
                 <w:sz w:val="14"/>
               </w:rPr>
-              <w:t>18.0%</w:t>
-            </w:r>
-          </w:p>
-        </w:tc>
-        <w:tc>
-          <w:tcPr>
-            <w:tcW w:type="dxa" w:w="749"/>
+              <w:t>1.35 (1.07)</w:t>
+            </w:r>
+          </w:p>
+        </w:tc>
+        <w:tc>
+          <w:tcPr>
+            <w:tcW w:type="dxa" w:w="576"/>
           </w:tcPr>
           <w:p>
             <w:pPr>
@@ -4815,7 +7306,7 @@
       <w:tr>
         <w:tc>
           <w:tcPr>
-            <w:tcW w:type="dxa" w:w="1325"/>
+            <w:tcW w:type="dxa" w:w="1181"/>
             <w:tcBorders>
               <w:bottom w:val="single" w:sz="8" w:color="000000"/>
             </w:tcBorders>
@@ -4837,7 +7328,7 @@
         </w:tc>
         <w:tc>
           <w:tcPr>
-            <w:tcW w:type="dxa" w:w="634"/>
+            <w:tcW w:type="dxa" w:w="605"/>
             <w:tcBorders>
               <w:bottom w:val="single" w:sz="8" w:color="000000"/>
             </w:tcBorders>
@@ -4853,13 +7344,13 @@
                 <w:i w:val="0"/>
                 <w:sz w:val="14"/>
               </w:rPr>
-              <w:t>4.5%</w:t>
-            </w:r>
-          </w:p>
-        </w:tc>
-        <w:tc>
-          <w:tcPr>
-            <w:tcW w:type="dxa" w:w="749"/>
+              <w:t>0.9%</w:t>
+            </w:r>
+          </w:p>
+        </w:tc>
+        <w:tc>
+          <w:tcPr>
+            <w:tcW w:type="dxa" w:w="835"/>
             <w:tcBorders>
               <w:bottom w:val="single" w:sz="8" w:color="000000"/>
             </w:tcBorders>
@@ -4875,13 +7366,13 @@
                 <w:i w:val="0"/>
                 <w:sz w:val="14"/>
               </w:rPr>
-              <w:t>1.9%</w:t>
-            </w:r>
-          </w:p>
-        </w:tc>
-        <w:tc>
-          <w:tcPr>
-            <w:tcW w:type="dxa" w:w="490"/>
+              <w:t>0.25 (1.45)</w:t>
+            </w:r>
+          </w:p>
+        </w:tc>
+        <w:tc>
+          <w:tcPr>
+            <w:tcW w:type="dxa" w:w="1066"/>
             <w:tcBorders>
               <w:bottom w:val="single" w:sz="8" w:color="000000"/>
             </w:tcBorders>
@@ -4897,7 +7388,7 @@
                 <w:i w:val="0"/>
                 <w:sz w:val="14"/>
               </w:rPr>
-              <w:t>0.32</w:t>
+              <w:t>0.3% (5.7%)</w:t>
             </w:r>
           </w:p>
         </w:tc>
@@ -4919,13 +7410,13 @@
                 <w:i w:val="0"/>
                 <w:sz w:val="14"/>
               </w:rPr>
-              <w:t>6.4%</w:t>
-            </w:r>
-          </w:p>
-        </w:tc>
-        <w:tc>
-          <w:tcPr>
-            <w:tcW w:type="dxa" w:w="749"/>
+              <w:t>2.13 (1.15)</w:t>
+            </w:r>
+          </w:p>
+        </w:tc>
+        <w:tc>
+          <w:tcPr>
+            <w:tcW w:type="dxa" w:w="576"/>
             <w:tcBorders>
               <w:bottom w:val="single" w:sz="8" w:color="000000"/>
             </w:tcBorders>
@@ -4941,7 +7432,7 @@
                 <w:i w:val="0"/>
                 <w:sz w:val="14"/>
               </w:rPr>
-              <w:t>5</w:t>
+              <w:t>5.5</w:t>
             </w:r>
           </w:p>
         </w:tc>
@@ -4957,7 +7448,7 @@
           <w:i/>
           <w:sz w:val="14"/>
         </w:rPr>
-        <w:t>Base rate 5.8%; 827 decline onsets; lift = precision / base rate.</w:t>
+        <w:t>Base rate 5.8%; 794 decline onsets; lift = precision / base rate. In brackets: the same alerts at random months of the same restaurant (chance level). Lasting drop = the next three months are ≥0.3★ below the six-month rating from three months earlier (base rate 24%).</w:t>
       </w:r>
     </w:p>
     <w:p>
@@ -4976,7 +7467,7 @@
           <w:b w:val="0"/>
           <w:i w:val="0"/>
         </w:rPr>
-        <w:t xml:space="preserve">Table V tests the proposal's central hypothesis: that aspect complaint spikes are a </w:t>
+        <w:t xml:space="preserve">Table IX and Fig. 5 test the proposal's central hypothesis: that aspect complaint spikes are a </w:t>
       </w:r>
       <w:r>
         <w:rPr>
@@ -4990,7 +7481,7 @@
           <w:b w:val="0"/>
           <w:i w:val="0"/>
         </w:rPr>
-        <w:t xml:space="preserve"> indicator. On real data they are not. Restaurant-months with a complaint spike are followed by a decline only 3.7% of the time, below the 5.8% base rate (lift 0.63), and only 18.0% of decline onsets are preceded by a spike in the previous six months. The rating alarm is worse still (lift 0.32). We believe the main reason is regression to the mean: a spike typically arrives when the rating has </w:t>
+        <w:t xml:space="preserve"> indicator. On real data they are not. Restaurant-months with a complaint spike are followed by a decline only 4.2% of the time, below the 5.8% base rate (lift 0.73) and below what the same spikes reach at random times (lift 1.13); only 22.3% of decline onsets are preceded by a spike in the previous six months, against 34.9% by chance. The rating alarm is worse still (lift 0.25). The reason is regression to the mean: a spike typically arrives when the rating has </w:t>
       </w:r>
       <w:r>
         <w:rPr>
@@ -5004,13 +7495,27 @@
           <w:b w:val="0"/>
           <w:i w:val="0"/>
         </w:rPr>
-        <w:t xml:space="preserve"> dropped, and because the label compares the next three months with the past six, the months after a spike tend to recover rather than fall further. M3 is therefore more useful as a </w:t>
+        <w:t xml:space="preserve"> dropped, and because the label compares the next three months with a past window that contains the drop, the months after a spike tend to recover rather than fall further. Measured against the rating from </w:t>
       </w:r>
       <w:r>
         <w:rPr>
           <w:b w:val="0"/>
           <w:i/>
         </w:rPr>
+        <w:t>before</w:t>
+      </w:r>
+      <w:r>
+        <w:rPr>
+          <w:b w:val="0"/>
+          <w:i w:val="0"/>
+        </w:rPr>
+        <w:t xml:space="preserve"> the alert, the picture reverses: after a complaint spike the next three months are at least 0.3★ below that earlier rating 33% of the time, a lift of 1.35 against 1.07 by chance, so spikes mark damage that lasts. M3 is therefore useful as a </w:t>
+      </w:r>
+      <w:r>
+        <w:rPr>
+          <w:b w:val="0"/>
+          <w:i/>
+        </w:rPr>
         <w:t>diagnostic</w:t>
       </w:r>
       <w:r>
@@ -5018,7 +7523,70 @@
           <w:b w:val="0"/>
           <w:i w:val="0"/>
         </w:rPr>
-        <w:t xml:space="preserve"> — it tells the owner which aspect broke — than as a forecaster, which is how the agent uses it.</w:t>
+        <w:t xml:space="preserve"> — it tells the owner which aspect broke, and that the damage is real — rather than as a forecaster, which is how the agent uses it. Fig. 5 shows both targets side by side for both restaurant selections (Section IV-F): for the decline label every observed bar sits below its random-timing bar, while for the lasting-drop target the observed bars clearly exceed it — most of all for the rating alarm, which fires only once damage is already visible in the stars.</w:t>
+      </w:r>
+    </w:p>
+    <w:p>
+      <w:pPr>
+        <w:keepNext/>
+        <w:spacing w:before="80"/>
+        <w:jc w:val="center"/>
+      </w:pPr>
+      <w:r>
+        <w:drawing>
+          <wp:inline xmlns:a="http://schemas.openxmlformats.org/drawingml/2006/main" xmlns:pic="http://schemas.openxmlformats.org/drawingml/2006/picture">
+            <wp:extent cx="3154680" cy="2134315"/>
+            <wp:docPr id="5" name="Picture 5"/>
+            <wp:cNvGraphicFramePr>
+              <a:graphicFrameLocks noChangeAspect="1"/>
+            </wp:cNvGraphicFramePr>
+            <a:graphic>
+              <a:graphicData uri="http://schemas.openxmlformats.org/drawingml/2006/picture">
+                <pic:pic>
+                  <pic:nvPicPr>
+                    <pic:cNvPr id="0" name="fig6_m3_lift.png"/>
+                    <pic:cNvPicPr/>
+                  </pic:nvPicPr>
+                  <pic:blipFill>
+                    <a:blip r:embed="rId13"/>
+                    <a:stretch>
+                      <a:fillRect/>
+                    </a:stretch>
+                  </pic:blipFill>
+                  <pic:spPr>
+                    <a:xfrm>
+                      <a:off x="0" y="0"/>
+                      <a:ext cx="3154680" cy="2134315"/>
+                    </a:xfrm>
+                    <a:prstGeom prst="rect"/>
+                  </pic:spPr>
+                </pic:pic>
+              </a:graphicData>
+            </a:graphic>
+          </wp:inline>
+        </w:drawing>
+      </w:r>
+    </w:p>
+    <w:p>
+      <w:pPr>
+        <w:spacing w:after="120"/>
+        <w:jc w:val="both"/>
+      </w:pPr>
+      <w:r>
+        <w:rPr>
+          <w:b w:val="0"/>
+          <w:i w:val="0"/>
+          <w:sz w:val="16"/>
+        </w:rPr>
+        <w:t xml:space="preserve">Fig. 5. </w:t>
+      </w:r>
+      <w:r>
+        <w:rPr>
+          <w:b w:val="0"/>
+          <w:i w:val="0"/>
+          <w:sz w:val="16"/>
+        </w:rPr>
+        <w:t>Lift of M3 alerts over the base rate for two targets. Solid bars: observed; light bars: the same alerts at random months of the same restaurant. Dotted line: no information (lift 1). Left: decline in the next three months (the forecasting label). Right: next three months at least 0.3★ below the rating from before the alert.</w:t>
       </w:r>
     </w:p>
     <w:p>
@@ -5043,7 +7611,7 @@
         <w:rPr>
           <w:sz w:val="16"/>
         </w:rPr>
-        <w:t>TABLE VI</w:t>
+        <w:t>TABLE X</w:t>
       </w:r>
     </w:p>
     <w:p>
@@ -5073,17 +7641,17 @@
         </w:tblCellMar>
       </w:tblPr>
       <w:tblGrid>
-        <w:gridCol w:w="1756"/>
-        <w:gridCol w:w="604"/>
+        <w:gridCol w:w="1411"/>
+        <w:gridCol w:w="662"/>
         <w:gridCol w:w="633"/>
-        <w:gridCol w:w="662"/>
-        <w:gridCol w:w="604"/>
         <w:gridCol w:w="633"/>
+        <w:gridCol w:w="633"/>
+        <w:gridCol w:w="979"/>
       </w:tblGrid>
       <w:tr>
         <w:tc>
           <w:tcPr>
-            <w:tcW w:type="dxa" w:w="1757"/>
+            <w:tcW w:type="dxa" w:w="1411"/>
             <w:tcBorders>
               <w:top w:val="single" w:sz="8" w:color="000000"/>
               <w:bottom w:val="single" w:sz="4" w:color="000000"/>
@@ -5106,7 +7674,7 @@
         </w:tc>
         <w:tc>
           <w:tcPr>
-            <w:tcW w:type="dxa" w:w="605"/>
+            <w:tcW w:type="dxa" w:w="662"/>
             <w:tcBorders>
               <w:top w:val="single" w:sz="8" w:color="000000"/>
               <w:bottom w:val="single" w:sz="4" w:color="000000"/>
@@ -5152,52 +7720,6 @@
         </w:tc>
         <w:tc>
           <w:tcPr>
-            <w:tcW w:type="dxa" w:w="662"/>
-            <w:tcBorders>
-              <w:top w:val="single" w:sz="8" w:color="000000"/>
-              <w:bottom w:val="single" w:sz="4" w:color="000000"/>
-            </w:tcBorders>
-          </w:tcPr>
-          <w:p>
-            <w:pPr>
-              <w:keepNext/>
-              <w:jc w:val="center"/>
-            </w:pPr>
-            <w:r>
-              <w:rPr>
-                <w:b/>
-                <w:i w:val="0"/>
-                <w:sz w:val="14"/>
-              </w:rPr>
-              <w:t>Brier</w:t>
-            </w:r>
-          </w:p>
-        </w:tc>
-        <w:tc>
-          <w:tcPr>
-            <w:tcW w:type="dxa" w:w="605"/>
-            <w:tcBorders>
-              <w:top w:val="single" w:sz="8" w:color="000000"/>
-              <w:bottom w:val="single" w:sz="4" w:color="000000"/>
-            </w:tcBorders>
-          </w:tcPr>
-          <w:p>
-            <w:pPr>
-              <w:keepNext/>
-              <w:jc w:val="center"/>
-            </w:pPr>
-            <w:r>
-              <w:rPr>
-                <w:b/>
-                <w:i w:val="0"/>
-                <w:sz w:val="14"/>
-              </w:rPr>
-              <w:t>P@10%</w:t>
-            </w:r>
-          </w:p>
-        </w:tc>
-        <w:tc>
-          <w:tcPr>
             <w:tcW w:type="dxa" w:w="634"/>
             <w:tcBorders>
               <w:top w:val="single" w:sz="8" w:color="000000"/>
@@ -5215,6 +7737,52 @@
                 <w:i w:val="0"/>
                 <w:sz w:val="14"/>
               </w:rPr>
+              <w:t>Brier</w:t>
+            </w:r>
+          </w:p>
+        </w:tc>
+        <w:tc>
+          <w:tcPr>
+            <w:tcW w:type="dxa" w:w="634"/>
+            <w:tcBorders>
+              <w:top w:val="single" w:sz="8" w:color="000000"/>
+              <w:bottom w:val="single" w:sz="4" w:color="000000"/>
+            </w:tcBorders>
+          </w:tcPr>
+          <w:p>
+            <w:pPr>
+              <w:keepNext/>
+              <w:jc w:val="center"/>
+            </w:pPr>
+            <w:r>
+              <w:rPr>
+                <w:b/>
+                <w:i w:val="0"/>
+                <w:sz w:val="14"/>
+              </w:rPr>
+              <w:t>P@10%</w:t>
+            </w:r>
+          </w:p>
+        </w:tc>
+        <w:tc>
+          <w:tcPr>
+            <w:tcW w:type="dxa" w:w="979"/>
+            <w:tcBorders>
+              <w:top w:val="single" w:sz="8" w:color="000000"/>
+              <w:bottom w:val="single" w:sz="4" w:color="000000"/>
+            </w:tcBorders>
+          </w:tcPr>
+          <w:p>
+            <w:pPr>
+              <w:keepNext/>
+              <w:jc w:val="center"/>
+            </w:pPr>
+            <w:r>
+              <w:rPr>
+                <w:b/>
+                <w:i w:val="0"/>
+                <w:sz w:val="14"/>
+              </w:rPr>
               <w:t>Warned</w:t>
             </w:r>
           </w:p>
@@ -5223,7 +7791,7 @@
       <w:tr>
         <w:tc>
           <w:tcPr>
-            <w:tcW w:type="dxa" w:w="1757"/>
+            <w:tcW w:type="dxa" w:w="1411"/>
           </w:tcPr>
           <w:p>
             <w:pPr>
@@ -5242,7 +7810,7 @@
         </w:tc>
         <w:tc>
           <w:tcPr>
-            <w:tcW w:type="dxa" w:w="605"/>
+            <w:tcW w:type="dxa" w:w="662"/>
           </w:tcPr>
           <w:p>
             <w:pPr>
@@ -5280,7 +7848,7 @@
         </w:tc>
         <w:tc>
           <w:tcPr>
-            <w:tcW w:type="dxa" w:w="662"/>
+            <w:tcW w:type="dxa" w:w="634"/>
           </w:tcPr>
           <w:p>
             <w:pPr>
@@ -5299,7 +7867,7 @@
         </w:tc>
         <w:tc>
           <w:tcPr>
-            <w:tcW w:type="dxa" w:w="605"/>
+            <w:tcW w:type="dxa" w:w="634"/>
           </w:tcPr>
           <w:p>
             <w:pPr>
@@ -5318,7 +7886,7 @@
         </w:tc>
         <w:tc>
           <w:tcPr>
-            <w:tcW w:type="dxa" w:w="634"/>
+            <w:tcW w:type="dxa" w:w="979"/>
           </w:tcPr>
           <w:p>
             <w:pPr>
@@ -5339,7 +7907,7 @@
       <w:tr>
         <w:tc>
           <w:tcPr>
-            <w:tcW w:type="dxa" w:w="1757"/>
+            <w:tcW w:type="dxa" w:w="1411"/>
           </w:tcPr>
           <w:p>
             <w:pPr>
@@ -5358,7 +7926,7 @@
         </w:tc>
         <w:tc>
           <w:tcPr>
-            <w:tcW w:type="dxa" w:w="605"/>
+            <w:tcW w:type="dxa" w:w="662"/>
           </w:tcPr>
           <w:p>
             <w:pPr>
@@ -5371,7 +7939,7 @@
                 <w:i w:val="0"/>
                 <w:sz w:val="14"/>
               </w:rPr>
-              <w:t>0.598</w:t>
+              <w:t>0.597</w:t>
             </w:r>
           </w:p>
         </w:tc>
@@ -5390,13 +7958,13 @@
                 <w:i w:val="0"/>
                 <w:sz w:val="14"/>
               </w:rPr>
-              <w:t>0.094</w:t>
-            </w:r>
-          </w:p>
-        </w:tc>
-        <w:tc>
-          <w:tcPr>
-            <w:tcW w:type="dxa" w:w="662"/>
+              <w:t>0.092</w:t>
+            </w:r>
+          </w:p>
+        </w:tc>
+        <w:tc>
+          <w:tcPr>
+            <w:tcW w:type="dxa" w:w="634"/>
           </w:tcPr>
           <w:p>
             <w:pPr>
@@ -5409,13 +7977,13 @@
                 <w:i w:val="0"/>
                 <w:sz w:val="14"/>
               </w:rPr>
-              <w:t>0.0655</w:t>
-            </w:r>
-          </w:p>
-        </w:tc>
-        <w:tc>
-          <w:tcPr>
-            <w:tcW w:type="dxa" w:w="605"/>
+              <w:t>0.0652</w:t>
+            </w:r>
+          </w:p>
+        </w:tc>
+        <w:tc>
+          <w:tcPr>
+            <w:tcW w:type="dxa" w:w="634"/>
           </w:tcPr>
           <w:p>
             <w:pPr>
@@ -5428,13 +7996,13 @@
                 <w:i w:val="0"/>
                 <w:sz w:val="14"/>
               </w:rPr>
-              <w:t>0.119</w:t>
-            </w:r>
-          </w:p>
-        </w:tc>
-        <w:tc>
-          <w:tcPr>
-            <w:tcW w:type="dxa" w:w="634"/>
+              <w:t>0.088</w:t>
+            </w:r>
+          </w:p>
+        </w:tc>
+        <w:tc>
+          <w:tcPr>
+            <w:tcW w:type="dxa" w:w="979"/>
           </w:tcPr>
           <w:p>
             <w:pPr>
@@ -5447,7 +8015,7 @@
                 <w:i w:val="0"/>
                 <w:sz w:val="14"/>
               </w:rPr>
-              <w:t>63.0%</w:t>
+              <w:t>71.0% (73.6%)</w:t>
             </w:r>
           </w:p>
         </w:tc>
@@ -5455,7 +8023,7 @@
       <w:tr>
         <w:tc>
           <w:tcPr>
-            <w:tcW w:type="dxa" w:w="1757"/>
+            <w:tcW w:type="dxa" w:w="1411"/>
           </w:tcPr>
           <w:p>
             <w:pPr>
@@ -5474,7 +8042,7 @@
         </w:tc>
         <w:tc>
           <w:tcPr>
-            <w:tcW w:type="dxa" w:w="605"/>
+            <w:tcW w:type="dxa" w:w="662"/>
           </w:tcPr>
           <w:p>
             <w:pPr>
@@ -5487,7 +8055,7 @@
                 <w:i w:val="0"/>
                 <w:sz w:val="14"/>
               </w:rPr>
-              <w:t>0.738</w:t>
+              <w:t>0.734</w:t>
             </w:r>
           </w:p>
         </w:tc>
@@ -5506,13 +8074,13 @@
                 <w:i w:val="0"/>
                 <w:sz w:val="14"/>
               </w:rPr>
-              <w:t>0.205</w:t>
-            </w:r>
-          </w:p>
-        </w:tc>
-        <w:tc>
-          <w:tcPr>
-            <w:tcW w:type="dxa" w:w="662"/>
+              <w:t>0.201</w:t>
+            </w:r>
+          </w:p>
+        </w:tc>
+        <w:tc>
+          <w:tcPr>
+            <w:tcW w:type="dxa" w:w="634"/>
           </w:tcPr>
           <w:p>
             <w:pPr>
@@ -5525,13 +8093,13 @@
                 <w:i w:val="0"/>
                 <w:sz w:val="14"/>
               </w:rPr>
-              <w:t>0.0615</w:t>
-            </w:r>
-          </w:p>
-        </w:tc>
-        <w:tc>
-          <w:tcPr>
-            <w:tcW w:type="dxa" w:w="605"/>
+              <w:t>0.0621</w:t>
+            </w:r>
+          </w:p>
+        </w:tc>
+        <w:tc>
+          <w:tcPr>
+            <w:tcW w:type="dxa" w:w="634"/>
           </w:tcPr>
           <w:p>
             <w:pPr>
@@ -5544,13 +8112,13 @@
                 <w:i w:val="0"/>
                 <w:sz w:val="14"/>
               </w:rPr>
-              <w:t>0.237</w:t>
-            </w:r>
-          </w:p>
-        </w:tc>
-        <w:tc>
-          <w:tcPr>
-            <w:tcW w:type="dxa" w:w="634"/>
+              <w:t>0.235</w:t>
+            </w:r>
+          </w:p>
+        </w:tc>
+        <w:tc>
+          <w:tcPr>
+            <w:tcW w:type="dxa" w:w="979"/>
           </w:tcPr>
           <w:p>
             <w:pPr>
@@ -5563,7 +8131,7 @@
                 <w:i w:val="0"/>
                 <w:sz w:val="14"/>
               </w:rPr>
-              <w:t>65.5%</w:t>
+              <w:t>65.8% (53.5%)</w:t>
             </w:r>
           </w:p>
         </w:tc>
@@ -5571,7 +8139,7 @@
       <w:tr>
         <w:tc>
           <w:tcPr>
-            <w:tcW w:type="dxa" w:w="1757"/>
+            <w:tcW w:type="dxa" w:w="1411"/>
           </w:tcPr>
           <w:p>
             <w:pPr>
@@ -5590,7 +8158,7 @@
         </w:tc>
         <w:tc>
           <w:tcPr>
-            <w:tcW w:type="dxa" w:w="605"/>
+            <w:tcW w:type="dxa" w:w="662"/>
           </w:tcPr>
           <w:p>
             <w:pPr>
@@ -5603,7 +8171,7 @@
                 <w:i w:val="0"/>
                 <w:sz w:val="14"/>
               </w:rPr>
-              <w:t>0.693</w:t>
+              <w:t>0.720</w:t>
             </w:r>
           </w:p>
         </w:tc>
@@ -5622,13 +8190,13 @@
                 <w:i w:val="0"/>
                 <w:sz w:val="14"/>
               </w:rPr>
-              <w:t>0.144</w:t>
-            </w:r>
-          </w:p>
-        </w:tc>
-        <w:tc>
-          <w:tcPr>
-            <w:tcW w:type="dxa" w:w="662"/>
+              <w:t>0.148</w:t>
+            </w:r>
+          </w:p>
+        </w:tc>
+        <w:tc>
+          <w:tcPr>
+            <w:tcW w:type="dxa" w:w="634"/>
           </w:tcPr>
           <w:p>
             <w:pPr>
@@ -5641,13 +8209,13 @@
                 <w:i w:val="0"/>
                 <w:sz w:val="14"/>
               </w:rPr>
-              <w:t>0.0641</w:t>
-            </w:r>
-          </w:p>
-        </w:tc>
-        <w:tc>
-          <w:tcPr>
-            <w:tcW w:type="dxa" w:w="605"/>
+              <w:t>0.0628</w:t>
+            </w:r>
+          </w:p>
+        </w:tc>
+        <w:tc>
+          <w:tcPr>
+            <w:tcW w:type="dxa" w:w="634"/>
           </w:tcPr>
           <w:p>
             <w:pPr>
@@ -5666,7 +8234,7 @@
         </w:tc>
         <w:tc>
           <w:tcPr>
-            <w:tcW w:type="dxa" w:w="634"/>
+            <w:tcW w:type="dxa" w:w="979"/>
           </w:tcPr>
           <w:p>
             <w:pPr>
@@ -5679,7 +8247,7 @@
                 <w:i w:val="0"/>
                 <w:sz w:val="14"/>
               </w:rPr>
-              <w:t>60.0%</w:t>
+              <w:t>63.2% (58.3%)</w:t>
             </w:r>
           </w:p>
         </w:tc>
@@ -5687,7 +8255,7 @@
       <w:tr>
         <w:tc>
           <w:tcPr>
-            <w:tcW w:type="dxa" w:w="1757"/>
+            <w:tcW w:type="dxa" w:w="1411"/>
           </w:tcPr>
           <w:p>
             <w:pPr>
@@ -5706,7 +8274,7 @@
         </w:tc>
         <w:tc>
           <w:tcPr>
-            <w:tcW w:type="dxa" w:w="605"/>
+            <w:tcW w:type="dxa" w:w="662"/>
           </w:tcPr>
           <w:p>
             <w:pPr>
@@ -5719,7 +8287,7 @@
                 <w:i w:val="0"/>
                 <w:sz w:val="14"/>
               </w:rPr>
-              <w:t>0.717</w:t>
+              <w:t>0.721</w:t>
             </w:r>
           </w:p>
         </w:tc>
@@ -5744,7 +8312,7 @@
         </w:tc>
         <w:tc>
           <w:tcPr>
-            <w:tcW w:type="dxa" w:w="662"/>
+            <w:tcW w:type="dxa" w:w="634"/>
           </w:tcPr>
           <w:p>
             <w:pPr>
@@ -5757,13 +8325,13 @@
                 <w:i w:val="0"/>
                 <w:sz w:val="14"/>
               </w:rPr>
-              <w:t>0.0635</w:t>
-            </w:r>
-          </w:p>
-        </w:tc>
-        <w:tc>
-          <w:tcPr>
-            <w:tcW w:type="dxa" w:w="605"/>
+              <w:t>0.0626</w:t>
+            </w:r>
+          </w:p>
+        </w:tc>
+        <w:tc>
+          <w:tcPr>
+            <w:tcW w:type="dxa" w:w="634"/>
           </w:tcPr>
           <w:p>
             <w:pPr>
@@ -5782,7 +8350,7 @@
         </w:tc>
         <w:tc>
           <w:tcPr>
-            <w:tcW w:type="dxa" w:w="634"/>
+            <w:tcW w:type="dxa" w:w="979"/>
           </w:tcPr>
           <w:p>
             <w:pPr>
@@ -5795,7 +8363,7 @@
                 <w:i w:val="0"/>
                 <w:sz w:val="14"/>
               </w:rPr>
-              <w:t>57.6%</w:t>
+              <w:t>64.5% (61.8%)</w:t>
             </w:r>
           </w:p>
         </w:tc>
@@ -5803,7 +8371,7 @@
       <w:tr>
         <w:tc>
           <w:tcPr>
-            <w:tcW w:type="dxa" w:w="1757"/>
+            <w:tcW w:type="dxa" w:w="1411"/>
           </w:tcPr>
           <w:p>
             <w:pPr>
@@ -5822,7 +8390,7 @@
         </w:tc>
         <w:tc>
           <w:tcPr>
-            <w:tcW w:type="dxa" w:w="605"/>
+            <w:tcW w:type="dxa" w:w="662"/>
           </w:tcPr>
           <w:p>
             <w:pPr>
@@ -5835,7 +8403,7 @@
                 <w:i w:val="0"/>
                 <w:sz w:val="14"/>
               </w:rPr>
-              <w:t>0.707</w:t>
+              <w:t>0.680</w:t>
             </w:r>
           </w:p>
         </w:tc>
@@ -5854,13 +8422,13 @@
                 <w:i w:val="0"/>
                 <w:sz w:val="14"/>
               </w:rPr>
-              <w:t>0.146</w:t>
-            </w:r>
-          </w:p>
-        </w:tc>
-        <w:tc>
-          <w:tcPr>
-            <w:tcW w:type="dxa" w:w="662"/>
+              <w:t>0.138</w:t>
+            </w:r>
+          </w:p>
+        </w:tc>
+        <w:tc>
+          <w:tcPr>
+            <w:tcW w:type="dxa" w:w="634"/>
           </w:tcPr>
           <w:p>
             <w:pPr>
@@ -5873,13 +8441,13 @@
                 <w:i w:val="0"/>
                 <w:sz w:val="14"/>
               </w:rPr>
-              <w:t>0.0641</w:t>
-            </w:r>
-          </w:p>
-        </w:tc>
-        <w:tc>
-          <w:tcPr>
-            <w:tcW w:type="dxa" w:w="605"/>
+              <w:t>0.0638</w:t>
+            </w:r>
+          </w:p>
+        </w:tc>
+        <w:tc>
+          <w:tcPr>
+            <w:tcW w:type="dxa" w:w="634"/>
           </w:tcPr>
           <w:p>
             <w:pPr>
@@ -5892,13 +8460,13 @@
                 <w:i w:val="0"/>
                 <w:sz w:val="14"/>
               </w:rPr>
-              <w:t>0.180</w:t>
-            </w:r>
-          </w:p>
-        </w:tc>
-        <w:tc>
-          <w:tcPr>
-            <w:tcW w:type="dxa" w:w="634"/>
+              <w:t>0.192</w:t>
+            </w:r>
+          </w:p>
+        </w:tc>
+        <w:tc>
+          <w:tcPr>
+            <w:tcW w:type="dxa" w:w="979"/>
           </w:tcPr>
           <w:p>
             <w:pPr>
@@ -5911,7 +8479,7 @@
                 <w:i w:val="0"/>
                 <w:sz w:val="14"/>
               </w:rPr>
-              <w:t>61.8%</w:t>
+              <w:t>66.5% (66.1%)</w:t>
             </w:r>
           </w:p>
         </w:tc>
@@ -5919,7 +8487,7 @@
       <w:tr>
         <w:tc>
           <w:tcPr>
-            <w:tcW w:type="dxa" w:w="1757"/>
+            <w:tcW w:type="dxa" w:w="1411"/>
             <w:tcBorders>
               <w:bottom w:val="single" w:sz="8" w:color="000000"/>
             </w:tcBorders>
@@ -5941,7 +8509,7 @@
         </w:tc>
         <w:tc>
           <w:tcPr>
-            <w:tcW w:type="dxa" w:w="605"/>
+            <w:tcW w:type="dxa" w:w="662"/>
             <w:tcBorders>
               <w:bottom w:val="single" w:sz="8" w:color="000000"/>
             </w:tcBorders>
@@ -5957,7 +8525,7 @@
                 <w:i w:val="0"/>
                 <w:sz w:val="14"/>
               </w:rPr>
-              <w:t>0.727</w:t>
+              <w:t>0.708</w:t>
             </w:r>
           </w:p>
         </w:tc>
@@ -5979,51 +8547,7 @@
                 <w:i w:val="0"/>
                 <w:sz w:val="14"/>
               </w:rPr>
-              <w:t>0.171</w:t>
-            </w:r>
-          </w:p>
-        </w:tc>
-        <w:tc>
-          <w:tcPr>
-            <w:tcW w:type="dxa" w:w="662"/>
-            <w:tcBorders>
-              <w:bottom w:val="single" w:sz="8" w:color="000000"/>
-            </w:tcBorders>
-          </w:tcPr>
-          <w:p>
-            <w:pPr>
-              <w:keepNext w:val="0"/>
-              <w:jc w:val="center"/>
-            </w:pPr>
-            <w:r>
-              <w:rPr>
-                <w:b w:val="0"/>
-                <w:i w:val="0"/>
-                <w:sz w:val="14"/>
-              </w:rPr>
-              <w:t>0.0632</w:t>
-            </w:r>
-          </w:p>
-        </w:tc>
-        <w:tc>
-          <w:tcPr>
-            <w:tcW w:type="dxa" w:w="605"/>
-            <w:tcBorders>
-              <w:bottom w:val="single" w:sz="8" w:color="000000"/>
-            </w:tcBorders>
-          </w:tcPr>
-          <w:p>
-            <w:pPr>
-              <w:keepNext w:val="0"/>
-              <w:jc w:val="center"/>
-            </w:pPr>
-            <w:r>
-              <w:rPr>
-                <w:b w:val="0"/>
-                <w:i w:val="0"/>
-                <w:sz w:val="14"/>
-              </w:rPr>
-              <w:t>0.207</w:t>
+              <w:t>0.161</w:t>
             </w:r>
           </w:p>
         </w:tc>
@@ -6045,7 +8569,51 @@
                 <w:i w:val="0"/>
                 <w:sz w:val="14"/>
               </w:rPr>
-              <w:t>55.2%</w:t>
+              <w:t>0.0627</w:t>
+            </w:r>
+          </w:p>
+        </w:tc>
+        <w:tc>
+          <w:tcPr>
+            <w:tcW w:type="dxa" w:w="634"/>
+            <w:tcBorders>
+              <w:bottom w:val="single" w:sz="8" w:color="000000"/>
+            </w:tcBorders>
+          </w:tcPr>
+          <w:p>
+            <w:pPr>
+              <w:keepNext w:val="0"/>
+              <w:jc w:val="center"/>
+            </w:pPr>
+            <w:r>
+              <w:rPr>
+                <w:b w:val="0"/>
+                <w:i w:val="0"/>
+                <w:sz w:val="14"/>
+              </w:rPr>
+              <w:t>0.188</w:t>
+            </w:r>
+          </w:p>
+        </w:tc>
+        <w:tc>
+          <w:tcPr>
+            <w:tcW w:type="dxa" w:w="979"/>
+            <w:tcBorders>
+              <w:bottom w:val="single" w:sz="8" w:color="000000"/>
+            </w:tcBorders>
+          </w:tcPr>
+          <w:p>
+            <w:pPr>
+              <w:keepNext w:val="0"/>
+              <w:jc w:val="center"/>
+            </w:pPr>
+            <w:r>
+              <w:rPr>
+                <w:b w:val="0"/>
+                <w:i w:val="0"/>
+                <w:sz w:val="14"/>
+              </w:rPr>
+              <w:t>55.5% (54.4%)</w:t>
             </w:r>
           </w:p>
         </w:tc>
@@ -6061,7 +8629,7 @@
           <w:i/>
           <w:sz w:val="14"/>
         </w:rPr>
-        <w:t>All models Platt-calibrated on validation. P@10% = precision in the riskiest 10% of restaurant-months; Warned = decline onsets flagged within 6 months at a 15% alert budget.</w:t>
+        <w:t>All models Platt-calibrated on validation. P@10% = precision in the riskiest 10% of restaurant-months; Warned = decline onsets flagged within 6 months at a 15% alert budget (in brackets: the same number of alerts at random restaurant-months).</w:t>
       </w:r>
     </w:p>
     <w:p>
@@ -6080,7 +8648,7 @@
           <w:b w:val="0"/>
           <w:i w:val="0"/>
         </w:rPr>
-        <w:t xml:space="preserve">Table VI and Fig. 5 compare seven forecasters, from a constant base rate to the full GRU. Every learned model beats the trivial baselines, and the GRU is the strongest model that uses all signals: AUROC 0.727 and PR-AUC 0.171, ahead of every LightGBM variant (at most 0.717 and 0.152), with precision 20.7% in its riskiest decile — about three times the 7.0% base rate. However, the simplest learned model, a logistic regression on rating-trend features, is marginally better on every ranking metric (AUROC 0.738, PR-AUC 0.205, and the most decline onsets warned). Fig. 5 shows why: its precision is higher at low recall, where an owner would set an alert threshold. Adding aspect features to LightGBM does not help either (AUROC 0.707 vs 0.693 without them). Consistent with M3, on this data </w:t>
+        <w:t xml:space="preserve">Table X and Fig. 6 compare seven forecasters, from a constant base rate to the full GRU. Every learned model beats the trivial baselines. Among the models that use all signals the GRU has the best PR-AUC (0.161, against at most 0.152 for LightGBM) but not the best AUROC (0.708, against up to 0.721), with precision 18.8% in its riskiest decile — about 2.7 times the 7.0% base rate. The simplest learned model, a logistic regression on rating-trend features, is better on every ranking metric (AUROC 0.734, PR-AUC 0.201, precision 23.5% in its riskiest decile), and it is the only model whose early warnings clearly beat chance: it warns of 65.8% of decline onsets, against 53.5% for the same number of random alerts (+12 points; at most +5 for any other model), while the GRU's 55.5% is barely above its chance level of 54.4%. Fig. 6 shows why the logistic regression ranks best: its precision is higher at low recall, where an owner would set an alert threshold. Adding aspect features to LightGBM does not help either (AUROC 0.680 vs 0.720 without them). Consistent with M3, on this data </w:t>
       </w:r>
       <w:r>
         <w:rPr>
@@ -6106,8 +8674,8 @@
       <w:r>
         <w:drawing>
           <wp:inline xmlns:a="http://schemas.openxmlformats.org/drawingml/2006/main" xmlns:pic="http://schemas.openxmlformats.org/drawingml/2006/picture">
-            <wp:extent cx="3154680" cy="2235625"/>
-            <wp:docPr id="5" name="Picture 5"/>
+            <wp:extent cx="3154680" cy="2236551"/>
+            <wp:docPr id="6" name="Picture 6"/>
             <wp:cNvGraphicFramePr>
               <a:graphicFrameLocks noChangeAspect="1"/>
             </wp:cNvGraphicFramePr>
@@ -6119,7 +8687,7 @@
                     <pic:cNvPicPr/>
                   </pic:nvPicPr>
                   <pic:blipFill>
-                    <a:blip r:embed="rId13"/>
+                    <a:blip r:embed="rId14"/>
                     <a:stretch>
                       <a:fillRect/>
                     </a:stretch>
@@ -6127,7 +8695,7 @@
                   <pic:spPr>
                     <a:xfrm>
                       <a:off x="0" y="0"/>
-                      <a:ext cx="3154680" cy="2235625"/>
+                      <a:ext cx="3154680" cy="2236551"/>
                     </a:xfrm>
                     <a:prstGeom prst="rect"/>
                   </pic:spPr>
@@ -6149,7 +8717,7 @@
           <w:i w:val="0"/>
           <w:sz w:val="16"/>
         </w:rPr>
-        <w:t xml:space="preserve">Fig. 5. </w:t>
+        <w:t xml:space="preserve">Fig. 6. </w:t>
       </w:r>
       <w:r>
         <w:rPr>
@@ -6157,7 +8725,7 @@
           <w:i w:val="0"/>
           <w:sz w:val="16"/>
         </w:rPr>
-        <w:t>Precision–recall curves on the test period. The dotted line is the 7.0% base rate. The rating-trend logistic regression dominates at low recall; the GRU is the strongest of the multi-signal models.</w:t>
+        <w:t>Precision–recall curves on the test period. The dotted line is the 7.0% base rate. The rating-trend logistic regression dominates at low recall; the GRU has the best PR-AUC of the multi-signal models.</w:t>
       </w:r>
     </w:p>
     <w:p>
@@ -6171,7 +8739,84 @@
           <w:b w:val="0"/>
           <w:i w:val="0"/>
         </w:rPr>
-        <w:t>On the simulator, where the timing of injected deterioration episodes is known, the GRU caught 65.7% of 67 episodes and 22.4% before the drop was visible in the three-month rating — close to the rating-trend logistic regression (23.9%) and ahead of the LightGBM models (13.4–17.9%). The two explanation methods agree on the top aspect for 64% of the 397 restaurants (mean Spearman correlation 0.64), which suggests the aspect ranking shown to owners is not an artefact of one method. The star-impact model assigns the largest costs to food (-1.53 stars per unit complaint rate), service (-1.32) and cleanliness (-1.09); ambience receives a small positive coefficient, a correlation artefact, so star costs are clipped at zero.</w:t>
+        <w:t>Ranking is only half of what an owner sees; the other half is the probability itself. Fig. 7 groups the test restaurant-months into deciles of predicted risk and compares the mean prediction with the share that actually declined. The GRU is well calibrated across the range: its mean prediction is 6.6% against an observed 7.0%, and in its riskiest decile it predicts 19.1% against 19.0% observed. The logistic regression ranks better but overstates the risk of its riskiest restaurants (29.8% predicted against 23.5% observed), so the two Brier scores are close (0.0621 vs 0.0627) despite the ranking gap. Because both were calibrated on validation months before the pandemic, this agreement on the COVID-era test period is reassuring: the probabilities shown on the dashboard can be read at face value.</w:t>
+      </w:r>
+    </w:p>
+    <w:p>
+      <w:pPr>
+        <w:keepNext/>
+        <w:spacing w:before="80"/>
+        <w:jc w:val="center"/>
+      </w:pPr>
+      <w:r>
+        <w:drawing>
+          <wp:inline xmlns:a="http://schemas.openxmlformats.org/drawingml/2006/main" xmlns:pic="http://schemas.openxmlformats.org/drawingml/2006/picture">
+            <wp:extent cx="3154680" cy="2061695"/>
+            <wp:docPr id="7" name="Picture 7"/>
+            <wp:cNvGraphicFramePr>
+              <a:graphicFrameLocks noChangeAspect="1"/>
+            </wp:cNvGraphicFramePr>
+            <a:graphic>
+              <a:graphicData uri="http://schemas.openxmlformats.org/drawingml/2006/picture">
+                <pic:pic>
+                  <pic:nvPicPr>
+                    <pic:cNvPr id="0" name="fig7_m4_calibration.png"/>
+                    <pic:cNvPicPr/>
+                  </pic:nvPicPr>
+                  <pic:blipFill>
+                    <a:blip r:embed="rId15"/>
+                    <a:stretch>
+                      <a:fillRect/>
+                    </a:stretch>
+                  </pic:blipFill>
+                  <pic:spPr>
+                    <a:xfrm>
+                      <a:off x="0" y="0"/>
+                      <a:ext cx="3154680" cy="2061695"/>
+                    </a:xfrm>
+                    <a:prstGeom prst="rect"/>
+                  </pic:spPr>
+                </pic:pic>
+              </a:graphicData>
+            </a:graphic>
+          </wp:inline>
+        </w:drawing>
+      </w:r>
+    </w:p>
+    <w:p>
+      <w:pPr>
+        <w:spacing w:after="120"/>
+        <w:jc w:val="both"/>
+      </w:pPr>
+      <w:r>
+        <w:rPr>
+          <w:b w:val="0"/>
+          <w:i w:val="0"/>
+          <w:sz w:val="16"/>
+        </w:rPr>
+        <w:t xml:space="preserve">Fig. 7. </w:t>
+      </w:r>
+      <w:r>
+        <w:rPr>
+          <w:b w:val="0"/>
+          <w:i w:val="0"/>
+          <w:sz w:val="16"/>
+        </w:rPr>
+        <w:t>Calibration on the test period: mean predicted risk against the observed decline rate, by decile of predicted risk. Points on the dotted diagonal are perfectly calibrated.</w:t>
+      </w:r>
+    </w:p>
+    <w:p>
+      <w:pPr>
+        <w:spacing w:after="0"/>
+        <w:ind w:firstLine="245"/>
+        <w:jc w:val="both"/>
+      </w:pPr>
+      <w:r>
+        <w:rPr>
+          <w:b w:val="0"/>
+          <w:i w:val="0"/>
+        </w:rPr>
+        <w:t>On the simulator, where the timing of injected deterioration episodes is known, the GRU caught 67.2% of 67 episodes and 19.4% before the drop was visible in the three-month rating, against 25.4% for the rating-trend logistic regression and 13.4–23.9% for the LightGBM models; no model catches most episodes before they show. The two explanation methods agree on the top aspect for 49% of the 397 restaurants (56% of the 78 at risk; mean Spearman correlation 0.54) — a moderate agreement, which is why the dashboard shows both. The star-impact model, constrained so that complaints can only cost stars, assigns the largest costs to food (-1.74 stars per unit complaint rate) and service (-1.46), then cleanliness (-0.47) and price (-0.23); ambience comes out at 0.00 — unconstrained, it had a small positive coefficient, a correlation artefact.</w:t>
       </w:r>
     </w:p>
     <w:p>
@@ -6196,7 +8841,7 @@
         <w:rPr>
           <w:sz w:val="16"/>
         </w:rPr>
-        <w:t>TABLE VII</w:t>
+        <w:t>TABLE XI</w:t>
       </w:r>
     </w:p>
     <w:p>
@@ -6336,7 +8981,7 @@
                 <w:i w:val="0"/>
                 <w:sz w:val="14"/>
               </w:rPr>
-              <w:t>0.598 / 0.094</w:t>
+              <w:t>0.597 / 0.092</w:t>
             </w:r>
           </w:p>
         </w:tc>
@@ -6355,7 +9000,7 @@
                 <w:i w:val="0"/>
                 <w:sz w:val="14"/>
               </w:rPr>
-              <w:t>0.562 / 0.079</w:t>
+              <w:t>0.562 / 0.073</w:t>
             </w:r>
           </w:p>
         </w:tc>
@@ -6395,7 +9040,7 @@
                 <w:i w:val="0"/>
                 <w:sz w:val="14"/>
               </w:rPr>
-              <w:t>0.738 / 0.205</w:t>
+              <w:t>0.734 / 0.201</w:t>
             </w:r>
           </w:p>
         </w:tc>
@@ -6414,7 +9059,7 @@
                 <w:i w:val="0"/>
                 <w:sz w:val="14"/>
               </w:rPr>
-              <w:t>0.711 / 0.163</w:t>
+              <w:t>0.707 / 0.159</w:t>
             </w:r>
           </w:p>
         </w:tc>
@@ -6454,7 +9099,7 @@
                 <w:i w:val="0"/>
                 <w:sz w:val="14"/>
               </w:rPr>
-              <w:t>0.693 / 0.144</w:t>
+              <w:t>0.720 / 0.148</w:t>
             </w:r>
           </w:p>
         </w:tc>
@@ -6473,7 +9118,7 @@
                 <w:i w:val="0"/>
                 <w:sz w:val="14"/>
               </w:rPr>
-              <w:t>0.622 / 0.090</w:t>
+              <w:t>0.608 / 0.086</w:t>
             </w:r>
           </w:p>
         </w:tc>
@@ -6513,7 +9158,7 @@
                 <w:i w:val="0"/>
                 <w:sz w:val="14"/>
               </w:rPr>
-              <w:t>0.717 / 0.152</w:t>
+              <w:t>0.721 / 0.152</w:t>
             </w:r>
           </w:p>
         </w:tc>
@@ -6532,7 +9177,7 @@
                 <w:i w:val="0"/>
                 <w:sz w:val="14"/>
               </w:rPr>
-              <w:t>0.608 / 0.087</w:t>
+              <w:t>0.625 / 0.091</w:t>
             </w:r>
           </w:p>
         </w:tc>
@@ -6572,7 +9217,7 @@
                 <w:i w:val="0"/>
                 <w:sz w:val="14"/>
               </w:rPr>
-              <w:t>0.707 / 0.146</w:t>
+              <w:t>0.680 / 0.138</w:t>
             </w:r>
           </w:p>
         </w:tc>
@@ -6591,7 +9236,7 @@
                 <w:i w:val="0"/>
                 <w:sz w:val="14"/>
               </w:rPr>
-              <w:t>0.632 / 0.090</w:t>
+              <w:t>0.590 / 0.081</w:t>
             </w:r>
           </w:p>
         </w:tc>
@@ -6637,7 +9282,7 @@
                 <w:i w:val="0"/>
                 <w:sz w:val="14"/>
               </w:rPr>
-              <w:t>0.727 / 0.171</w:t>
+              <w:t>0.708 / 0.161</w:t>
             </w:r>
           </w:p>
         </w:tc>
@@ -6659,7 +9304,7 @@
                 <w:i w:val="0"/>
                 <w:sz w:val="14"/>
               </w:rPr>
-              <w:t>0.686 / 0.147</w:t>
+              <w:t>0.660 / 0.116</w:t>
             </w:r>
           </w:p>
         </w:tc>
@@ -6675,7 +9320,7 @@
           <w:i/>
           <w:sz w:val="14"/>
         </w:rPr>
-        <w:t>Pre-pandemic run: training 2016-01–2017-12, validation 2018-01–2018-06, 6,524 test restaurant-months (6.0% positive). Evaluation only.</w:t>
+        <w:t>Pre-pandemic run: training 2016-01–2017-09, validation 2018-01–2018-03, 6,524 test restaurant-months (6.0% positive). Evaluation only.</w:t>
       </w:r>
     </w:p>
     <w:p>
@@ -6694,7 +9339,7 @@
           <w:b w:val="0"/>
           <w:i w:val="0"/>
         </w:rPr>
-        <w:t>Because the main test window overlaps the pandemic, we repeated the comparison with all labels after December 2019 hidden, which moves the test window to July 2018 – December 2019 and leaves two years for training (Table VII). Absolute scores fall for every model — there is half as much training data — but the ordering is unchanged: the rating-trend logistic regression remains best (AUROC 0.711, PR-AUC 0.163), the GRU second (0.686, 0.147), and the LightGBM models degrade most (AUROC 0.608–0.632). The advantage of the simple model is therefore not a COVID artefact. It is better explained by sample size: with about 6% positives, a few hundred decline events per year are too few for high-capacity models to learn interactions that a linear model on well-chosen trend features does not already capture. The sequence model's inductive bias — reading the trajectory rather than hand-made windows — narrows but does not close that gap.</w:t>
+        <w:t>Because the main test window overlaps the pandemic, we repeated the comparison with all labels after December 2019 hidden, which moves the test window to July 2018 – December 2019 and leaves two years for training (Table XI). Absolute scores fall for every model — there is half as much training data — but the ordering is unchanged: the rating-trend logistic regression remains best (AUROC 0.707, PR-AUC 0.159), the GRU second (0.660, 0.116), and the LightGBM models degrade most (AUROC 0.590–0.625). The advantage of the simple model is therefore not a COVID artefact. It is better explained by sample size: with about 6% positives, a few hundred decline events per year are too few for high-capacity models to learn interactions that a linear model on well-chosen trend features does not already capture. The sequence model's inductive bias — reading the trajectory rather than hand-made windows — narrows but does not close that gap. In this window every model warns of fewer decline onsets than the same number of random alerts would, so no early-warning ability is shown before the pandemic either.</w:t>
       </w:r>
     </w:p>
     <w:p>
@@ -6706,8 +9351,623 @@
         <w:rPr>
           <w:i/>
         </w:rPr>
-        <w:t>F. Discussion and Threats to Validity</w:t>
-      </w:r>
+        <w:t>F. Robustness: A Survivor-Free Restaurant Selection</w:t>
+      </w:r>
+    </w:p>
+    <w:p>
+      <w:pPr>
+        <w:keepNext/>
+        <w:spacing w:before="120"/>
+        <w:jc w:val="center"/>
+      </w:pPr>
+      <w:r>
+        <w:rPr>
+          <w:sz w:val="16"/>
+        </w:rPr>
+        <w:t>TABLE XII</w:t>
+      </w:r>
+    </w:p>
+    <w:p>
+      <w:pPr>
+        <w:keepNext/>
+        <w:spacing w:after="40"/>
+        <w:jc w:val="center"/>
+      </w:pPr>
+      <w:r>
+        <w:rPr>
+          <w:smallCaps/>
+          <w:sz w:val="16"/>
+        </w:rPr>
+        <w:t>Main analysis vs. a survivor-free restaurant selection</w:t>
+      </w:r>
+    </w:p>
+    <w:tbl>
+      <w:tblPr>
+        <w:tblW w:type="auto" w:w="0"/>
+        <w:jc w:val="center"/>
+        <w:tblLayout w:type="fixed"/>
+        <w:tblLook w:firstColumn="1" w:firstRow="1" w:lastColumn="0" w:lastRow="0" w:noHBand="0" w:noVBand="1" w:val="04A0"/>
+        <w:tblLayout w:type="fixed"/>
+        <w:tblCellMar>
+          <w:left w:w="43" w:type="dxa"/>
+          <w:right w:w="43" w:type="dxa"/>
+        </w:tblCellMar>
+      </w:tblPr>
+      <w:tblGrid>
+        <w:gridCol w:w="2304"/>
+        <w:gridCol w:w="1296"/>
+        <w:gridCol w:w="1296"/>
+      </w:tblGrid>
+      <w:tr>
+        <w:tc>
+          <w:tcPr>
+            <w:tcW w:type="dxa" w:w="2304"/>
+            <w:tcBorders>
+              <w:top w:val="single" w:sz="8" w:color="000000"/>
+              <w:bottom w:val="single" w:sz="4" w:color="000000"/>
+            </w:tcBorders>
+          </w:tcPr>
+          <w:p>
+            <w:pPr>
+              <w:keepNext/>
+              <w:jc w:val="left"/>
+            </w:pPr>
+            <w:r>
+              <w:rPr>
+                <w:b/>
+                <w:i w:val="0"/>
+                <w:sz w:val="14"/>
+              </w:rPr>
+              <w:t>Result</w:t>
+            </w:r>
+          </w:p>
+        </w:tc>
+        <w:tc>
+          <w:tcPr>
+            <w:tcW w:type="dxa" w:w="1296"/>
+            <w:tcBorders>
+              <w:top w:val="single" w:sz="8" w:color="000000"/>
+              <w:bottom w:val="single" w:sz="4" w:color="000000"/>
+            </w:tcBorders>
+          </w:tcPr>
+          <w:p>
+            <w:pPr>
+              <w:keepNext/>
+              <w:jc w:val="center"/>
+            </w:pPr>
+            <w:r>
+              <w:rPr>
+                <w:b/>
+                <w:i w:val="0"/>
+                <w:sz w:val="14"/>
+              </w:rPr>
+              <w:t>Lifetime top 400</w:t>
+            </w:r>
+          </w:p>
+        </w:tc>
+        <w:tc>
+          <w:tcPr>
+            <w:tcW w:type="dxa" w:w="1296"/>
+            <w:tcBorders>
+              <w:top w:val="single" w:sz="8" w:color="000000"/>
+              <w:bottom w:val="single" w:sz="4" w:color="000000"/>
+            </w:tcBorders>
+          </w:tcPr>
+          <w:p>
+            <w:pPr>
+              <w:keepNext/>
+              <w:jc w:val="center"/>
+            </w:pPr>
+            <w:r>
+              <w:rPr>
+                <w:b/>
+                <w:i w:val="0"/>
+                <w:sz w:val="14"/>
+              </w:rPr>
+              <w:t>2016 top 400</w:t>
+            </w:r>
+          </w:p>
+        </w:tc>
+      </w:tr>
+      <w:tr>
+        <w:tc>
+          <w:tcPr>
+            <w:tcW w:type="dxa" w:w="2304"/>
+          </w:tcPr>
+          <w:p>
+            <w:pPr>
+              <w:keepNext/>
+              <w:jc w:val="left"/>
+            </w:pPr>
+            <w:r>
+              <w:rPr>
+                <w:b w:val="0"/>
+                <w:i w:val="0"/>
+                <w:sz w:val="14"/>
+              </w:rPr>
+              <w:t>Restaurants still open (2022)</w:t>
+            </w:r>
+          </w:p>
+        </w:tc>
+        <w:tc>
+          <w:tcPr>
+            <w:tcW w:type="dxa" w:w="1296"/>
+          </w:tcPr>
+          <w:p>
+            <w:pPr>
+              <w:keepNext/>
+              <w:jc w:val="center"/>
+            </w:pPr>
+            <w:r>
+              <w:rPr>
+                <w:b w:val="0"/>
+                <w:i w:val="0"/>
+                <w:sz w:val="14"/>
+              </w:rPr>
+              <w:t>82%</w:t>
+            </w:r>
+          </w:p>
+        </w:tc>
+        <w:tc>
+          <w:tcPr>
+            <w:tcW w:type="dxa" w:w="1296"/>
+          </w:tcPr>
+          <w:p>
+            <w:pPr>
+              <w:keepNext/>
+              <w:jc w:val="center"/>
+            </w:pPr>
+            <w:r>
+              <w:rPr>
+                <w:b w:val="0"/>
+                <w:i w:val="0"/>
+                <w:sz w:val="14"/>
+              </w:rPr>
+              <w:t>77%</w:t>
+            </w:r>
+          </w:p>
+        </w:tc>
+      </w:tr>
+      <w:tr>
+        <w:tc>
+          <w:tcPr>
+            <w:tcW w:type="dxa" w:w="2304"/>
+          </w:tcPr>
+          <w:p>
+            <w:pPr>
+              <w:keepNext/>
+              <w:jc w:val="left"/>
+            </w:pPr>
+            <w:r>
+              <w:rPr>
+                <w:b w:val="0"/>
+                <w:i w:val="0"/>
+                <w:sz w:val="14"/>
+              </w:rPr>
+              <w:t>M2 DistilBERT macro-F1 / complaint-F1</w:t>
+            </w:r>
+          </w:p>
+        </w:tc>
+        <w:tc>
+          <w:tcPr>
+            <w:tcW w:type="dxa" w:w="1296"/>
+          </w:tcPr>
+          <w:p>
+            <w:pPr>
+              <w:keepNext/>
+              <w:jc w:val="center"/>
+            </w:pPr>
+            <w:r>
+              <w:rPr>
+                <w:b w:val="0"/>
+                <w:i w:val="0"/>
+                <w:sz w:val="14"/>
+              </w:rPr>
+              <w:t>0.750 / 0.580</w:t>
+            </w:r>
+          </w:p>
+        </w:tc>
+        <w:tc>
+          <w:tcPr>
+            <w:tcW w:type="dxa" w:w="1296"/>
+          </w:tcPr>
+          <w:p>
+            <w:pPr>
+              <w:keepNext/>
+              <w:jc w:val="center"/>
+            </w:pPr>
+            <w:r>
+              <w:rPr>
+                <w:b w:val="0"/>
+                <w:i w:val="0"/>
+                <w:sz w:val="14"/>
+              </w:rPr>
+              <w:t>0.743 / 0.550</w:t>
+            </w:r>
+          </w:p>
+        </w:tc>
+      </w:tr>
+      <w:tr>
+        <w:tc>
+          <w:tcPr>
+            <w:tcW w:type="dxa" w:w="2304"/>
+          </w:tcPr>
+          <w:p>
+            <w:pPr>
+              <w:keepNext/>
+              <w:jc w:val="left"/>
+            </w:pPr>
+            <w:r>
+              <w:rPr>
+                <w:b w:val="0"/>
+                <w:i w:val="0"/>
+                <w:sz w:val="14"/>
+              </w:rPr>
+              <w:t>M3 spike lift (chance)</w:t>
+            </w:r>
+          </w:p>
+        </w:tc>
+        <w:tc>
+          <w:tcPr>
+            <w:tcW w:type="dxa" w:w="1296"/>
+          </w:tcPr>
+          <w:p>
+            <w:pPr>
+              <w:keepNext/>
+              <w:jc w:val="center"/>
+            </w:pPr>
+            <w:r>
+              <w:rPr>
+                <w:b w:val="0"/>
+                <w:i w:val="0"/>
+                <w:sz w:val="14"/>
+              </w:rPr>
+              <w:t>0.73 (1.13)</w:t>
+            </w:r>
+          </w:p>
+        </w:tc>
+        <w:tc>
+          <w:tcPr>
+            <w:tcW w:type="dxa" w:w="1296"/>
+          </w:tcPr>
+          <w:p>
+            <w:pPr>
+              <w:keepNext/>
+              <w:jc w:val="center"/>
+            </w:pPr>
+            <w:r>
+              <w:rPr>
+                <w:b w:val="0"/>
+                <w:i w:val="0"/>
+                <w:sz w:val="14"/>
+              </w:rPr>
+              <w:t>0.75 (1.09)</w:t>
+            </w:r>
+          </w:p>
+        </w:tc>
+      </w:tr>
+      <w:tr>
+        <w:tc>
+          <w:tcPr>
+            <w:tcW w:type="dxa" w:w="2304"/>
+          </w:tcPr>
+          <w:p>
+            <w:pPr>
+              <w:keepNext/>
+              <w:jc w:val="left"/>
+            </w:pPr>
+            <w:r>
+              <w:rPr>
+                <w:b w:val="0"/>
+                <w:i w:val="0"/>
+                <w:sz w:val="14"/>
+              </w:rPr>
+              <w:t>M3 lasting-drop lift (chance)</w:t>
+            </w:r>
+          </w:p>
+        </w:tc>
+        <w:tc>
+          <w:tcPr>
+            <w:tcW w:type="dxa" w:w="1296"/>
+          </w:tcPr>
+          <w:p>
+            <w:pPr>
+              <w:keepNext/>
+              <w:jc w:val="center"/>
+            </w:pPr>
+            <w:r>
+              <w:rPr>
+                <w:b w:val="0"/>
+                <w:i w:val="0"/>
+                <w:sz w:val="14"/>
+              </w:rPr>
+              <w:t>1.35 (1.07)</w:t>
+            </w:r>
+          </w:p>
+        </w:tc>
+        <w:tc>
+          <w:tcPr>
+            <w:tcW w:type="dxa" w:w="1296"/>
+          </w:tcPr>
+          <w:p>
+            <w:pPr>
+              <w:keepNext/>
+              <w:jc w:val="center"/>
+            </w:pPr>
+            <w:r>
+              <w:rPr>
+                <w:b w:val="0"/>
+                <w:i w:val="0"/>
+                <w:sz w:val="14"/>
+              </w:rPr>
+              <w:t>1.34 (1.05)</w:t>
+            </w:r>
+          </w:p>
+        </w:tc>
+      </w:tr>
+      <w:tr>
+        <w:tc>
+          <w:tcPr>
+            <w:tcW w:type="dxa" w:w="2304"/>
+          </w:tcPr>
+          <w:p>
+            <w:pPr>
+              <w:keepNext/>
+              <w:jc w:val="left"/>
+            </w:pPr>
+            <w:r>
+              <w:rPr>
+                <w:b w:val="0"/>
+                <w:i w:val="0"/>
+                <w:sz w:val="14"/>
+              </w:rPr>
+              <w:t>M4 Rating trend, LogReg, AUROC / PR-AUC</w:t>
+            </w:r>
+          </w:p>
+        </w:tc>
+        <w:tc>
+          <w:tcPr>
+            <w:tcW w:type="dxa" w:w="1296"/>
+          </w:tcPr>
+          <w:p>
+            <w:pPr>
+              <w:keepNext/>
+              <w:jc w:val="center"/>
+            </w:pPr>
+            <w:r>
+              <w:rPr>
+                <w:b w:val="0"/>
+                <w:i w:val="0"/>
+                <w:sz w:val="14"/>
+              </w:rPr>
+              <w:t>0.734 / 0.201</w:t>
+            </w:r>
+          </w:p>
+        </w:tc>
+        <w:tc>
+          <w:tcPr>
+            <w:tcW w:type="dxa" w:w="1296"/>
+          </w:tcPr>
+          <w:p>
+            <w:pPr>
+              <w:keepNext/>
+              <w:jc w:val="center"/>
+            </w:pPr>
+            <w:r>
+              <w:rPr>
+                <w:b w:val="0"/>
+                <w:i w:val="0"/>
+                <w:sz w:val="14"/>
+              </w:rPr>
+              <w:t>0.758 / 0.204</w:t>
+            </w:r>
+          </w:p>
+        </w:tc>
+      </w:tr>
+      <w:tr>
+        <w:tc>
+          <w:tcPr>
+            <w:tcW w:type="dxa" w:w="2304"/>
+          </w:tcPr>
+          <w:p>
+            <w:pPr>
+              <w:keepNext/>
+              <w:jc w:val="left"/>
+            </w:pPr>
+            <w:r>
+              <w:rPr>
+                <w:b w:val="0"/>
+                <w:i w:val="0"/>
+                <w:sz w:val="14"/>
+              </w:rPr>
+              <w:t>M4 + overall sentiment, LightGBM, AUROC / PR-AUC</w:t>
+            </w:r>
+          </w:p>
+        </w:tc>
+        <w:tc>
+          <w:tcPr>
+            <w:tcW w:type="dxa" w:w="1296"/>
+          </w:tcPr>
+          <w:p>
+            <w:pPr>
+              <w:keepNext/>
+              <w:jc w:val="center"/>
+            </w:pPr>
+            <w:r>
+              <w:rPr>
+                <w:b w:val="0"/>
+                <w:i w:val="0"/>
+                <w:sz w:val="14"/>
+              </w:rPr>
+              <w:t>0.721 / 0.152</w:t>
+            </w:r>
+          </w:p>
+        </w:tc>
+        <w:tc>
+          <w:tcPr>
+            <w:tcW w:type="dxa" w:w="1296"/>
+          </w:tcPr>
+          <w:p>
+            <w:pPr>
+              <w:keepNext/>
+              <w:jc w:val="center"/>
+            </w:pPr>
+            <w:r>
+              <w:rPr>
+                <w:b w:val="0"/>
+                <w:i w:val="0"/>
+                <w:sz w:val="14"/>
+              </w:rPr>
+              <w:t>0.683 / 0.138</w:t>
+            </w:r>
+          </w:p>
+        </w:tc>
+      </w:tr>
+      <w:tr>
+        <w:tc>
+          <w:tcPr>
+            <w:tcW w:type="dxa" w:w="2304"/>
+          </w:tcPr>
+          <w:p>
+            <w:pPr>
+              <w:keepNext/>
+              <w:jc w:val="left"/>
+            </w:pPr>
+            <w:r>
+              <w:rPr>
+                <w:b w:val="0"/>
+                <w:i w:val="0"/>
+                <w:sz w:val="14"/>
+              </w:rPr>
+              <w:t>M4 All features, GRU (ours), AUROC / PR-AUC</w:t>
+            </w:r>
+          </w:p>
+        </w:tc>
+        <w:tc>
+          <w:tcPr>
+            <w:tcW w:type="dxa" w:w="1296"/>
+          </w:tcPr>
+          <w:p>
+            <w:pPr>
+              <w:keepNext/>
+              <w:jc w:val="center"/>
+            </w:pPr>
+            <w:r>
+              <w:rPr>
+                <w:b w:val="0"/>
+                <w:i w:val="0"/>
+                <w:sz w:val="14"/>
+              </w:rPr>
+              <w:t>0.708 / 0.161</w:t>
+            </w:r>
+          </w:p>
+        </w:tc>
+        <w:tc>
+          <w:tcPr>
+            <w:tcW w:type="dxa" w:w="1296"/>
+          </w:tcPr>
+          <w:p>
+            <w:pPr>
+              <w:keepNext/>
+              <w:jc w:val="center"/>
+            </w:pPr>
+            <w:r>
+              <w:rPr>
+                <w:b w:val="0"/>
+                <w:i w:val="0"/>
+                <w:sz w:val="14"/>
+              </w:rPr>
+              <w:t>0.713 / 0.149</w:t>
+            </w:r>
+          </w:p>
+        </w:tc>
+      </w:tr>
+      <w:tr>
+        <w:tc>
+          <w:tcPr>
+            <w:tcW w:type="dxa" w:w="2304"/>
+            <w:tcBorders>
+              <w:bottom w:val="single" w:sz="8" w:color="000000"/>
+            </w:tcBorders>
+          </w:tcPr>
+          <w:p>
+            <w:pPr>
+              <w:keepNext w:val="0"/>
+              <w:jc w:val="left"/>
+            </w:pPr>
+            <w:r>
+              <w:rPr>
+                <w:b w:val="0"/>
+                <w:i w:val="0"/>
+                <w:sz w:val="14"/>
+              </w:rPr>
+              <w:t>M5 adversarial claims rejected</w:t>
+            </w:r>
+          </w:p>
+        </w:tc>
+        <w:tc>
+          <w:tcPr>
+            <w:tcW w:type="dxa" w:w="1296"/>
+            <w:tcBorders>
+              <w:bottom w:val="single" w:sz="8" w:color="000000"/>
+            </w:tcBorders>
+          </w:tcPr>
+          <w:p>
+            <w:pPr>
+              <w:keepNext w:val="0"/>
+              <w:jc w:val="center"/>
+            </w:pPr>
+            <w:r>
+              <w:rPr>
+                <w:b w:val="0"/>
+                <w:i w:val="0"/>
+                <w:sz w:val="14"/>
+              </w:rPr>
+              <w:t>100%</w:t>
+            </w:r>
+          </w:p>
+        </w:tc>
+        <w:tc>
+          <w:tcPr>
+            <w:tcW w:type="dxa" w:w="1296"/>
+            <w:tcBorders>
+              <w:bottom w:val="single" w:sz="8" w:color="000000"/>
+            </w:tcBorders>
+          </w:tcPr>
+          <w:p>
+            <w:pPr>
+              <w:keepNext w:val="0"/>
+              <w:jc w:val="center"/>
+            </w:pPr>
+            <w:r>
+              <w:rPr>
+                <w:b w:val="0"/>
+                <w:i w:val="0"/>
+                <w:sz w:val="14"/>
+              </w:rPr>
+              <w:t>100%</w:t>
+            </w:r>
+          </w:p>
+        </w:tc>
+      </w:tr>
+    </w:tbl>
+    <w:p>
+      <w:pPr>
+        <w:spacing w:before="20"/>
+      </w:pPr>
+      <w:r>
+        <w:rPr>
+          <w:b w:val="0"/>
+          <w:i/>
+          <w:sz w:val="14"/>
+        </w:rPr>
+        <w:t>Both slices: Philadelphia, the same pipeline and seeds. 287 restaurants are in both; all Philadelphia restaurants: 60% still open.</w:t>
+      </w:r>
+    </w:p>
+    <w:p>
+      <w:pPr>
+        <w:spacing w:after="80"/>
+      </w:pPr>
     </w:p>
     <w:p>
       <w:pPr>
@@ -6718,58 +9978,9 @@
       <w:r>
         <w:rPr>
           <w:b w:val="0"/>
-          <w:i/>
-        </w:rPr>
-        <w:t>Construct validity.</w:t>
-      </w:r>
-      <w:r>
-        <w:rPr>
-          <w:b w:val="0"/>
           <w:i w:val="0"/>
         </w:rPr>
-        <w:t xml:space="preserve"> Our decline label is a statistical construct; a restaurant owner may care about a smaller but persistent drop, or about review volume falling. The significance test makes positives more meaningful but also rarer, which limits what any model can learn. </w:t>
-      </w:r>
-      <w:r>
-        <w:rPr>
-          <w:b w:val="0"/>
-          <w:i/>
-        </w:rPr>
-        <w:t>Internal validity.</w:t>
-      </w:r>
-      <w:r>
-        <w:rPr>
-          <w:b w:val="0"/>
-          <w:i w:val="0"/>
-        </w:rPr>
-        <w:t xml:space="preserve"> All features are computed from past data and the split is chronological (both enforced by tests), but the aspect labels come from a model trained on reviews spanning the whole period; because M2 is trained on weak labels rather than on outcomes, we judge the resulting leakage negligible, and a stricter design would retrain M2 on training-period reviews only. </w:t>
-      </w:r>
-      <w:r>
-        <w:rPr>
-          <w:b w:val="0"/>
-          <w:i/>
-        </w:rPr>
-        <w:t>External validity.</w:t>
-      </w:r>
-      <w:r>
-        <w:rPr>
-          <w:b w:val="0"/>
-          <w:i w:val="0"/>
-        </w:rPr>
-        <w:t xml:space="preserve"> The data cover one city and its 400 busiest restaurants, which are larger and better reviewed than the typical independent restaurant Radview targets; a quieter restaurant produces exactly the sparse, noisy signals that our small-sample caveat warns about. </w:t>
-      </w:r>
-      <w:r>
-        <w:rPr>
-          <w:b w:val="0"/>
-          <w:i/>
-        </w:rPr>
-        <w:t>Measurement.</w:t>
-      </w:r>
-      <w:r>
-        <w:rPr>
-          <w:b w:val="0"/>
-          <w:i w:val="0"/>
-        </w:rPr>
-        <w:t xml:space="preserve"> SemEval sentences are shorter and cleaner than Yelp reviews and have no cleanliness category, so M2's in-domain accuracy is unknown until the exported Yelp sample is hand-labelled. Finally, the verifier proves traceability, not truth: a plan that faithfully cites a miscalibrated forecast still passes.</w:t>
+        <w:t>The main slice keeps the 400 restaurants with the most reviews by the end of the dataset, which uses future information: restaurants that later declined and closed are less likely to qualify. To test whether this matters we re-ran the whole pipeline on the 400 restaurants with the most reviews in 2016, which uses only information available at the start of the study. The two slices share 287 restaurants; of the 113 that enter, 46 later closed. Table XII shows that every conclusion holds: DistilBERT's accuracy is within a point, complaint spikes again fall below chance as predictors yet mark lasting damage, the rating-trend logistic regression is again the best forecaster (AUROC 0.758), and the verifier again rejects every fabricated claim. The selection biases the sample towards successful restaurants, but not the findings.</w:t>
       </w:r>
     </w:p>
     <w:p>
@@ -6781,7 +9992,82 @@
         <w:rPr>
           <w:i/>
         </w:rPr>
-        <w:t>G. Grounded Action Plans (M5)</w:t>
+        <w:t>G. Discussion and Threats to Validity</w:t>
+      </w:r>
+    </w:p>
+    <w:p>
+      <w:pPr>
+        <w:spacing w:after="0"/>
+        <w:ind w:firstLine="245"/>
+        <w:jc w:val="both"/>
+      </w:pPr>
+      <w:r>
+        <w:rPr>
+          <w:b w:val="0"/>
+          <w:i/>
+        </w:rPr>
+        <w:t>Construct validity.</w:t>
+      </w:r>
+      <w:r>
+        <w:rPr>
+          <w:b w:val="0"/>
+          <w:i w:val="0"/>
+        </w:rPr>
+        <w:t xml:space="preserve"> Our decline label is a statistical construct; a restaurant owner may care about a smaller but persistent drop, or about review volume falling. The significance test makes positives more meaningful but also rarer, which limits what any model can learn. </w:t>
+      </w:r>
+      <w:r>
+        <w:rPr>
+          <w:b w:val="0"/>
+          <w:i/>
+        </w:rPr>
+        <w:t>Internal validity.</w:t>
+      </w:r>
+      <w:r>
+        <w:rPr>
+          <w:b w:val="0"/>
+          <w:i w:val="0"/>
+        </w:rPr>
+        <w:t xml:space="preserve"> All features are computed from past data and the split is chronological (both enforced by tests), but the aspect labels come from a model trained on reviews spanning the whole period; because M2 is trained on weak labels rather than on outcomes, we judge the resulting leakage negligible, and a stricter design would retrain M2 on training-period reviews only. The validation months used for early stopping and calibration end in December 2019, so their labels reach into the first pandemic months. </w:t>
+      </w:r>
+      <w:r>
+        <w:rPr>
+          <w:b w:val="0"/>
+          <w:i/>
+        </w:rPr>
+        <w:t>External validity.</w:t>
+      </w:r>
+      <w:r>
+        <w:rPr>
+          <w:b w:val="0"/>
+          <w:i w:val="0"/>
+        </w:rPr>
+        <w:t xml:space="preserve"> The data cover one city and its 400 busiest restaurants, which are larger and better reviewed than the typical independent restaurant Radview targets (mean 3.91★ against 3.56★ for all Philadelphia restaurants); a survivor-free selection leaves the conclusions unchanged (Table XII), but a quieter restaurant produces exactly the sparse, noisy signals that our small-sample caveat warns about. </w:t>
+      </w:r>
+      <w:r>
+        <w:rPr>
+          <w:b w:val="0"/>
+          <w:i/>
+        </w:rPr>
+        <w:t>Measurement.</w:t>
+      </w:r>
+      <w:r>
+        <w:rPr>
+          <w:b w:val="0"/>
+          <w:i w:val="0"/>
+        </w:rPr>
+        <w:t xml:space="preserve"> SemEval sentences are shorter and cleaner than Yelp reviews and have no cleanliness category, so M2's in-domain accuracy is unknown until the exported Yelp sample is hand-labelled, and about 4 in 10 weak labels take their polarity from the star rating. Finally, the verifier proves traceability, not truth: a plan that faithfully cites a miscalibrated forecast still passes, figures written as words are not recognised, and its relevance check relies on the same M2 model that selected the evidence.</w:t>
+      </w:r>
+    </w:p>
+    <w:p>
+      <w:pPr>
+        <w:keepNext/>
+        <w:spacing w:before="100" w:after="40"/>
+      </w:pPr>
+      <w:r>
+        <w:rPr>
+          <w:i/>
+        </w:rPr>
+        <w:t>H. Grounded Action Plans (M5)</w:t>
       </w:r>
     </w:p>
     <w:p>
@@ -6794,7 +10080,7 @@
         <w:rPr>
           <w:sz w:val="16"/>
         </w:rPr>
-        <w:t>TABLE VIII</w:t>
+        <w:t>TABLE XIII</w:t>
       </w:r>
     </w:p>
     <w:p>
@@ -7073,7 +10359,7 @@
                 <w:i w:val="0"/>
                 <w:sz w:val="14"/>
               </w:rPr>
-              <w:t>95</w:t>
+              <w:t>70</w:t>
             </w:r>
           </w:p>
         </w:tc>
@@ -7208,7 +10494,7 @@
                 <w:i w:val="0"/>
                 <w:sz w:val="14"/>
               </w:rPr>
-              <w:t>69%</w:t>
+              <w:t>59%</w:t>
             </w:r>
           </w:p>
         </w:tc>
@@ -7227,7 +10513,7 @@
                 <w:i w:val="0"/>
                 <w:sz w:val="14"/>
               </w:rPr>
-              <w:t>48</w:t>
+              <w:t>46</w:t>
             </w:r>
           </w:p>
         </w:tc>
@@ -7246,7 +10532,7 @@
                 <w:i w:val="0"/>
                 <w:sz w:val="14"/>
               </w:rPr>
-              <w:t>8</w:t>
+              <w:t>0</w:t>
             </w:r>
           </w:p>
         </w:tc>
@@ -7265,7 +10551,7 @@
                 <w:i w:val="0"/>
                 <w:sz w:val="14"/>
               </w:rPr>
-              <w:t>8</w:t>
+              <w:t>0</w:t>
             </w:r>
           </w:p>
         </w:tc>
@@ -7303,7 +10589,7 @@
                 <w:i w:val="0"/>
                 <w:sz w:val="14"/>
               </w:rPr>
-              <w:t>1</w:t>
+              <w:t>11</w:t>
             </w:r>
           </w:p>
         </w:tc>
@@ -7322,7 +10608,7 @@
                 <w:i w:val="0"/>
                 <w:sz w:val="14"/>
               </w:rPr>
-              <w:t>6</w:t>
+              <w:t>8</w:t>
             </w:r>
           </w:p>
         </w:tc>
@@ -7390,7 +10676,7 @@
                 <w:i w:val="0"/>
                 <w:sz w:val="14"/>
               </w:rPr>
-              <w:t>160</w:t>
+              <w:t>246</w:t>
             </w:r>
           </w:p>
         </w:tc>
@@ -7412,7 +10698,7 @@
                 <w:i w:val="0"/>
                 <w:sz w:val="14"/>
               </w:rPr>
-              <w:t>100</w:t>
+              <w:t>106</w:t>
             </w:r>
           </w:p>
         </w:tc>
@@ -7434,7 +10720,7 @@
                 <w:i w:val="0"/>
                 <w:sz w:val="14"/>
               </w:rPr>
-              <w:t>40</w:t>
+              <w:t>60</w:t>
             </w:r>
           </w:p>
         </w:tc>
@@ -7456,7 +10742,7 @@
                 <w:i w:val="0"/>
                 <w:sz w:val="14"/>
               </w:rPr>
-              <w:t>75</w:t>
+              <w:t>84</w:t>
             </w:r>
           </w:p>
         </w:tc>
@@ -7478,7 +10764,7 @@
                 <w:i w:val="0"/>
                 <w:sz w:val="14"/>
               </w:rPr>
-              <w:t>40</w:t>
+              <w:t>106</w:t>
             </w:r>
           </w:p>
         </w:tc>
@@ -7535,8 +10821,538 @@
           <w:b w:val="0"/>
           <w:i w:val="0"/>
         </w:rPr>
-        <w:t>Across all 53 at-risk restaurants, the rule-based planner produced 265 claims and all of them passed the verifier, with a median latency of 0.27 s per plan. This is expected by construction — the planner only restates tool outputs — so the verifier's value is shown by the adversarial planner (Table VIII): every one of its 160 fabricated claims was rejected, and every axis fired, from invented review IDs (citation) to quoted praise passed off as complaints (relevance). Inspecting real plans exposed two issues we then fixed: rates such as "33% of reviews" can mean one of three reviews in the sparse late-2021 data, so plans now state counts and add a small-sample caveat below ten reviews; and generic keywords led some actions to default to generic advice.</w:t>
-      </w:r>
+        <w:t xml:space="preserve">Across all 62 at-risk restaurants, the rule-based planner produced 296 claims and all of them passed the verifier, with a median latency of 0.09 s per plan. This is expected by construction — the planner only restates tool outputs — so the verifier's value is shown by the adversarial planner (Table XIII): every one of its 246 fabricated claims was rejected and every axis fired, from invented review IDs (citation) to quoted praise passed off as complaints (relevance) and, among the five realistic mistakes, real figures attached to the wrong quantity (statistic). Inspecting real plans exposed issues we then fixed: rates such as "33% of reviews" can mean one of three reviews in the sparse late-2021 data, so plans now state counts and add a small-sample caveat below ten reviews; and an earlier version of the verifier accepted a percentage that matched </w:t>
+      </w:r>
+      <w:r>
+        <w:rPr>
+          <w:b w:val="0"/>
+          <w:i/>
+        </w:rPr>
+        <w:t>any</w:t>
+      </w:r>
+      <w:r>
+        <w:rPr>
+          <w:b w:val="0"/>
+          <w:i w:val="0"/>
+        </w:rPr>
+        <w:t xml:space="preserve"> returned figure and a review citation without a quote, which the stricter axes above close. Table XIV shows the verifier's decisions on representative claims for one restaurant; every row is also an automated test.</w:t>
+      </w:r>
+    </w:p>
+    <w:p>
+      <w:pPr>
+        <w:keepNext/>
+        <w:spacing w:before="120"/>
+        <w:jc w:val="center"/>
+      </w:pPr>
+      <w:r>
+        <w:rPr>
+          <w:sz w:val="16"/>
+        </w:rPr>
+        <w:t>TABLE XIV</w:t>
+      </w:r>
+    </w:p>
+    <w:p>
+      <w:pPr>
+        <w:keepNext/>
+        <w:spacing w:after="40"/>
+        <w:jc w:val="center"/>
+      </w:pPr>
+      <w:r>
+        <w:rPr>
+          <w:smallCaps/>
+          <w:sz w:val="16"/>
+        </w:rPr>
+        <w:t>Verifier decisions on example claims</w:t>
+      </w:r>
+    </w:p>
+    <w:tbl>
+      <w:tblPr>
+        <w:tblW w:type="auto" w:w="0"/>
+        <w:jc w:val="center"/>
+        <w:tblLayout w:type="fixed"/>
+        <w:tblLook w:firstColumn="1" w:firstRow="1" w:lastColumn="0" w:lastRow="0" w:noHBand="0" w:noVBand="1" w:val="04A0"/>
+        <w:tblLayout w:type="fixed"/>
+        <w:tblCellMar>
+          <w:left w:w="43" w:type="dxa"/>
+          <w:right w:w="43" w:type="dxa"/>
+        </w:tblCellMar>
+      </w:tblPr>
+      <w:tblGrid>
+        <w:gridCol w:w="3960"/>
+        <w:gridCol w:w="936"/>
+      </w:tblGrid>
+      <w:tr>
+        <w:tc>
+          <w:tcPr>
+            <w:tcW w:type="dxa" w:w="3960"/>
+            <w:tcBorders>
+              <w:top w:val="single" w:sz="8" w:color="000000"/>
+              <w:bottom w:val="single" w:sz="4" w:color="000000"/>
+            </w:tcBorders>
+          </w:tcPr>
+          <w:p>
+            <w:pPr>
+              <w:keepNext/>
+              <w:jc w:val="left"/>
+            </w:pPr>
+            <w:r>
+              <w:rPr>
+                <w:b/>
+                <w:i w:val="0"/>
+                <w:sz w:val="14"/>
+              </w:rPr>
+              <w:t>Claim (restaurant: own complaint rate 12%, market 20%, risk 9%, rating 3.88★)</w:t>
+            </w:r>
+          </w:p>
+        </w:tc>
+        <w:tc>
+          <w:tcPr>
+            <w:tcW w:type="dxa" w:w="936"/>
+            <w:tcBorders>
+              <w:top w:val="single" w:sz="8" w:color="000000"/>
+              <w:bottom w:val="single" w:sz="4" w:color="000000"/>
+            </w:tcBorders>
+          </w:tcPr>
+          <w:p>
+            <w:pPr>
+              <w:keepNext/>
+              <w:jc w:val="center"/>
+            </w:pPr>
+            <w:r>
+              <w:rPr>
+                <w:b/>
+                <w:i w:val="0"/>
+                <w:sz w:val="14"/>
+              </w:rPr>
+              <w:t>Result</w:t>
+            </w:r>
+          </w:p>
+        </w:tc>
+      </w:tr>
+      <w:tr>
+        <w:tc>
+          <w:tcPr>
+            <w:tcW w:type="dxa" w:w="3960"/>
+          </w:tcPr>
+          <w:p>
+            <w:pPr>
+              <w:keepNext/>
+              <w:jc w:val="left"/>
+            </w:pPr>
+            <w:r>
+              <w:rPr>
+                <w:b w:val="0"/>
+                <w:i w:val="0"/>
+                <w:sz w:val="14"/>
+              </w:rPr>
+              <w:t>"12 of 100 reviews (12%) complained about service, versus 5% in the six months before; the typical restaurant in your market sits at 20%."</w:t>
+            </w:r>
+          </w:p>
+        </w:tc>
+        <w:tc>
+          <w:tcPr>
+            <w:tcW w:type="dxa" w:w="936"/>
+          </w:tcPr>
+          <w:p>
+            <w:pPr>
+              <w:keepNext/>
+              <w:jc w:val="center"/>
+            </w:pPr>
+            <w:r>
+              <w:rPr>
+                <w:b w:val="0"/>
+                <w:i w:val="0"/>
+                <w:sz w:val="14"/>
+              </w:rPr>
+              <w:t>Pass</w:t>
+            </w:r>
+          </w:p>
+        </w:tc>
+      </w:tr>
+      <w:tr>
+        <w:tc>
+          <w:tcPr>
+            <w:tcW w:type="dxa" w:w="3960"/>
+          </w:tcPr>
+          <w:p>
+            <w:pPr>
+              <w:keepNext/>
+              <w:jc w:val="left"/>
+            </w:pPr>
+            <w:r>
+              <w:rPr>
+                <w:b w:val="0"/>
+                <w:i w:val="0"/>
+                <w:sz w:val="14"/>
+              </w:rPr>
+              <w:t>"Service complaints cost about 0.12 stars compared with the typical restaurant."</w:t>
+            </w:r>
+          </w:p>
+        </w:tc>
+        <w:tc>
+          <w:tcPr>
+            <w:tcW w:type="dxa" w:w="936"/>
+          </w:tcPr>
+          <w:p>
+            <w:pPr>
+              <w:keepNext/>
+              <w:jc w:val="center"/>
+            </w:pPr>
+            <w:r>
+              <w:rPr>
+                <w:b w:val="0"/>
+                <w:i w:val="0"/>
+                <w:sz w:val="14"/>
+              </w:rPr>
+              <w:t>Pass</w:t>
+            </w:r>
+          </w:p>
+        </w:tc>
+      </w:tr>
+      <w:tr>
+        <w:tc>
+          <w:tcPr>
+            <w:tcW w:type="dxa" w:w="3960"/>
+          </w:tcPr>
+          <w:p>
+            <w:pPr>
+              <w:keepNext/>
+              <w:jc w:val="left"/>
+            </w:pPr>
+            <w:r>
+              <w:rPr>
+                <w:b w:val="0"/>
+                <w:i w:val="0"/>
+                <w:sz w:val="14"/>
+              </w:rPr>
+              <w:t>"20% of your reviews complain about service." (market median stated as own rate)</w:t>
+            </w:r>
+          </w:p>
+        </w:tc>
+        <w:tc>
+          <w:tcPr>
+            <w:tcW w:type="dxa" w:w="936"/>
+          </w:tcPr>
+          <w:p>
+            <w:pPr>
+              <w:keepNext/>
+              <w:jc w:val="center"/>
+            </w:pPr>
+            <w:r>
+              <w:rPr>
+                <w:b w:val="0"/>
+                <w:i w:val="0"/>
+                <w:sz w:val="14"/>
+              </w:rPr>
+              <w:t>Statistic</w:t>
+            </w:r>
+          </w:p>
+        </w:tc>
+      </w:tr>
+      <w:tr>
+        <w:tc>
+          <w:tcPr>
+            <w:tcW w:type="dxa" w:w="3960"/>
+          </w:tcPr>
+          <w:p>
+            <w:pPr>
+              <w:keepNext/>
+              <w:jc w:val="left"/>
+            </w:pPr>
+            <w:r>
+              <w:rPr>
+                <w:b w:val="0"/>
+                <w:i w:val="0"/>
+                <w:sz w:val="14"/>
+              </w:rPr>
+              <w:t>"9% of your reviews complain about service." (decline risk stated as a rate)</w:t>
+            </w:r>
+          </w:p>
+        </w:tc>
+        <w:tc>
+          <w:tcPr>
+            <w:tcW w:type="dxa" w:w="936"/>
+          </w:tcPr>
+          <w:p>
+            <w:pPr>
+              <w:keepNext/>
+              <w:jc w:val="center"/>
+            </w:pPr>
+            <w:r>
+              <w:rPr>
+                <w:b w:val="0"/>
+                <w:i w:val="0"/>
+                <w:sz w:val="14"/>
+              </w:rPr>
+              <w:t>Statistic</w:t>
+            </w:r>
+          </w:p>
+        </w:tc>
+      </w:tr>
+      <w:tr>
+        <w:tc>
+          <w:tcPr>
+            <w:tcW w:type="dxa" w:w="3960"/>
+          </w:tcPr>
+          <w:p>
+            <w:pPr>
+              <w:keepNext/>
+              <w:jc w:val="left"/>
+            </w:pPr>
+            <w:r>
+              <w:rPr>
+                <w:b w:val="0"/>
+                <w:i w:val="0"/>
+                <w:sz w:val="14"/>
+              </w:rPr>
+              <w:t>"Service problems are costing you 3.88 stars." (rating stated as a cost)</w:t>
+            </w:r>
+          </w:p>
+        </w:tc>
+        <w:tc>
+          <w:tcPr>
+            <w:tcW w:type="dxa" w:w="936"/>
+          </w:tcPr>
+          <w:p>
+            <w:pPr>
+              <w:keepNext/>
+              <w:jc w:val="center"/>
+            </w:pPr>
+            <w:r>
+              <w:rPr>
+                <w:b w:val="0"/>
+                <w:i w:val="0"/>
+                <w:sz w:val="14"/>
+              </w:rPr>
+              <w:t>Statistic</w:t>
+            </w:r>
+          </w:p>
+        </w:tc>
+      </w:tr>
+      <w:tr>
+        <w:tc>
+          <w:tcPr>
+            <w:tcW w:type="dxa" w:w="3960"/>
+          </w:tcPr>
+          <w:p>
+            <w:pPr>
+              <w:keepNext/>
+              <w:jc w:val="left"/>
+            </w:pPr>
+            <w:r>
+              <w:rPr>
+                <w:b w:val="0"/>
+                <w:i w:val="0"/>
+                <w:sz w:val="14"/>
+              </w:rPr>
+              <w:t>"Service complaints have tripled: '…'" (real quote, uncheckable multiplier)</w:t>
+            </w:r>
+          </w:p>
+        </w:tc>
+        <w:tc>
+          <w:tcPr>
+            <w:tcW w:type="dxa" w:w="936"/>
+          </w:tcPr>
+          <w:p>
+            <w:pPr>
+              <w:keepNext/>
+              <w:jc w:val="center"/>
+            </w:pPr>
+            <w:r>
+              <w:rPr>
+                <w:b w:val="0"/>
+                <w:i w:val="0"/>
+                <w:sz w:val="14"/>
+              </w:rPr>
+              <w:t>Statistic</w:t>
+            </w:r>
+          </w:p>
+        </w:tc>
+      </w:tr>
+      <w:tr>
+        <w:tc>
+          <w:tcPr>
+            <w:tcW w:type="dxa" w:w="3960"/>
+          </w:tcPr>
+          <w:p>
+            <w:pPr>
+              <w:keepNext/>
+              <w:jc w:val="left"/>
+            </w:pPr>
+            <w:r>
+              <w:rPr>
+                <w:b w:val="0"/>
+                <w:i w:val="0"/>
+                <w:sz w:val="14"/>
+              </w:rPr>
+              <w:t>Real retrieved review cited with an empty quote and invented content</w:t>
+            </w:r>
+          </w:p>
+        </w:tc>
+        <w:tc>
+          <w:tcPr>
+            <w:tcW w:type="dxa" w:w="936"/>
+          </w:tcPr>
+          <w:p>
+            <w:pPr>
+              <w:keepNext/>
+              <w:jc w:val="center"/>
+            </w:pPr>
+            <w:r>
+              <w:rPr>
+                <w:b w:val="0"/>
+                <w:i w:val="0"/>
+                <w:sz w:val="14"/>
+              </w:rPr>
+              <w:t>Quotation</w:t>
+            </w:r>
+          </w:p>
+        </w:tc>
+      </w:tr>
+      <w:tr>
+        <w:tc>
+          <w:tcPr>
+            <w:tcW w:type="dxa" w:w="3960"/>
+          </w:tcPr>
+          <w:p>
+            <w:pPr>
+              <w:keepNext/>
+              <w:jc w:val="left"/>
+            </w:pPr>
+            <w:r>
+              <w:rPr>
+                <w:b w:val="0"/>
+                <w:i w:val="0"/>
+                <w:sz w:val="14"/>
+              </w:rPr>
+              <w:t>Verbatim praise from a review presented as a complaint</w:t>
+            </w:r>
+          </w:p>
+        </w:tc>
+        <w:tc>
+          <w:tcPr>
+            <w:tcW w:type="dxa" w:w="936"/>
+          </w:tcPr>
+          <w:p>
+            <w:pPr>
+              <w:keepNext/>
+              <w:jc w:val="center"/>
+            </w:pPr>
+            <w:r>
+              <w:rPr>
+                <w:b w:val="0"/>
+                <w:i w:val="0"/>
+                <w:sz w:val="14"/>
+              </w:rPr>
+              <w:t>Relevance</w:t>
+            </w:r>
+          </w:p>
+        </w:tc>
+      </w:tr>
+      <w:tr>
+        <w:tc>
+          <w:tcPr>
+            <w:tcW w:type="dxa" w:w="3960"/>
+          </w:tcPr>
+          <w:p>
+            <w:pPr>
+              <w:keepNext/>
+              <w:jc w:val="left"/>
+            </w:pPr>
+            <w:r>
+              <w:rPr>
+                <w:b w:val="0"/>
+                <w:i w:val="0"/>
+                <w:sz w:val="14"/>
+              </w:rPr>
+              <w:t>Review of this restaurant that the agent never retrieved</w:t>
+            </w:r>
+          </w:p>
+        </w:tc>
+        <w:tc>
+          <w:tcPr>
+            <w:tcW w:type="dxa" w:w="936"/>
+          </w:tcPr>
+          <w:p>
+            <w:pPr>
+              <w:keepNext/>
+              <w:jc w:val="center"/>
+            </w:pPr>
+            <w:r>
+              <w:rPr>
+                <w:b w:val="0"/>
+                <w:i w:val="0"/>
+                <w:sz w:val="14"/>
+              </w:rPr>
+              <w:t>Citation</w:t>
+            </w:r>
+          </w:p>
+        </w:tc>
+      </w:tr>
+      <w:tr>
+        <w:tc>
+          <w:tcPr>
+            <w:tcW w:type="dxa" w:w="3960"/>
+            <w:tcBorders>
+              <w:bottom w:val="single" w:sz="8" w:color="000000"/>
+            </w:tcBorders>
+          </w:tcPr>
+          <w:p>
+            <w:pPr>
+              <w:keepNext w:val="0"/>
+              <w:jc w:val="left"/>
+            </w:pPr>
+            <w:r>
+              <w:rPr>
+                <w:b w:val="0"/>
+                <w:i w:val="0"/>
+                <w:sz w:val="14"/>
+              </w:rPr>
+              <w:t>"Service is clearly the main problem." (no checkable figure)</w:t>
+            </w:r>
+          </w:p>
+        </w:tc>
+        <w:tc>
+          <w:tcPr>
+            <w:tcW w:type="dxa" w:w="936"/>
+            <w:tcBorders>
+              <w:bottom w:val="single" w:sz="8" w:color="000000"/>
+            </w:tcBorders>
+          </w:tcPr>
+          <w:p>
+            <w:pPr>
+              <w:keepNext w:val="0"/>
+              <w:jc w:val="center"/>
+            </w:pPr>
+            <w:r>
+              <w:rPr>
+                <w:b w:val="0"/>
+                <w:i w:val="0"/>
+                <w:sz w:val="14"/>
+              </w:rPr>
+              <w:t>Substance</w:t>
+            </w:r>
+          </w:p>
+        </w:tc>
+      </w:tr>
+    </w:tbl>
+    <w:p>
+      <w:pPr>
+        <w:spacing w:before="20"/>
+      </w:pPr>
+      <w:r>
+        <w:rPr>
+          <w:b w:val="0"/>
+          <w:i/>
+          <w:sz w:val="14"/>
+        </w:rPr>
+        <w:t>Pass = shown to the owner; otherwise the failing verifier axis. Rejected claims are removed and logged.</w:t>
+      </w:r>
+    </w:p>
+    <w:p>
+      <w:pPr>
+        <w:spacing w:after="80"/>
+      </w:pPr>
     </w:p>
     <w:p>
       <w:pPr>
@@ -7549,7 +11365,7 @@
           <w:b w:val="0"/>
           <w:i w:val="0"/>
         </w:rPr>
-        <w:t>The open-model planner shows why the verifier is needed. Qwen 2.5 7B behaved as an agent — beyond the fixed analytics calls it chose 4.4 further tool calls per plan, mostly to fetch more review evidence or compare peers — but only 33 of its 48 final claims (68.8%) passed verification. Of the 20 plans, 12 were fully grounded and 8 needed a redraft after verifier feedback, but 4 ended with no verified claim. The rejected claims were mainly paraphrases presented as quotations (8), metric claims with no checkable figure (6; e.g. "Our cleanliness score is currently at the market median.") and citations of reviews that were never retrieved, including invented identifiers such as "r123"; one stated a statistic the tools never returned ("Our food quality is below the market median, with a 24.8% lower complaint rate compared to peers."). Owners therefore saw 11 action items backed by a verified quotation, against 24 from the rule-based planner. A plan took a median of 14.5 s and about 5,980 tokens on one T4 GPU, at no per-token cost, and its actions were largely adapted from the playbook. On this evidence a 7-billion-parameter open model adds investigative flexibility but not more specific advice, and is only safe to show owners behind the verifier; the Claude planner is implemented and tested but could not be measured without an API key.</w:t>
+        <w:t>The open-model planner shows why the verifier is needed. Qwen 2.5 7B behaved as an agent — beyond the fixed analytics calls it made about 14 further tool calls per plan, mostly to fetch more review evidence or compare peers — but only 27 of its 46 final claims (58.7%) passed verification. It cited only reviews it had retrieved and quoted them verbatim, but 11 claims stated a figure that does not match the quantity they name, or an uncheckable multiplier, and 8 metric claims stated no checkable figure at all. With the earlier, looser numeric check the same planner had scored 69%: the difference is exactly the wrong-quantity figures an owner could not spot. A plan took a median of 18.7 s and about 5,913 tokens on one T4 GPU, at no per-token cost, and its actions were largely adapted from the playbook. On this evidence a 7-billion-parameter open model adds investigative flexibility but not more specific advice, and is only safe to show owners behind the verifier; the Claude planner is implemented and tested but could not be measured without an API key.</w:t>
       </w:r>
     </w:p>
     <w:p>
@@ -7561,8 +11377,812 @@
         <w:rPr>
           <w:i/>
         </w:rPr>
-        <w:t>H. Comparison with Existing Methods and System Performance</w:t>
-      </w:r>
+        <w:t>I. Comparison with Existing Methods and System Performance</w:t>
+      </w:r>
+    </w:p>
+    <w:p>
+      <w:pPr>
+        <w:keepNext/>
+        <w:spacing w:before="120"/>
+        <w:jc w:val="center"/>
+      </w:pPr>
+      <w:r>
+        <w:rPr>
+          <w:sz w:val="16"/>
+        </w:rPr>
+        <w:t>TABLE XV</w:t>
+      </w:r>
+    </w:p>
+    <w:p>
+      <w:pPr>
+        <w:keepNext/>
+        <w:spacing w:after="40"/>
+        <w:jc w:val="center"/>
+      </w:pPr>
+      <w:r>
+        <w:rPr>
+          <w:smallCaps/>
+          <w:sz w:val="16"/>
+        </w:rPr>
+        <w:t>Side-by-side comparison with existing methods</w:t>
+      </w:r>
+    </w:p>
+    <w:tbl>
+      <w:tblPr>
+        <w:tblW w:type="auto" w:w="0"/>
+        <w:jc w:val="center"/>
+        <w:tblLayout w:type="fixed"/>
+        <w:tblLook w:firstColumn="1" w:firstRow="1" w:lastColumn="0" w:lastRow="0" w:noHBand="0" w:noVBand="1" w:val="04A0"/>
+        <w:tblLayout w:type="fixed"/>
+        <w:tblCellMar>
+          <w:left w:w="43" w:type="dxa"/>
+          <w:right w:w="43" w:type="dxa"/>
+        </w:tblCellMar>
+      </w:tblPr>
+      <w:tblGrid>
+        <w:gridCol w:w="1036"/>
+        <w:gridCol w:w="748"/>
+        <w:gridCol w:w="1036"/>
+        <w:gridCol w:w="864"/>
+        <w:gridCol w:w="720"/>
+        <w:gridCol w:w="547"/>
+      </w:tblGrid>
+      <w:tr>
+        <w:tc>
+          <w:tcPr>
+            <w:tcW w:type="dxa" w:w="1037"/>
+            <w:tcBorders>
+              <w:top w:val="single" w:sz="8" w:color="000000"/>
+              <w:bottom w:val="single" w:sz="4" w:color="000000"/>
+            </w:tcBorders>
+          </w:tcPr>
+          <w:p>
+            <w:pPr>
+              <w:keepNext/>
+              <w:jc w:val="left"/>
+            </w:pPr>
+            <w:r>
+              <w:rPr>
+                <w:b/>
+                <w:i w:val="0"/>
+                <w:sz w:val="13"/>
+              </w:rPr>
+              <w:t>Method</w:t>
+            </w:r>
+          </w:p>
+        </w:tc>
+        <w:tc>
+          <w:tcPr>
+            <w:tcW w:type="dxa" w:w="749"/>
+            <w:tcBorders>
+              <w:top w:val="single" w:sz="8" w:color="000000"/>
+              <w:bottom w:val="single" w:sz="4" w:color="000000"/>
+            </w:tcBorders>
+          </w:tcPr>
+          <w:p>
+            <w:pPr>
+              <w:keepNext/>
+              <w:jc w:val="center"/>
+            </w:pPr>
+            <w:r>
+              <w:rPr>
+                <w:b/>
+                <w:i w:val="0"/>
+                <w:sz w:val="13"/>
+              </w:rPr>
+              <w:t>Predicts</w:t>
+            </w:r>
+          </w:p>
+        </w:tc>
+        <w:tc>
+          <w:tcPr>
+            <w:tcW w:type="dxa" w:w="1037"/>
+            <w:tcBorders>
+              <w:top w:val="single" w:sz="8" w:color="000000"/>
+              <w:bottom w:val="single" w:sz="4" w:color="000000"/>
+            </w:tcBorders>
+          </w:tcPr>
+          <w:p>
+            <w:pPr>
+              <w:keepNext/>
+              <w:jc w:val="center"/>
+            </w:pPr>
+            <w:r>
+              <w:rPr>
+                <w:b/>
+                <w:i w:val="0"/>
+                <w:sz w:val="13"/>
+              </w:rPr>
+              <w:t>Use of review text</w:t>
+            </w:r>
+          </w:p>
+        </w:tc>
+        <w:tc>
+          <w:tcPr>
+            <w:tcW w:type="dxa" w:w="864"/>
+            <w:tcBorders>
+              <w:top w:val="single" w:sz="8" w:color="000000"/>
+              <w:bottom w:val="single" w:sz="4" w:color="000000"/>
+            </w:tcBorders>
+          </w:tcPr>
+          <w:p>
+            <w:pPr>
+              <w:keepNext/>
+              <w:jc w:val="center"/>
+            </w:pPr>
+            <w:r>
+              <w:rPr>
+                <w:b/>
+                <w:i w:val="0"/>
+                <w:sz w:val="13"/>
+              </w:rPr>
+              <w:t>Evaluation</w:t>
+            </w:r>
+          </w:p>
+        </w:tc>
+        <w:tc>
+          <w:tcPr>
+            <w:tcW w:type="dxa" w:w="720"/>
+            <w:tcBorders>
+              <w:top w:val="single" w:sz="8" w:color="000000"/>
+              <w:bottom w:val="single" w:sz="4" w:color="000000"/>
+            </w:tcBorders>
+          </w:tcPr>
+          <w:p>
+            <w:pPr>
+              <w:keepNext/>
+              <w:jc w:val="center"/>
+            </w:pPr>
+            <w:r>
+              <w:rPr>
+                <w:b/>
+                <w:i w:val="0"/>
+                <w:sz w:val="13"/>
+              </w:rPr>
+              <w:t>Reported result</w:t>
+            </w:r>
+          </w:p>
+        </w:tc>
+        <w:tc>
+          <w:tcPr>
+            <w:tcW w:type="dxa" w:w="547"/>
+            <w:tcBorders>
+              <w:top w:val="single" w:sz="8" w:color="000000"/>
+              <w:bottom w:val="single" w:sz="4" w:color="000000"/>
+            </w:tcBorders>
+          </w:tcPr>
+          <w:p>
+            <w:pPr>
+              <w:keepNext/>
+              <w:jc w:val="center"/>
+            </w:pPr>
+            <w:r>
+              <w:rPr>
+                <w:b/>
+                <w:i w:val="0"/>
+                <w:sz w:val="13"/>
+              </w:rPr>
+              <w:t>Action plan</w:t>
+            </w:r>
+          </w:p>
+        </w:tc>
+      </w:tr>
+      <w:tr>
+        <w:tc>
+          <w:tcPr>
+            <w:tcW w:type="dxa" w:w="1037"/>
+          </w:tcPr>
+          <w:p>
+            <w:pPr>
+              <w:keepNext/>
+              <w:jc w:val="left"/>
+            </w:pPr>
+            <w:r>
+              <w:rPr>
+                <w:b w:val="0"/>
+                <w:i w:val="0"/>
+                <w:sz w:val="13"/>
+              </w:rPr>
+              <w:t>VD-HMM [4]</w:t>
+            </w:r>
+          </w:p>
+        </w:tc>
+        <w:tc>
+          <w:tcPr>
+            <w:tcW w:type="dxa" w:w="749"/>
+          </w:tcPr>
+          <w:p>
+            <w:pPr>
+              <w:keepNext/>
+              <w:jc w:val="center"/>
+            </w:pPr>
+            <w:r>
+              <w:rPr>
+                <w:b w:val="0"/>
+                <w:i w:val="0"/>
+                <w:sz w:val="13"/>
+              </w:rPr>
+              <w:t>Closure</w:t>
+            </w:r>
+          </w:p>
+        </w:tc>
+        <w:tc>
+          <w:tcPr>
+            <w:tcW w:type="dxa" w:w="1037"/>
+          </w:tcPr>
+          <w:p>
+            <w:pPr>
+              <w:keepNext/>
+              <w:jc w:val="center"/>
+            </w:pPr>
+            <w:r>
+              <w:rPr>
+                <w:b w:val="0"/>
+                <w:i w:val="0"/>
+                <w:sz w:val="13"/>
+              </w:rPr>
+              <w:t>One sentiment score per review</w:t>
+            </w:r>
+          </w:p>
+        </w:tc>
+        <w:tc>
+          <w:tcPr>
+            <w:tcW w:type="dxa" w:w="864"/>
+          </w:tcPr>
+          <w:p>
+            <w:pPr>
+              <w:keepNext/>
+              <w:jc w:val="center"/>
+            </w:pPr>
+            <w:r>
+              <w:rPr>
+                <w:b w:val="0"/>
+                <w:i w:val="0"/>
+                <w:sz w:val="13"/>
+              </w:rPr>
+              <w:t>Out-of-sample</w:t>
+            </w:r>
+          </w:p>
+        </w:tc>
+        <w:tc>
+          <w:tcPr>
+            <w:tcW w:type="dxa" w:w="720"/>
+          </w:tcPr>
+          <w:p>
+            <w:pPr>
+              <w:keepNext/>
+              <w:jc w:val="center"/>
+            </w:pPr>
+            <w:r>
+              <w:rPr>
+                <w:b w:val="0"/>
+                <w:i w:val="0"/>
+                <w:sz w:val="13"/>
+              </w:rPr>
+              <w:t>AUC 85.2%</w:t>
+            </w:r>
+          </w:p>
+        </w:tc>
+        <w:tc>
+          <w:tcPr>
+            <w:tcW w:type="dxa" w:w="547"/>
+          </w:tcPr>
+          <w:p>
+            <w:pPr>
+              <w:keepNext/>
+              <w:jc w:val="center"/>
+            </w:pPr>
+            <w:r>
+              <w:rPr>
+                <w:b w:val="0"/>
+                <w:i w:val="0"/>
+                <w:sz w:val="13"/>
+              </w:rPr>
+              <w:t>No</w:t>
+            </w:r>
+          </w:p>
+        </w:tc>
+      </w:tr>
+      <w:tr>
+        <w:tc>
+          <w:tcPr>
+            <w:tcW w:type="dxa" w:w="1037"/>
+          </w:tcPr>
+          <w:p>
+            <w:pPr>
+              <w:keepNext/>
+              <w:jc w:val="left"/>
+            </w:pPr>
+            <w:r>
+              <w:rPr>
+                <w:b w:val="0"/>
+                <w:i w:val="0"/>
+                <w:sz w:val="13"/>
+              </w:rPr>
+              <w:t>CNN–DNN [5]</w:t>
+            </w:r>
+          </w:p>
+        </w:tc>
+        <w:tc>
+          <w:tcPr>
+            <w:tcW w:type="dxa" w:w="749"/>
+          </w:tcPr>
+          <w:p>
+            <w:pPr>
+              <w:keepNext/>
+              <w:jc w:val="center"/>
+            </w:pPr>
+            <w:r>
+              <w:rPr>
+                <w:b w:val="0"/>
+                <w:i w:val="0"/>
+                <w:sz w:val="13"/>
+              </w:rPr>
+              <w:t>Closure</w:t>
+            </w:r>
+          </w:p>
+        </w:tc>
+        <w:tc>
+          <w:tcPr>
+            <w:tcW w:type="dxa" w:w="1037"/>
+          </w:tcPr>
+          <w:p>
+            <w:pPr>
+              <w:keepNext/>
+              <w:jc w:val="center"/>
+            </w:pPr>
+            <w:r>
+              <w:rPr>
+                <w:b w:val="0"/>
+                <w:i w:val="0"/>
+                <w:sz w:val="13"/>
+              </w:rPr>
+              <w:t>Aspect-wise topic sentiment</w:t>
+            </w:r>
+          </w:p>
+        </w:tc>
+        <w:tc>
+          <w:tcPr>
+            <w:tcW w:type="dxa" w:w="864"/>
+          </w:tcPr>
+          <w:p>
+            <w:pPr>
+              <w:keepNext/>
+              <w:jc w:val="center"/>
+            </w:pPr>
+            <w:r>
+              <w:rPr>
+                <w:b w:val="0"/>
+                <w:i w:val="0"/>
+                <w:sz w:val="13"/>
+              </w:rPr>
+              <w:t>Random CV split</w:t>
+            </w:r>
+          </w:p>
+        </w:tc>
+        <w:tc>
+          <w:tcPr>
+            <w:tcW w:type="dxa" w:w="720"/>
+          </w:tcPr>
+          <w:p>
+            <w:pPr>
+              <w:keepNext/>
+              <w:jc w:val="center"/>
+            </w:pPr>
+            <w:r>
+              <w:rPr>
+                <w:b w:val="0"/>
+                <w:i w:val="0"/>
+                <w:sz w:val="13"/>
+              </w:rPr>
+              <w:t>≈90% accuracy</w:t>
+            </w:r>
+          </w:p>
+        </w:tc>
+        <w:tc>
+          <w:tcPr>
+            <w:tcW w:type="dxa" w:w="547"/>
+          </w:tcPr>
+          <w:p>
+            <w:pPr>
+              <w:keepNext/>
+              <w:jc w:val="center"/>
+            </w:pPr>
+            <w:r>
+              <w:rPr>
+                <w:b w:val="0"/>
+                <w:i w:val="0"/>
+                <w:sz w:val="13"/>
+              </w:rPr>
+              <w:t>No</w:t>
+            </w:r>
+          </w:p>
+        </w:tc>
+      </w:tr>
+      <w:tr>
+        <w:tc>
+          <w:tcPr>
+            <w:tcW w:type="dxa" w:w="1037"/>
+          </w:tcPr>
+          <w:p>
+            <w:pPr>
+              <w:keepNext/>
+              <w:jc w:val="left"/>
+            </w:pPr>
+            <w:r>
+              <w:rPr>
+                <w:b w:val="0"/>
+                <w:i w:val="0"/>
+                <w:sz w:val="13"/>
+              </w:rPr>
+              <w:t>BERT ABSA [12], [13]</w:t>
+            </w:r>
+          </w:p>
+        </w:tc>
+        <w:tc>
+          <w:tcPr>
+            <w:tcW w:type="dxa" w:w="749"/>
+          </w:tcPr>
+          <w:p>
+            <w:pPr>
+              <w:keepNext/>
+              <w:jc w:val="center"/>
+            </w:pPr>
+            <w:r>
+              <w:rPr>
+                <w:b w:val="0"/>
+                <w:i w:val="0"/>
+                <w:sz w:val="13"/>
+              </w:rPr>
+              <w:t>Aspect sentiment</w:t>
+            </w:r>
+          </w:p>
+        </w:tc>
+        <w:tc>
+          <w:tcPr>
+            <w:tcW w:type="dxa" w:w="1037"/>
+          </w:tcPr>
+          <w:p>
+            <w:pPr>
+              <w:keepNext/>
+              <w:jc w:val="center"/>
+            </w:pPr>
+            <w:r>
+              <w:rPr>
+                <w:b w:val="0"/>
+                <w:i w:val="0"/>
+                <w:sz w:val="13"/>
+              </w:rPr>
+              <w:t>Trained on SemEval labels</w:t>
+            </w:r>
+          </w:p>
+        </w:tc>
+        <w:tc>
+          <w:tcPr>
+            <w:tcW w:type="dxa" w:w="864"/>
+          </w:tcPr>
+          <w:p>
+            <w:pPr>
+              <w:keepNext/>
+              <w:jc w:val="center"/>
+            </w:pPr>
+            <w:r>
+              <w:rPr>
+                <w:b w:val="0"/>
+                <w:i w:val="0"/>
+                <w:sz w:val="13"/>
+              </w:rPr>
+              <w:t>SemEval test</w:t>
+            </w:r>
+          </w:p>
+        </w:tc>
+        <w:tc>
+          <w:tcPr>
+            <w:tcW w:type="dxa" w:w="720"/>
+          </w:tcPr>
+          <w:p>
+            <w:pPr>
+              <w:keepNext/>
+              <w:jc w:val="center"/>
+            </w:pPr>
+            <w:r>
+              <w:rPr>
+                <w:b w:val="0"/>
+                <w:i w:val="0"/>
+                <w:sz w:val="13"/>
+              </w:rPr>
+              <w:t>Above ours</w:t>
+            </w:r>
+          </w:p>
+        </w:tc>
+        <w:tc>
+          <w:tcPr>
+            <w:tcW w:type="dxa" w:w="547"/>
+          </w:tcPr>
+          <w:p>
+            <w:pPr>
+              <w:keepNext/>
+              <w:jc w:val="center"/>
+            </w:pPr>
+            <w:r>
+              <w:rPr>
+                <w:b w:val="0"/>
+                <w:i w:val="0"/>
+                <w:sz w:val="13"/>
+              </w:rPr>
+              <w:t>No</w:t>
+            </w:r>
+          </w:p>
+        </w:tc>
+      </w:tr>
+      <w:tr>
+        <w:tc>
+          <w:tcPr>
+            <w:tcW w:type="dxa" w:w="1037"/>
+          </w:tcPr>
+          <w:p>
+            <w:pPr>
+              <w:keepNext/>
+              <w:jc w:val="left"/>
+            </w:pPr>
+            <w:r>
+              <w:rPr>
+                <w:b w:val="0"/>
+                <w:i w:val="0"/>
+                <w:sz w:val="13"/>
+              </w:rPr>
+              <w:t>Radview M2</w:t>
+            </w:r>
+          </w:p>
+        </w:tc>
+        <w:tc>
+          <w:tcPr>
+            <w:tcW w:type="dxa" w:w="749"/>
+          </w:tcPr>
+          <w:p>
+            <w:pPr>
+              <w:keepNext/>
+              <w:jc w:val="center"/>
+            </w:pPr>
+            <w:r>
+              <w:rPr>
+                <w:b w:val="0"/>
+                <w:i w:val="0"/>
+                <w:sz w:val="13"/>
+              </w:rPr>
+              <w:t>Aspect sentiment</w:t>
+            </w:r>
+          </w:p>
+        </w:tc>
+        <w:tc>
+          <w:tcPr>
+            <w:tcW w:type="dxa" w:w="1037"/>
+          </w:tcPr>
+          <w:p>
+            <w:pPr>
+              <w:keepNext/>
+              <w:jc w:val="center"/>
+            </w:pPr>
+            <w:r>
+              <w:rPr>
+                <w:b w:val="0"/>
+                <w:i w:val="0"/>
+                <w:sz w:val="13"/>
+              </w:rPr>
+              <w:t>Weak labels from Yelp</w:t>
+            </w:r>
+          </w:p>
+        </w:tc>
+        <w:tc>
+          <w:tcPr>
+            <w:tcW w:type="dxa" w:w="864"/>
+          </w:tcPr>
+          <w:p>
+            <w:pPr>
+              <w:keepNext/>
+              <w:jc w:val="center"/>
+            </w:pPr>
+            <w:r>
+              <w:rPr>
+                <w:b w:val="0"/>
+                <w:i w:val="0"/>
+                <w:sz w:val="13"/>
+              </w:rPr>
+              <w:t>SemEval test</w:t>
+            </w:r>
+          </w:p>
+        </w:tc>
+        <w:tc>
+          <w:tcPr>
+            <w:tcW w:type="dxa" w:w="720"/>
+          </w:tcPr>
+          <w:p>
+            <w:pPr>
+              <w:keepNext/>
+              <w:jc w:val="center"/>
+            </w:pPr>
+            <w:r>
+              <w:rPr>
+                <w:b w:val="0"/>
+                <w:i w:val="0"/>
+                <w:sz w:val="13"/>
+              </w:rPr>
+              <w:t>Macro-F1 0.750</w:t>
+            </w:r>
+          </w:p>
+        </w:tc>
+        <w:tc>
+          <w:tcPr>
+            <w:tcW w:type="dxa" w:w="547"/>
+          </w:tcPr>
+          <w:p>
+            <w:pPr>
+              <w:keepNext/>
+              <w:jc w:val="center"/>
+            </w:pPr>
+            <w:r>
+              <w:rPr>
+                <w:b w:val="0"/>
+                <w:i w:val="0"/>
+                <w:sz w:val="13"/>
+              </w:rPr>
+              <w:t>—</w:t>
+            </w:r>
+          </w:p>
+        </w:tc>
+      </w:tr>
+      <w:tr>
+        <w:tc>
+          <w:tcPr>
+            <w:tcW w:type="dxa" w:w="1037"/>
+            <w:tcBorders>
+              <w:bottom w:val="single" w:sz="8" w:color="000000"/>
+            </w:tcBorders>
+          </w:tcPr>
+          <w:p>
+            <w:pPr>
+              <w:keepNext w:val="0"/>
+              <w:jc w:val="left"/>
+            </w:pPr>
+            <w:r>
+              <w:rPr>
+                <w:b w:val="0"/>
+                <w:i w:val="0"/>
+                <w:sz w:val="13"/>
+              </w:rPr>
+              <w:t>Radview M4</w:t>
+            </w:r>
+          </w:p>
+        </w:tc>
+        <w:tc>
+          <w:tcPr>
+            <w:tcW w:type="dxa" w:w="749"/>
+            <w:tcBorders>
+              <w:bottom w:val="single" w:sz="8" w:color="000000"/>
+            </w:tcBorders>
+          </w:tcPr>
+          <w:p>
+            <w:pPr>
+              <w:keepNext w:val="0"/>
+              <w:jc w:val="center"/>
+            </w:pPr>
+            <w:r>
+              <w:rPr>
+                <w:b w:val="0"/>
+                <w:i w:val="0"/>
+                <w:sz w:val="13"/>
+              </w:rPr>
+              <w:t>3-month decline</w:t>
+            </w:r>
+          </w:p>
+        </w:tc>
+        <w:tc>
+          <w:tcPr>
+            <w:tcW w:type="dxa" w:w="1037"/>
+            <w:tcBorders>
+              <w:bottom w:val="single" w:sz="8" w:color="000000"/>
+            </w:tcBorders>
+          </w:tcPr>
+          <w:p>
+            <w:pPr>
+              <w:keepNext w:val="0"/>
+              <w:jc w:val="center"/>
+            </w:pPr>
+            <w:r>
+              <w:rPr>
+                <w:b w:val="0"/>
+                <w:i w:val="0"/>
+                <w:sz w:val="13"/>
+              </w:rPr>
+              <w:t>Aspect complaint signals</w:t>
+            </w:r>
+          </w:p>
+        </w:tc>
+        <w:tc>
+          <w:tcPr>
+            <w:tcW w:type="dxa" w:w="864"/>
+            <w:tcBorders>
+              <w:bottom w:val="single" w:sz="8" w:color="000000"/>
+            </w:tcBorders>
+          </w:tcPr>
+          <w:p>
+            <w:pPr>
+              <w:keepNext w:val="0"/>
+              <w:jc w:val="center"/>
+            </w:pPr>
+            <w:r>
+              <w:rPr>
+                <w:b w:val="0"/>
+                <w:i w:val="0"/>
+                <w:sz w:val="13"/>
+              </w:rPr>
+              <w:t>Chronological, purged</w:t>
+            </w:r>
+          </w:p>
+        </w:tc>
+        <w:tc>
+          <w:tcPr>
+            <w:tcW w:type="dxa" w:w="720"/>
+            <w:tcBorders>
+              <w:bottom w:val="single" w:sz="8" w:color="000000"/>
+            </w:tcBorders>
+          </w:tcPr>
+          <w:p>
+            <w:pPr>
+              <w:keepNext w:val="0"/>
+              <w:jc w:val="center"/>
+            </w:pPr>
+            <w:r>
+              <w:rPr>
+                <w:b w:val="0"/>
+                <w:i w:val="0"/>
+                <w:sz w:val="13"/>
+              </w:rPr>
+              <w:t>AUROC 0.734</w:t>
+            </w:r>
+          </w:p>
+        </w:tc>
+        <w:tc>
+          <w:tcPr>
+            <w:tcW w:type="dxa" w:w="547"/>
+            <w:tcBorders>
+              <w:bottom w:val="single" w:sz="8" w:color="000000"/>
+            </w:tcBorders>
+          </w:tcPr>
+          <w:p>
+            <w:pPr>
+              <w:keepNext w:val="0"/>
+              <w:jc w:val="center"/>
+            </w:pPr>
+            <w:r>
+              <w:rPr>
+                <w:b w:val="0"/>
+                <w:i w:val="0"/>
+                <w:sz w:val="13"/>
+              </w:rPr>
+              <w:t>Verified</w:t>
+            </w:r>
+          </w:p>
+        </w:tc>
+      </w:tr>
+    </w:tbl>
+    <w:p>
+      <w:pPr>
+        <w:spacing w:before="20"/>
+      </w:pPr>
+      <w:r>
+        <w:rPr>
+          <w:b w:val="0"/>
+          <w:i/>
+          <w:sz w:val="14"/>
+        </w:rPr>
+        <w:t>Results as reported by each work; the tasks differ, so the numbers are not directly comparable (see text).</w:t>
+      </w:r>
+    </w:p>
+    <w:p>
+      <w:pPr>
+        <w:spacing w:after="80"/>
+      </w:pPr>
     </w:p>
     <w:p>
       <w:pPr>
@@ -7575,7 +12195,7 @@
           <w:b w:val="0"/>
           <w:i w:val="0"/>
         </w:rPr>
-        <w:t>Direct numerical comparison with [4] and [5] would be misleading: both predict permanent closure, an outcome with a much stronger and longer-lasting signal than a three-month rating decline, and [5] uses a random rather than chronological split, which can inflate results through temporal leakage [22]. Qualitatively, Radview adds what both papers leave as future work — aspect-level causes and recommendations — at the cost of a harder, noisier target, and our AUROC of 0.73–0.74 on that target is consistent with the gap between the tasks. Operationally, fine-tuning DistilBERT took 54 minutes and scoring all 152,649 reviews 52 minutes on CPU; training and evaluating all seven forecasters takes under two minutes; a rule-based plan takes a quarter of a second and an open-model plan about 15 s on a T4 GPU. The test-gated Docker image is 3.6 GB; the full stack runs on the RONIN t3.large (8 GB) under k3s with about 1 GB of memory in use, and was first sized on Docker Desktop's single-node cluster (6.8 GiB allocatable); the 27-test suite passes against the real outputs.</w:t>
+        <w:t>Table XV places Radview next to the closest published methods. Direct numerical comparison with [4] and [5] would be misleading: both predict permanent closure, an outcome with a much stronger and longer-lasting signal than a three-month rating decline, and [5] uses a random rather than chronological split, which can inflate results through temporal leakage [22]. Qualitatively, Radview adds what both papers leave as future work — aspect-level causes and recommendations — at the cost of a harder, noisier target, and our AUROC of 0.73–0.76 on that target is consistent with the gap between the tasks. Operationally, on one T4 GPU fine-tuning DistilBERT took about 5 minutes (about an hour on a laptop CPU) and scoring all 152,649 reviews about 14 minutes; training and evaluating all seven forecasters takes under a minute; a rule-based plan takes a tenth of a second and an open-model plan about 19 s. The test-gated Docker image is 3.6 GB; the full stack runs on the RONIN t3.large (8 GB) under k3s with about 1 GB of memory in use, and was first sized on Docker Desktop's single-node cluster (6.8 GiB allocatable); the 43-test suite passes against the real outputs.</w:t>
       </w:r>
     </w:p>
     <w:p>
@@ -7603,7 +12223,7 @@
           <w:b w:val="0"/>
           <w:i w:val="0"/>
         </w:rPr>
-        <w:t>Radview is an end-to-end, containerised system that turns raw restaurant reviews into aspect-level complaint signals, a calibrated decline forecast with two independent explanations, and a ranked action plan in which every claim is mechanically verified. On real Yelp data its fine-tuned DistilBERT is the most accurate aspect model that runs on a CPU, especially for detecting complaints, although a zero-shot open LLM is markedly more accurate at about 127 times the cost per sentence; its agent produced 53 fully grounded plans while rejecting every fabricated claim, and kept a free open model's unsupported claims (31% of its drafts) away from owners; and its GRU is the best multi-signal forecaster. Our main contributions are the aspect-to-action pipeline evaluated on real data, the five-axis verifier with an adversarial test, and a reproducible cloud-native deployment.</w:t>
+        <w:t>Radview is an end-to-end, containerised system that turns raw restaurant reviews into aspect-level complaint signals, a calibrated decline forecast with two independent explanations, and a ranked action plan in which every claim is mechanically verified. On real Yelp data its fine-tuned DistilBERT is the most accurate trained aspect model, especially for detecting complaints, although a zero-shot open LLM is markedly more accurate at about 840 times the cost per sentence; its verifier rejected every fabricated claim, including realistic ones built from real figures, and kept a free open model's unsupported claims (41% of its drafts) away from owners; and complaint spikes mark lasting damage. Our main contributions are the aspect-to-action pipeline evaluated on real data, the five-axis verifier with an adversarial test, and a reproducible cloud-native deployment.</w:t>
       </w:r>
     </w:p>
     <w:p>
@@ -7617,7 +12237,7 @@
           <w:b w:val="0"/>
           <w:i w:val="0"/>
         </w:rPr>
-        <w:t>The evaluation also contradicted two of our expectations, and we consider reporting this part of the contribution: a rating-trend logistic regression forecasts decline marginally better than any model that uses aspect signals, and complaint spikes do not anticipate declines at monthly granularity. Open limitations are the COVID-era test window; weak labels and an evaluation set without a cleanliness category; low review volumes that make individual rates noisy; attributions and star costs that are associational rather than causal; a verifier that checks traceability, not truth; and a small open LLM planner whose claims pass verification only 69% of the time. Future work: train DistilBERT on LLM labels instead of lexicon rules; redefine the spike target as lasting damage relative to the pre-spike baseline; hand-label the exported 300-review Yelp sample; extend to several cities; compare a frontier LLM planner such as Claude with the open model, and collect owner usefulness ratings, which the dashboard already records.</w:t>
+        <w:t>The evaluation also contradicted three of our expectations, and we consider reporting this part of the contribution: a rating-trend logistic regression forecasts decline better than any model that uses aspect signals; the multi-signal models' early warnings are barely better than random alerts; and complaint spikes do not anticipate a further decline at monthly granularity. All three hold on a survivor-free selection of restaurants and, for forecasting, on a pre-pandemic test window. Open limitations are the COVID-era test window; weak labels that partly borrow the star rating and an evaluation set without a cleanliness category; low review volumes that make individual rates noisy; attributions and star costs that are associational rather than causal; a verifier that checks traceability, not truth; and a small open LLM planner whose claims pass verification only 59% of the time. Future work: train DistilBERT on LLM labels instead of lexicon rules; hand-label the exported 300-review Yelp sample; extend to several cities; compare a frontier LLM planner such as Claude with the open model, and collect owner usefulness ratings, which the dashboard already records.</w:t>
       </w:r>
     </w:p>
     <w:p>
@@ -8581,7 +13201,7 @@
         <w:rPr>
           <w:sz w:val="16"/>
         </w:rPr>
-        <w:t>TABLE IX</w:t>
+        <w:t>TABLE XVI</w:t>
       </w:r>
     </w:p>
     <w:p>
